--- a/Raport.docx
+++ b/Raport.docx
@@ -1186,6 +1186,242 @@
         <w:t>Lokalny deskryptor FPFH okazał się najbardziej precyzyjny, podczas gdy 3 wskaźniki PCA dają jedynie bardzo ogólny zarys kształtu. W kolejnym etapie planowana jest standaryzacja cech oraz przetestowanie fuzji deskryptorów.</w:t>
       </w:r>
     </w:p>
+    <w:p>
+      <w:pPr>
+        <w:jc w:val="both"/>
+      </w:pPr>
+    </w:p>
+    <w:p>
+      <w:pPr>
+        <w:jc w:val="both"/>
+      </w:pPr>
+      <w:r>
+        <w:t xml:space="preserve">Definicja pliku </w:t>
+      </w:r>
+      <w:r>
+        <w:t>cache</w:t>
+      </w:r>
+      <w:r>
+        <w:t>.py:</w:t>
+      </w:r>
+    </w:p>
+    <w:p>
+      <w:r>
+        <w:t xml:space="preserve">Plik odpowiada za optymalizację całego potoku danych. Pełna ekstrakcja cech geometrycznych ze wszystkich modeli 3D w zbiorze ModelNet10 (w szczególności 33-wymiarowych histogramów FPFH) zajmuje </w:t>
+      </w:r>
+      <w:r>
+        <w:t>dłuższy czas</w:t>
+      </w:r>
+      <w:r>
+        <w:t xml:space="preserve">. W celu wyeliminowania konieczności powtarzania tych obliczeń przy każdym uruchomieniu skryptów analitycznych zaimplementowano funkcję </w:t>
+      </w:r>
+      <w:proofErr w:type="spellStart"/>
+      <w:r>
+        <w:t>cache_memory</w:t>
+      </w:r>
+      <w:proofErr w:type="spellEnd"/>
+      <w:r>
+        <w:t>, która zapisuje wyznaczone deskryptory do plików binarnych .</w:t>
+      </w:r>
+      <w:proofErr w:type="spellStart"/>
+      <w:r>
+        <w:t>npy</w:t>
+      </w:r>
+      <w:proofErr w:type="spellEnd"/>
+    </w:p>
+    <w:p>
+      <w:r>
+        <w:lastRenderedPageBreak/>
+        <w:t>Działanie algorytmu</w:t>
+      </w:r>
+      <w:r>
+        <w:t>:</w:t>
+      </w:r>
+    </w:p>
+    <w:p>
+      <w:pPr>
+        <w:numPr>
+          <w:ilvl w:val="0"/>
+          <w:numId w:val="16"/>
+        </w:numPr>
+      </w:pPr>
+      <w:r>
+        <w:t>Inicjalizacja katalogu:</w:t>
+      </w:r>
+    </w:p>
+    <w:p>
+      <w:r>
+        <w:t xml:space="preserve">Za pomocą modułu </w:t>
+      </w:r>
+      <w:proofErr w:type="spellStart"/>
+      <w:r>
+        <w:t>pathlib.Path</w:t>
+      </w:r>
+      <w:proofErr w:type="spellEnd"/>
+      <w:r>
+        <w:t xml:space="preserve"> tworzony jest folder cache/ (jeśli jeszcze nie istnieje).</w:t>
+      </w:r>
+    </w:p>
+    <w:p>
+      <w:pPr>
+        <w:numPr>
+          <w:ilvl w:val="0"/>
+          <w:numId w:val="16"/>
+        </w:numPr>
+      </w:pPr>
+      <w:r>
+        <w:t>Weryfikacja obecności kompletnego zestawu plików (</w:t>
+      </w:r>
+      <w:proofErr w:type="spellStart"/>
+      <w:r>
+        <w:t>files_to_check</w:t>
+      </w:r>
+      <w:proofErr w:type="spellEnd"/>
+      <w:r>
+        <w:t>):</w:t>
+      </w:r>
+    </w:p>
+    <w:p>
+      <w:r>
+        <w:t>Sprawdzane jest, czy na dysku istnieje komplet 8 plików .</w:t>
+      </w:r>
+      <w:proofErr w:type="spellStart"/>
+      <w:r>
+        <w:t>npy</w:t>
+      </w:r>
+      <w:proofErr w:type="spellEnd"/>
+      <w:r>
+        <w:t xml:space="preserve"> odpowiadających zadanej liczbie punktów </w:t>
+      </w:r>
+      <m:oMath>
+        <m:r>
+          <w:rPr>
+            <w:rFonts w:ascii="Cambria Math" w:hAnsi="Cambria Math"/>
+          </w:rPr>
+          <m:t>N</m:t>
+        </m:r>
+      </m:oMath>
+      <w:r>
+        <w:t xml:space="preserve"> (po 4 pliki dla zbioru train i test: dla deskryptorów PCA, D2, FPFH oraz etykiet klas labels). </w:t>
+      </w:r>
+    </w:p>
+    <w:p>
+      <w:pPr>
+        <w:numPr>
+          <w:ilvl w:val="0"/>
+          <w:numId w:val="16"/>
+        </w:numPr>
+      </w:pPr>
+      <w:r>
+        <w:t>Ścieżka szybkiego odczytu (gdy pliki istnieją):</w:t>
+      </w:r>
+    </w:p>
+    <w:p>
+      <w:r>
+        <w:t xml:space="preserve">Wykorzystana zostaje funkcja </w:t>
+      </w:r>
+      <w:proofErr w:type="spellStart"/>
+      <w:r>
+        <w:t>np.load</w:t>
+      </w:r>
+      <w:proofErr w:type="spellEnd"/>
+      <w:r>
+        <w:t xml:space="preserve">() do błyskawicznego załadowania gotowych tablic </w:t>
+      </w:r>
+      <w:proofErr w:type="spellStart"/>
+      <w:r>
+        <w:t>numpy</w:t>
+      </w:r>
+      <w:proofErr w:type="spellEnd"/>
+      <w:r>
+        <w:t xml:space="preserve"> bezpośrednio do słowników </w:t>
+      </w:r>
+      <w:proofErr w:type="spellStart"/>
+      <w:r>
+        <w:t>train_data</w:t>
+      </w:r>
+      <w:proofErr w:type="spellEnd"/>
+      <w:r>
+        <w:t xml:space="preserve"> i </w:t>
+      </w:r>
+      <w:proofErr w:type="spellStart"/>
+      <w:r>
+        <w:t>test_data</w:t>
+      </w:r>
+      <w:proofErr w:type="spellEnd"/>
+      <w:r>
+        <w:t xml:space="preserve">. </w:t>
+      </w:r>
+    </w:p>
+    <w:p>
+      <w:r>
+        <w:t>Unikalna lista kategorii (</w:t>
+      </w:r>
+      <w:proofErr w:type="spellStart"/>
+      <w:r>
+        <w:t>categories</w:t>
+      </w:r>
+      <w:proofErr w:type="spellEnd"/>
+      <w:r>
+        <w:t>) generowana jest automatycznie na podstawie wczytanych etykiet treningowych.</w:t>
+      </w:r>
+    </w:p>
+    <w:p>
+      <w:r>
+        <w:t xml:space="preserve">Czas ładowania całego zbioru zostaje zredukowany z kilkunastu minut do ułamka sekundy. </w:t>
+      </w:r>
+    </w:p>
+    <w:p>
+      <w:pPr>
+        <w:numPr>
+          <w:ilvl w:val="0"/>
+          <w:numId w:val="16"/>
+        </w:numPr>
+      </w:pPr>
+      <w:r>
+        <w:t>Ścieżka pierwszej ekstrakcji i zapisu (gdy brak chociaż jednego pliku):</w:t>
+      </w:r>
+    </w:p>
+    <w:p>
+      <w:r>
+        <w:t>Wywoływana jest funkcja ładująca dane (</w:t>
+      </w:r>
+      <w:proofErr w:type="spellStart"/>
+      <w:r>
+        <w:t>load_data_fn</w:t>
+      </w:r>
+      <w:proofErr w:type="spellEnd"/>
+      <w:r>
+        <w:t xml:space="preserve"> przekazana jako argument). </w:t>
+      </w:r>
+    </w:p>
+    <w:p>
+      <w:r>
+        <w:t xml:space="preserve">Po zakończeniu ekstrakcji funkcja </w:t>
+      </w:r>
+      <w:proofErr w:type="spellStart"/>
+      <w:r>
+        <w:t>np.save</w:t>
+      </w:r>
+      <w:proofErr w:type="spellEnd"/>
+      <w:r>
+        <w:t>() zapisuje każdą tablicę cech i etykiet do dedykowanego pliku w formacie binarnym .</w:t>
+      </w:r>
+      <w:proofErr w:type="spellStart"/>
+      <w:r>
+        <w:t>npy</w:t>
+      </w:r>
+      <w:proofErr w:type="spellEnd"/>
+      <w:r>
+        <w:t xml:space="preserve"> (np. train_fpfh_1000p.npy, test_labels_1000p.npy). </w:t>
+      </w:r>
+    </w:p>
+    <w:p>
+      <w:r>
+        <w:t>Zwracane są przygotowane struktury danych.</w:t>
+      </w:r>
+    </w:p>
+    <w:p/>
     <w:sectPr>
       <w:pgSz w:w="11906" w:h="16838"/>
       <w:pgMar w:top="1417" w:right="1417" w:bottom="1417" w:left="1417" w:header="708" w:footer="708" w:gutter="0"/>
@@ -1199,6 +1435,123 @@
 <file path=word/numbering.xml><?xml version="1.0" encoding="utf-8"?>
 <w:numbering xmlns:wpc="http://schemas.microsoft.com/office/word/2010/wordprocessingCanvas" xmlns:cx="http://schemas.microsoft.com/office/drawing/2014/chartex" xmlns:cx1="http://schemas.microsoft.com/office/drawing/2015/9/8/chartex" xmlns:cx2="http://schemas.microsoft.com/office/drawing/2015/10/21/chartex" xmlns:cx3="http://schemas.microsoft.com/office/drawing/2016/5/9/chartex" xmlns:cx4="http://schemas.microsoft.com/office/drawing/2016/5/10/chartex" xmlns:cx5="http://schemas.microsoft.com/office/drawing/2016/5/11/chartex" xmlns:cx6="http://schemas.microsoft.com/office/drawing/2016/5/12/chartex" xmlns:cx7="http://schemas.microsoft.com/office/drawing/2016/5/13/chartex" xmlns:cx8="http://schemas.microsoft.com/office/drawing/2016/5/14/chartex" xmlns:mc="http://schemas.openxmlformats.org/markup-compatibility/2006" xmlns:aink="http://schemas.microsoft.com/office/drawing/2016/ink" xmlns:am3d="http://schemas.microsoft.com/office/drawing/2017/model3d" xmlns:o="urn:schemas-microsoft-com:office:office" xmlns:oel="http://schemas.microsoft.com/office/2019/extlst" xmlns:r="http://schemas.openxmlformats.org/officeDocument/2006/relationships" xmlns:m="http://schemas.openxmlformats.org/officeDocument/2006/math" xmlns:v="urn:schemas-microsoft-com:vml" xmlns:wp14="http://schemas.microsoft.com/office/word/2010/wordprocessingDrawing" xmlns:wp="http://schemas.openxmlformats.org/drawingml/2006/wordprocessingDrawing" xmlns:w10="urn:schemas-microsoft-com:office:word" xmlns:w="http://schemas.openxmlformats.org/wordprocessingml/2006/main" xmlns:w14="http://schemas.microsoft.com/office/word/2010/wordml" xmlns:w15="http://schemas.microsoft.com/office/word/2012/wordml" xmlns:w16cei="http://schemas.microsoft.com/office/word/2026/wordml/cei" xmlns:w16cex="http://schemas.microsoft.com/office/word/2018/wordml/cex" xmlns:w16cid="http://schemas.microsoft.com/office/word/2016/wordml/cid" xmlns:w16="http://schemas.microsoft.com/office/word/2018/wordml" xmlns:w16du="http://schemas.microsoft.com/office/word/2023/wordml/word16du" xmlns:w16sdtdh="http://schemas.microsoft.com/office/word/2020/wordml/sdtdatahash" xmlns:w16sdtfl="http://schemas.microsoft.com/office/word/2024/wordml/sdtformatlock" xmlns:w16se="http://schemas.microsoft.com/office/word/2015/wordml/symex" xmlns:wpg="http://schemas.microsoft.com/office/word/2010/wordprocessingGroup" xmlns:wpi="http://schemas.microsoft.com/office/word/2010/wordprocessingInk" xmlns:wne="http://schemas.microsoft.com/office/word/2006/wordml" xmlns:wps="http://schemas.microsoft.com/office/word/2010/wordprocessingShape" mc:Ignorable="w14 w15 w16se w16cid w16 w16cex w16sdtdh w16sdtfl w16du wp14">
   <w:abstractNum w:abstractNumId="0" w15:restartNumberingAfterBreak="0">
+    <w:nsid w:val="0D4F3B01"/>
+    <w:multiLevelType w:val="multilevel"/>
+    <w:tmpl w:val="2F20233C"/>
+    <w:lvl w:ilvl="0">
+      <w:start w:val="1"/>
+      <w:numFmt w:val="decimal"/>
+      <w:lvlText w:val="%1."/>
+      <w:lvlJc w:val="left"/>
+      <w:pPr>
+        <w:tabs>
+          <w:tab w:val="num" w:pos="720"/>
+        </w:tabs>
+        <w:ind w:left="720" w:hanging="360"/>
+      </w:pPr>
+    </w:lvl>
+    <w:lvl w:ilvl="1">
+      <w:start w:val="1"/>
+      <w:numFmt w:val="bullet"/>
+      <w:lvlText w:val="o"/>
+      <w:lvlJc w:val="left"/>
+      <w:pPr>
+        <w:tabs>
+          <w:tab w:val="num" w:pos="1440"/>
+        </w:tabs>
+        <w:ind w:left="1440" w:hanging="360"/>
+      </w:pPr>
+      <w:rPr>
+        <w:rFonts w:ascii="Courier New" w:hAnsi="Courier New" w:hint="default"/>
+        <w:sz w:val="20"/>
+      </w:rPr>
+    </w:lvl>
+    <w:lvl w:ilvl="2">
+      <w:start w:val="1"/>
+      <w:numFmt w:val="lowerLetter"/>
+      <w:lvlText w:val="%3)"/>
+      <w:lvlJc w:val="left"/>
+      <w:pPr>
+        <w:ind w:left="2160" w:hanging="360"/>
+      </w:pPr>
+      <w:rPr>
+        <w:rFonts w:hint="default"/>
+      </w:rPr>
+    </w:lvl>
+    <w:lvl w:ilvl="3" w:tentative="1">
+      <w:start w:val="1"/>
+      <w:numFmt w:val="decimal"/>
+      <w:lvlText w:val="%4."/>
+      <w:lvlJc w:val="left"/>
+      <w:pPr>
+        <w:tabs>
+          <w:tab w:val="num" w:pos="2880"/>
+        </w:tabs>
+        <w:ind w:left="2880" w:hanging="360"/>
+      </w:pPr>
+    </w:lvl>
+    <w:lvl w:ilvl="4" w:tentative="1">
+      <w:start w:val="1"/>
+      <w:numFmt w:val="decimal"/>
+      <w:lvlText w:val="%5."/>
+      <w:lvlJc w:val="left"/>
+      <w:pPr>
+        <w:tabs>
+          <w:tab w:val="num" w:pos="3600"/>
+        </w:tabs>
+        <w:ind w:left="3600" w:hanging="360"/>
+      </w:pPr>
+    </w:lvl>
+    <w:lvl w:ilvl="5" w:tentative="1">
+      <w:start w:val="1"/>
+      <w:numFmt w:val="decimal"/>
+      <w:lvlText w:val="%6."/>
+      <w:lvlJc w:val="left"/>
+      <w:pPr>
+        <w:tabs>
+          <w:tab w:val="num" w:pos="4320"/>
+        </w:tabs>
+        <w:ind w:left="4320" w:hanging="360"/>
+      </w:pPr>
+    </w:lvl>
+    <w:lvl w:ilvl="6" w:tentative="1">
+      <w:start w:val="1"/>
+      <w:numFmt w:val="decimal"/>
+      <w:lvlText w:val="%7."/>
+      <w:lvlJc w:val="left"/>
+      <w:pPr>
+        <w:tabs>
+          <w:tab w:val="num" w:pos="5040"/>
+        </w:tabs>
+        <w:ind w:left="5040" w:hanging="360"/>
+      </w:pPr>
+    </w:lvl>
+    <w:lvl w:ilvl="7" w:tentative="1">
+      <w:start w:val="1"/>
+      <w:numFmt w:val="decimal"/>
+      <w:lvlText w:val="%8."/>
+      <w:lvlJc w:val="left"/>
+      <w:pPr>
+        <w:tabs>
+          <w:tab w:val="num" w:pos="5760"/>
+        </w:tabs>
+        <w:ind w:left="5760" w:hanging="360"/>
+      </w:pPr>
+    </w:lvl>
+    <w:lvl w:ilvl="8" w:tentative="1">
+      <w:start w:val="1"/>
+      <w:numFmt w:val="decimal"/>
+      <w:lvlText w:val="%9."/>
+      <w:lvlJc w:val="left"/>
+      <w:pPr>
+        <w:tabs>
+          <w:tab w:val="num" w:pos="6480"/>
+        </w:tabs>
+        <w:ind w:left="6480" w:hanging="360"/>
+      </w:pPr>
+    </w:lvl>
+  </w:abstractNum>
+  <w:abstractNum w:abstractNumId="1" w15:restartNumberingAfterBreak="0">
     <w:nsid w:val="0E1F7B9B"/>
     <w:multiLevelType w:val="hybridMultilevel"/>
     <w:tmpl w:val="3CACF060"/>
@@ -1287,7 +1640,7 @@
       </w:pPr>
     </w:lvl>
   </w:abstractNum>
-  <w:abstractNum w:abstractNumId="1" w15:restartNumberingAfterBreak="0">
+  <w:abstractNum w:abstractNumId="2" w15:restartNumberingAfterBreak="0">
     <w:nsid w:val="14913D07"/>
     <w:multiLevelType w:val="hybridMultilevel"/>
     <w:tmpl w:val="A8B01C12"/>
@@ -1376,7 +1729,7 @@
       </w:pPr>
     </w:lvl>
   </w:abstractNum>
-  <w:abstractNum w:abstractNumId="2" w15:restartNumberingAfterBreak="0">
+  <w:abstractNum w:abstractNumId="3" w15:restartNumberingAfterBreak="0">
     <w:nsid w:val="175D792C"/>
     <w:multiLevelType w:val="multilevel"/>
     <w:tmpl w:val="BFB2939E"/>
@@ -1525,7 +1878,7 @@
       </w:rPr>
     </w:lvl>
   </w:abstractNum>
-  <w:abstractNum w:abstractNumId="3" w15:restartNumberingAfterBreak="0">
+  <w:abstractNum w:abstractNumId="4" w15:restartNumberingAfterBreak="0">
     <w:nsid w:val="1EB960D0"/>
     <w:multiLevelType w:val="multilevel"/>
     <w:tmpl w:val="AC8E3E50"/>
@@ -1638,7 +1991,7 @@
       </w:pPr>
     </w:lvl>
   </w:abstractNum>
-  <w:abstractNum w:abstractNumId="4" w15:restartNumberingAfterBreak="0">
+  <w:abstractNum w:abstractNumId="5" w15:restartNumberingAfterBreak="0">
     <w:nsid w:val="231B7634"/>
     <w:multiLevelType w:val="multilevel"/>
     <w:tmpl w:val="DAA21668"/>
@@ -1787,7 +2140,7 @@
       </w:rPr>
     </w:lvl>
   </w:abstractNum>
-  <w:abstractNum w:abstractNumId="5" w15:restartNumberingAfterBreak="0">
+  <w:abstractNum w:abstractNumId="6" w15:restartNumberingAfterBreak="0">
     <w:nsid w:val="3055625D"/>
     <w:multiLevelType w:val="hybridMultilevel"/>
     <w:tmpl w:val="664278E6"/>
@@ -1876,7 +2229,7 @@
       </w:pPr>
     </w:lvl>
   </w:abstractNum>
-  <w:abstractNum w:abstractNumId="6" w15:restartNumberingAfterBreak="0">
+  <w:abstractNum w:abstractNumId="7" w15:restartNumberingAfterBreak="0">
     <w:nsid w:val="408577D6"/>
     <w:multiLevelType w:val="multilevel"/>
     <w:tmpl w:val="355A4126"/>
@@ -1989,7 +2342,7 @@
       </w:pPr>
     </w:lvl>
   </w:abstractNum>
-  <w:abstractNum w:abstractNumId="7" w15:restartNumberingAfterBreak="0">
+  <w:abstractNum w:abstractNumId="8" w15:restartNumberingAfterBreak="0">
     <w:nsid w:val="469E6B00"/>
     <w:multiLevelType w:val="multilevel"/>
     <w:tmpl w:val="4D124518"/>
@@ -2102,7 +2455,7 @@
       </w:pPr>
     </w:lvl>
   </w:abstractNum>
-  <w:abstractNum w:abstractNumId="8" w15:restartNumberingAfterBreak="0">
+  <w:abstractNum w:abstractNumId="9" w15:restartNumberingAfterBreak="0">
     <w:nsid w:val="52205752"/>
     <w:multiLevelType w:val="hybridMultilevel"/>
     <w:tmpl w:val="5D2015C8"/>
@@ -2215,7 +2568,7 @@
       </w:rPr>
     </w:lvl>
   </w:abstractNum>
-  <w:abstractNum w:abstractNumId="9" w15:restartNumberingAfterBreak="0">
+  <w:abstractNum w:abstractNumId="10" w15:restartNumberingAfterBreak="0">
     <w:nsid w:val="636B4351"/>
     <w:multiLevelType w:val="multilevel"/>
     <w:tmpl w:val="8FDA4392"/>
@@ -2364,7 +2717,7 @@
       </w:rPr>
     </w:lvl>
   </w:abstractNum>
-  <w:abstractNum w:abstractNumId="10" w15:restartNumberingAfterBreak="0">
+  <w:abstractNum w:abstractNumId="11" w15:restartNumberingAfterBreak="0">
     <w:nsid w:val="63FA4C8F"/>
     <w:multiLevelType w:val="hybridMultilevel"/>
     <w:tmpl w:val="BDC605E4"/>
@@ -2453,7 +2806,7 @@
       </w:pPr>
     </w:lvl>
   </w:abstractNum>
-  <w:abstractNum w:abstractNumId="11" w15:restartNumberingAfterBreak="0">
+  <w:abstractNum w:abstractNumId="12" w15:restartNumberingAfterBreak="0">
     <w:nsid w:val="687C18EF"/>
     <w:multiLevelType w:val="multilevel"/>
     <w:tmpl w:val="766447D0"/>
@@ -2566,7 +2919,7 @@
       </w:pPr>
     </w:lvl>
   </w:abstractNum>
-  <w:abstractNum w:abstractNumId="12" w15:restartNumberingAfterBreak="0">
+  <w:abstractNum w:abstractNumId="13" w15:restartNumberingAfterBreak="0">
     <w:nsid w:val="6EEF0378"/>
     <w:multiLevelType w:val="hybridMultilevel"/>
     <w:tmpl w:val="34DE8E4C"/>
@@ -2655,7 +3008,7 @@
       </w:pPr>
     </w:lvl>
   </w:abstractNum>
-  <w:abstractNum w:abstractNumId="13" w15:restartNumberingAfterBreak="0">
+  <w:abstractNum w:abstractNumId="14" w15:restartNumberingAfterBreak="0">
     <w:nsid w:val="77751FA5"/>
     <w:multiLevelType w:val="hybridMultilevel"/>
     <w:tmpl w:val="92F09E88"/>
@@ -2744,7 +3097,7 @@
       </w:pPr>
     </w:lvl>
   </w:abstractNum>
-  <w:abstractNum w:abstractNumId="14" w15:restartNumberingAfterBreak="0">
+  <w:abstractNum w:abstractNumId="15" w15:restartNumberingAfterBreak="0">
     <w:nsid w:val="7D4F130D"/>
     <w:multiLevelType w:val="multilevel"/>
     <w:tmpl w:val="0B68E444"/>
@@ -2894,48 +3247,51 @@
     </w:lvl>
   </w:abstractNum>
   <w:num w:numId="1" w16cid:durableId="113210579">
+    <w:abstractNumId w:val="4"/>
+  </w:num>
+  <w:num w:numId="2" w16cid:durableId="1802111559">
+    <w:abstractNumId w:val="5"/>
+  </w:num>
+  <w:num w:numId="3" w16cid:durableId="1005060148">
     <w:abstractNumId w:val="3"/>
   </w:num>
-  <w:num w:numId="2" w16cid:durableId="1802111559">
-    <w:abstractNumId w:val="4"/>
+  <w:num w:numId="4" w16cid:durableId="1329409442">
+    <w:abstractNumId w:val="10"/>
   </w:num>
-  <w:num w:numId="3" w16cid:durableId="1005060148">
+  <w:num w:numId="5" w16cid:durableId="1347976950">
+    <w:abstractNumId w:val="15"/>
+  </w:num>
+  <w:num w:numId="6" w16cid:durableId="287703402">
+    <w:abstractNumId w:val="8"/>
+  </w:num>
+  <w:num w:numId="7" w16cid:durableId="1130779455">
+    <w:abstractNumId w:val="12"/>
+  </w:num>
+  <w:num w:numId="8" w16cid:durableId="1313170673">
+    <w:abstractNumId w:val="7"/>
+  </w:num>
+  <w:num w:numId="9" w16cid:durableId="1342317978">
+    <w:abstractNumId w:val="14"/>
+  </w:num>
+  <w:num w:numId="10" w16cid:durableId="1325815506">
+    <w:abstractNumId w:val="9"/>
+  </w:num>
+  <w:num w:numId="11" w16cid:durableId="177668701">
+    <w:abstractNumId w:val="11"/>
+  </w:num>
+  <w:num w:numId="12" w16cid:durableId="554395104">
+    <w:abstractNumId w:val="13"/>
+  </w:num>
+  <w:num w:numId="13" w16cid:durableId="667096413">
+    <w:abstractNumId w:val="6"/>
+  </w:num>
+  <w:num w:numId="14" w16cid:durableId="414205644">
     <w:abstractNumId w:val="2"/>
   </w:num>
-  <w:num w:numId="4" w16cid:durableId="1329409442">
-    <w:abstractNumId w:val="9"/>
-  </w:num>
-  <w:num w:numId="5" w16cid:durableId="1347976950">
-    <w:abstractNumId w:val="14"/>
-  </w:num>
-  <w:num w:numId="6" w16cid:durableId="287703402">
-    <w:abstractNumId w:val="7"/>
-  </w:num>
-  <w:num w:numId="7" w16cid:durableId="1130779455">
-    <w:abstractNumId w:val="11"/>
-  </w:num>
-  <w:num w:numId="8" w16cid:durableId="1313170673">
-    <w:abstractNumId w:val="6"/>
-  </w:num>
-  <w:num w:numId="9" w16cid:durableId="1342317978">
-    <w:abstractNumId w:val="13"/>
-  </w:num>
-  <w:num w:numId="10" w16cid:durableId="1325815506">
-    <w:abstractNumId w:val="8"/>
-  </w:num>
-  <w:num w:numId="11" w16cid:durableId="177668701">
-    <w:abstractNumId w:val="10"/>
-  </w:num>
-  <w:num w:numId="12" w16cid:durableId="554395104">
-    <w:abstractNumId w:val="12"/>
-  </w:num>
-  <w:num w:numId="13" w16cid:durableId="667096413">
-    <w:abstractNumId w:val="5"/>
-  </w:num>
-  <w:num w:numId="14" w16cid:durableId="414205644">
+  <w:num w:numId="15" w16cid:durableId="1500343794">
     <w:abstractNumId w:val="1"/>
   </w:num>
-  <w:num w:numId="15" w16cid:durableId="1500343794">
+  <w:num w:numId="16" w16cid:durableId="375549197">
     <w:abstractNumId w:val="0"/>
   </w:num>
 </w:numbering>

--- a/Raport.docx
+++ b/Raport.docx
@@ -1,10 +1,11 @@
 
 <file path=word/document.xml><?xml version="1.0" encoding="utf-8"?>
-<w:document xmlns:wpc="http://schemas.microsoft.com/office/word/2010/wordprocessingCanvas" xmlns:cx="http://schemas.microsoft.com/office/drawing/2014/chartex" xmlns:cx1="http://schemas.microsoft.com/office/drawing/2015/9/8/chartex" xmlns:cx2="http://schemas.microsoft.com/office/drawing/2015/10/21/chartex" xmlns:cx3="http://schemas.microsoft.com/office/drawing/2016/5/9/chartex" xmlns:cx4="http://schemas.microsoft.com/office/drawing/2016/5/10/chartex" xmlns:cx5="http://schemas.microsoft.com/office/drawing/2016/5/11/chartex" xmlns:cx6="http://schemas.microsoft.com/office/drawing/2016/5/12/chartex" xmlns:cx7="http://schemas.microsoft.com/office/drawing/2016/5/13/chartex" xmlns:cx8="http://schemas.microsoft.com/office/drawing/2016/5/14/chartex" xmlns:mc="http://schemas.openxmlformats.org/markup-compatibility/2006" xmlns:aink="http://schemas.microsoft.com/office/drawing/2016/ink" xmlns:am3d="http://schemas.microsoft.com/office/drawing/2017/model3d" xmlns:o="urn:schemas-microsoft-com:office:office" xmlns:oel="http://schemas.microsoft.com/office/2019/extlst" xmlns:r="http://schemas.openxmlformats.org/officeDocument/2006/relationships" xmlns:m="http://schemas.openxmlformats.org/officeDocument/2006/math" xmlns:v="urn:schemas-microsoft-com:vml" xmlns:wp14="http://schemas.microsoft.com/office/word/2010/wordprocessingDrawing" xmlns:wp="http://schemas.openxmlformats.org/drawingml/2006/wordprocessingDrawing" xmlns:w10="urn:schemas-microsoft-com:office:word" xmlns:w="http://schemas.openxmlformats.org/wordprocessingml/2006/main" xmlns:w14="http://schemas.microsoft.com/office/word/2010/wordml" xmlns:w15="http://schemas.microsoft.com/office/word/2012/wordml" xmlns:w16cei="http://schemas.microsoft.com/office/word/2026/wordml/cei" xmlns:w16cex="http://schemas.microsoft.com/office/word/2018/wordml/cex" xmlns:w16cid="http://schemas.microsoft.com/office/word/2016/wordml/cid" xmlns:w16="http://schemas.microsoft.com/office/word/2018/wordml" xmlns:w16du="http://schemas.microsoft.com/office/word/2023/wordml/word16du" xmlns:w16sdtdh="http://schemas.microsoft.com/office/word/2020/wordml/sdtdatahash" xmlns:w16sdtfl="http://schemas.microsoft.com/office/word/2024/wordml/sdtformatlock" xmlns:w16se="http://schemas.microsoft.com/office/word/2015/wordml/symex" xmlns:wpg="http://schemas.microsoft.com/office/word/2010/wordprocessingGroup" xmlns:wpi="http://schemas.microsoft.com/office/word/2010/wordprocessingInk" xmlns:wne="http://schemas.microsoft.com/office/word/2006/wordml" xmlns:wps="http://schemas.microsoft.com/office/word/2010/wordprocessingShape" mc:Ignorable="w14 w15 w16se w16cid w16 w16cex w16sdtdh w16sdtfl w16du wp14">
+<w:document xmlns:wpc="http://schemas.microsoft.com/office/word/2010/wordprocessingCanvas" xmlns:cx="http://schemas.microsoft.com/office/drawing/2014/chartex" xmlns:cx1="http://schemas.microsoft.com/office/drawing/2015/9/8/chartex" xmlns:cx2="http://schemas.microsoft.com/office/drawing/2015/10/21/chartex" xmlns:cx3="http://schemas.microsoft.com/office/drawing/2016/5/9/chartex" xmlns:cx4="http://schemas.microsoft.com/office/drawing/2016/5/10/chartex" xmlns:cx5="http://schemas.microsoft.com/office/drawing/2016/5/11/chartex" xmlns:cx6="http://schemas.microsoft.com/office/drawing/2016/5/12/chartex" xmlns:cx7="http://schemas.microsoft.com/office/drawing/2016/5/13/chartex" xmlns:cx8="http://schemas.microsoft.com/office/drawing/2016/5/14/chartex" xmlns:mc="http://schemas.openxmlformats.org/markup-compatibility/2006" xmlns:aink="http://schemas.microsoft.com/office/drawing/2016/ink" xmlns:am3d="http://schemas.microsoft.com/office/drawing/2017/model3d" xmlns:o="urn:schemas-microsoft-com:office:office" xmlns:oel="http://schemas.microsoft.com/office/2019/extlst" xmlns:r="http://schemas.openxmlformats.org/officeDocument/2006/relationships" xmlns:m="http://schemas.openxmlformats.org/officeDocument/2006/math" xmlns:v="urn:schemas-microsoft-com:vml" xmlns:wp14="http://schemas.microsoft.com/office/word/2010/wordprocessingDrawing" xmlns:wp="http://schemas.openxmlformats.org/drawingml/2006/wordprocessingDrawing" xmlns:w10="urn:schemas-microsoft-com:office:word" xmlns:w="http://schemas.openxmlformats.org/wordprocessingml/2006/main" xmlns:w14="http://schemas.microsoft.com/office/word/2010/wordml" xmlns:w15="http://schemas.microsoft.com/office/word/2012/wordml" xmlns:w16cex="http://schemas.microsoft.com/office/word/2018/wordml/cex" xmlns:w16cid="http://schemas.microsoft.com/office/word/2016/wordml/cid" xmlns:w16="http://schemas.microsoft.com/office/word/2018/wordml" xmlns:w16du="http://schemas.microsoft.com/office/word/2023/wordml/word16du" xmlns:w16sdtdh="http://schemas.microsoft.com/office/word/2020/wordml/sdtdatahash" xmlns:w16sdtfl="http://schemas.microsoft.com/office/word/2024/wordml/sdtformatlock" xmlns:w16se="http://schemas.microsoft.com/office/word/2015/wordml/symex" xmlns:wpg="http://schemas.microsoft.com/office/word/2010/wordprocessingGroup" xmlns:wpi="http://schemas.microsoft.com/office/word/2010/wordprocessingInk" xmlns:wne="http://schemas.microsoft.com/office/word/2006/wordml" xmlns:wps="http://schemas.microsoft.com/office/word/2010/wordprocessingShape" mc:Ignorable="w14 w15 w16se w16cid w16 w16cex w16sdtdh w16sdtfl w16du wp14">
   <w:body>
     <w:p>
       <w:pPr>
         <w:pStyle w:val="Nagwek2"/>
+        <w:jc w:val="both"/>
       </w:pPr>
       <w:r>
         <w:t>Raport</w:t>
@@ -12,6 +13,7 @@
     </w:p>
     <w:p>
       <w:pPr>
+        <w:jc w:val="both"/>
         <w:rPr>
           <w:rStyle w:val="Wyrnieniedelikatne"/>
         </w:rPr>
@@ -38,6 +40,9 @@
       </w:r>
     </w:p>
     <w:p>
+      <w:pPr>
+        <w:jc w:val="both"/>
+      </w:pPr>
       <w:r>
         <w:t>Celem realizowanego projektu jest zbudowanie potoku przetwarzania i klasyfikacji danych trójwymiarowych pochodzących ze zbioru</w:t>
       </w:r>
@@ -115,11 +120,17 @@
       </w:r>
     </w:p>
     <w:p>
+      <w:pPr>
+        <w:jc w:val="both"/>
+      </w:pPr>
       <w:r>
         <w:t>Tydzień 1:</w:t>
       </w:r>
     </w:p>
     <w:p>
+      <w:pPr>
+        <w:jc w:val="both"/>
+      </w:pPr>
       <w:r>
         <w:t>Na początku skupiono się na przygotowaniu znormalizowanej reprezentacji chmury punktów</w:t>
       </w:r>
@@ -129,13 +140,18 @@
     </w:p>
     <w:p>
       <w:pPr>
+        <w:jc w:val="both"/>
         <w:rPr>
           <w:rStyle w:val="Uwydatnienie"/>
+          <w:b/>
+          <w:bCs/>
         </w:rPr>
       </w:pPr>
       <w:r>
         <w:rPr>
           <w:rStyle w:val="Uwydatnienie"/>
+          <w:b/>
+          <w:bCs/>
         </w:rPr>
         <w:t>Definicja pliku data_loader.py:</w:t>
       </w:r>
@@ -147,6 +163,7 @@
           <w:ilvl w:val="0"/>
           <w:numId w:val="9"/>
         </w:numPr>
+        <w:jc w:val="both"/>
       </w:pPr>
       <w:r>
         <w:t>Równomierne próbkowanie powierzchni (</w:t>
@@ -167,6 +184,7 @@
           <w:ilvl w:val="0"/>
           <w:numId w:val="10"/>
         </w:numPr>
+        <w:jc w:val="both"/>
       </w:pPr>
       <w:r>
         <w:t>Z całej powierzchni siatki generowana jest dyskretna chmura punktów o stałej liczności N=1000</w:t>
@@ -179,6 +197,7 @@
           <w:ilvl w:val="0"/>
           <w:numId w:val="9"/>
         </w:numPr>
+        <w:jc w:val="both"/>
       </w:pPr>
       <w:r>
         <w:t>Wycentrowanie chmury w punkcie [0,0,0]</w:t>
@@ -191,6 +210,7 @@
           <w:ilvl w:val="0"/>
           <w:numId w:val="10"/>
         </w:numPr>
+        <w:jc w:val="both"/>
       </w:pPr>
       <w:r>
         <w:t xml:space="preserve">Obliczanie wektora środka ciężkości </w:t>
@@ -203,6 +223,7 @@
           <w:ilvl w:val="0"/>
           <w:numId w:val="10"/>
         </w:numPr>
+        <w:jc w:val="both"/>
       </w:pPr>
       <w:r>
         <w:t>Odjęcie wektora od każdego punktu</w:t>
@@ -215,6 +236,7 @@
           <w:ilvl w:val="0"/>
           <w:numId w:val="10"/>
         </w:numPr>
+        <w:jc w:val="both"/>
       </w:pPr>
       <w:r>
         <w:t>Cel: Przesunięcie bryły w przestrzeni 3D by geometryczny środek był idealnie w początku układu współrzędnych</w:t>
@@ -227,6 +249,7 @@
           <w:ilvl w:val="0"/>
           <w:numId w:val="9"/>
         </w:numPr>
+        <w:jc w:val="both"/>
       </w:pPr>
       <w:r>
         <w:t>Skalowanie do sfery jednostkowej (r=1)</w:t>
@@ -239,6 +262,7 @@
           <w:ilvl w:val="0"/>
           <w:numId w:val="10"/>
         </w:numPr>
+        <w:jc w:val="both"/>
       </w:pPr>
       <w:r>
         <w:t>Wyszukiwanie punktu najdalej oddalonego od środka [0,0,0]</w:t>
@@ -251,6 +275,7 @@
           <w:ilvl w:val="0"/>
           <w:numId w:val="10"/>
         </w:numPr>
+        <w:jc w:val="both"/>
       </w:pPr>
       <w:r>
         <w:t>Współrzędne wszystkich punktów są dzielone przez wartość punktu najdalej oddalonego (ten z punktu wyżej)</w:t>
@@ -263,6 +288,7 @@
           <w:ilvl w:val="0"/>
           <w:numId w:val="10"/>
         </w:numPr>
+        <w:jc w:val="both"/>
       </w:pPr>
       <w:r>
         <w:t>Przeskalowanie obiektu by całość mieściła się wewnątrz kuli o promieniu r=1</w:t>
@@ -275,6 +301,7 @@
           <w:ilvl w:val="0"/>
           <w:numId w:val="9"/>
         </w:numPr>
+        <w:jc w:val="both"/>
       </w:pPr>
       <w:r>
         <w:t>Weryfikacja statystyczna</w:t>
@@ -287,6 +314,7 @@
           <w:ilvl w:val="0"/>
           <w:numId w:val="10"/>
         </w:numPr>
+        <w:jc w:val="both"/>
       </w:pPr>
       <w:r>
         <w:t>Wypisanie liczby punktów (1000, można modyfikować na 2048 jak w poleceniu), współrzędnych środka oraz promienia maksymalnego</w:t>
@@ -299,6 +327,7 @@
           <w:ilvl w:val="0"/>
           <w:numId w:val="10"/>
         </w:numPr>
+        <w:jc w:val="both"/>
       </w:pPr>
       <w:r>
         <w:t>Tworzenie b</w:t>
@@ -330,30 +359,146 @@
           <w:ilvl w:val="0"/>
           <w:numId w:val="10"/>
         </w:numPr>
+        <w:jc w:val="both"/>
       </w:pPr>
       <w:r>
         <w:t>Wyświetlenie wizualizacji w oknie 3D z możliwością obrotu modelu</w:t>
       </w:r>
     </w:p>
-    <w:p/>
-    <w:p>
-      <w:r>
+    <w:p>
+      <w:pPr>
+        <w:jc w:val="both"/>
+        <w:rPr>
+          <w:b/>
+          <w:bCs/>
+        </w:rPr>
+      </w:pPr>
+      <w:r>
+        <w:rPr>
+          <w:b/>
+          <w:bCs/>
+        </w:rPr>
         <w:t>Opis deskryptorów z pliku praktyk:</w:t>
       </w:r>
     </w:p>
     <w:p>
+      <w:pPr>
+        <w:jc w:val="both"/>
+      </w:pPr>
       <w:r>
         <w:t>1. Deskryptor cech własnych PCA:</w:t>
       </w:r>
     </w:p>
     <w:p>
+      <w:pPr>
+        <w:jc w:val="both"/>
+      </w:pPr>
+      <w:r>
+        <w:t>Dla całej chmury punktów (lub lokalnie dla każdego punktu) liczy się macierz kowariancji współrzędnych X, Y, Z, a z niej wyznacza wartości własne</w:t>
+      </w:r>
+      <w:r>
+        <w:t xml:space="preserve"> </w:t>
+      </w:r>
+      <m:oMath>
+        <m:sSub>
+          <m:sSubPr>
+            <m:ctrlPr>
+              <w:rPr>
+                <w:rFonts w:ascii="Cambria Math" w:hAnsi="Cambria Math"/>
+                <w:i/>
+              </w:rPr>
+            </m:ctrlPr>
+          </m:sSubPr>
+          <m:e>
+            <m:r>
+              <w:rPr>
+                <w:rFonts w:ascii="Cambria Math" w:hAnsi="Cambria Math"/>
+              </w:rPr>
+              <m:t>λ</m:t>
+            </m:r>
+          </m:e>
+          <m:sub>
+            <m:r>
+              <w:rPr>
+                <w:rFonts w:ascii="Cambria Math" w:hAnsi="Cambria Math"/>
+              </w:rPr>
+              <m:t>1</m:t>
+            </m:r>
+          </m:sub>
+        </m:sSub>
+      </m:oMath>
+      <w:r>
+        <w:t xml:space="preserve">, </w:t>
+      </w:r>
+      <m:oMath>
+        <m:sSub>
+          <m:sSubPr>
+            <m:ctrlPr>
+              <w:rPr>
+                <w:rFonts w:ascii="Cambria Math" w:hAnsi="Cambria Math"/>
+                <w:i/>
+              </w:rPr>
+            </m:ctrlPr>
+          </m:sSubPr>
+          <m:e>
+            <m:r>
+              <w:rPr>
+                <w:rFonts w:ascii="Cambria Math" w:hAnsi="Cambria Math"/>
+              </w:rPr>
+              <m:t>λ</m:t>
+            </m:r>
+          </m:e>
+          <m:sub>
+            <m:r>
+              <w:rPr>
+                <w:rFonts w:ascii="Cambria Math" w:hAnsi="Cambria Math"/>
+              </w:rPr>
+              <m:t>2</m:t>
+            </m:r>
+          </m:sub>
+        </m:sSub>
+      </m:oMath>
+      <w:r>
+        <w:t xml:space="preserve">, </w:t>
+      </w:r>
+      <m:oMath>
+        <m:sSub>
+          <m:sSubPr>
+            <m:ctrlPr>
+              <w:rPr>
+                <w:rFonts w:ascii="Cambria Math" w:hAnsi="Cambria Math"/>
+                <w:i/>
+              </w:rPr>
+            </m:ctrlPr>
+          </m:sSubPr>
+          <m:e>
+            <m:r>
+              <w:rPr>
+                <w:rFonts w:ascii="Cambria Math" w:hAnsi="Cambria Math"/>
+              </w:rPr>
+              <m:t>λ</m:t>
+            </m:r>
+          </m:e>
+          <m:sub>
+            <m:r>
+              <w:rPr>
+                <w:rFonts w:ascii="Cambria Math" w:hAnsi="Cambria Math"/>
+              </w:rPr>
+              <m:t>3</m:t>
+            </m:r>
+          </m:sub>
+        </m:sSub>
+      </m:oMath>
+      <w:r>
+        <w:t>. Z nich wylicza się proste wskaźniki geometryczne:</w:t>
+      </w:r>
+    </w:p>
+    <w:p>
+      <w:pPr>
+        <w:jc w:val="both"/>
+      </w:pPr>
       <w:r>
         <w:lastRenderedPageBreak/>
-        <w:t>Dla całej chmury punktów (lub lokalnie dla każdego punktu) liczy się macierz kowariancji współrzędnych X, Y, Z, a z niej wyznacza wartości własne lambda_1, lambda_2, lambda_3. Z nich wylicza się proste wskaźniki geometryczne:</w:t>
-      </w:r>
-    </w:p>
-    <w:p>
-      <w:r>
         <w:t xml:space="preserve">▪ </w:t>
       </w:r>
       <w:proofErr w:type="spellStart"/>
@@ -362,10 +507,116 @@
       </w:r>
       <w:proofErr w:type="spellEnd"/>
       <w:r>
-        <w:t xml:space="preserve"> (liniowość): lambda_1 - lambda_2 / lambda_1</w:t>
-      </w:r>
-    </w:p>
-    <w:p>
+        <w:t xml:space="preserve"> (liniowość): </w:t>
+      </w:r>
+      <w:r>
+        <w:t xml:space="preserve"> </w:t>
+      </w:r>
+      <m:oMath>
+        <m:f>
+          <m:fPr>
+            <m:ctrlPr>
+              <w:rPr>
+                <w:rFonts w:ascii="Cambria Math" w:hAnsi="Cambria Math"/>
+                <w:i/>
+              </w:rPr>
+            </m:ctrlPr>
+          </m:fPr>
+          <m:num>
+            <m:sSub>
+              <m:sSubPr>
+                <m:ctrlPr>
+                  <w:rPr>
+                    <w:rFonts w:ascii="Cambria Math" w:hAnsi="Cambria Math"/>
+                    <w:i/>
+                  </w:rPr>
+                </m:ctrlPr>
+              </m:sSubPr>
+              <m:e>
+                <m:r>
+                  <w:rPr>
+                    <w:rFonts w:ascii="Cambria Math" w:hAnsi="Cambria Math"/>
+                  </w:rPr>
+                  <m:t>λ</m:t>
+                </m:r>
+              </m:e>
+              <m:sub>
+                <m:r>
+                  <w:rPr>
+                    <w:rFonts w:ascii="Cambria Math" w:hAnsi="Cambria Math"/>
+                  </w:rPr>
+                  <m:t>1</m:t>
+                </m:r>
+              </m:sub>
+            </m:sSub>
+            <m:r>
+              <w:rPr>
+                <w:rFonts w:ascii="Cambria Math" w:hAnsi="Cambria Math"/>
+              </w:rPr>
+              <m:t xml:space="preserve">- </m:t>
+            </m:r>
+            <m:sSub>
+              <m:sSubPr>
+                <m:ctrlPr>
+                  <w:rPr>
+                    <w:rFonts w:ascii="Cambria Math" w:hAnsi="Cambria Math"/>
+                    <w:i/>
+                  </w:rPr>
+                </m:ctrlPr>
+              </m:sSubPr>
+              <m:e>
+                <m:r>
+                  <w:rPr>
+                    <w:rFonts w:ascii="Cambria Math" w:hAnsi="Cambria Math"/>
+                  </w:rPr>
+                  <m:t>λ</m:t>
+                </m:r>
+              </m:e>
+              <m:sub>
+                <m:r>
+                  <w:rPr>
+                    <w:rFonts w:ascii="Cambria Math" w:hAnsi="Cambria Math"/>
+                  </w:rPr>
+                  <m:t>2</m:t>
+                </m:r>
+              </m:sub>
+            </m:sSub>
+          </m:num>
+          <m:den>
+            <m:sSub>
+              <m:sSubPr>
+                <m:ctrlPr>
+                  <w:rPr>
+                    <w:rFonts w:ascii="Cambria Math" w:hAnsi="Cambria Math"/>
+                    <w:i/>
+                  </w:rPr>
+                </m:ctrlPr>
+              </m:sSubPr>
+              <m:e>
+                <m:r>
+                  <w:rPr>
+                    <w:rFonts w:ascii="Cambria Math" w:hAnsi="Cambria Math"/>
+                  </w:rPr>
+                  <m:t>λ</m:t>
+                </m:r>
+              </m:e>
+              <m:sub>
+                <m:r>
+                  <w:rPr>
+                    <w:rFonts w:ascii="Cambria Math" w:hAnsi="Cambria Math"/>
+                  </w:rPr>
+                  <m:t>1</m:t>
+                </m:r>
+              </m:sub>
+            </m:sSub>
+          </m:den>
+        </m:f>
+      </m:oMath>
+    </w:p>
+    <w:p>
+      <w:pPr>
+        <w:jc w:val="both"/>
+      </w:pPr>
       <w:r>
         <w:t xml:space="preserve">▪ </w:t>
       </w:r>
@@ -377,14 +628,111 @@
       <w:r>
         <w:t xml:space="preserve"> (płaskość): </w:t>
       </w:r>
-      <w:r>
-        <w:t>(</w:t>
-      </w:r>
-      <w:r>
-        <w:t>lambda_2 - lambda_3) / lambda_1</w:t>
-      </w:r>
-    </w:p>
-    <w:p>
+      <m:oMath>
+        <m:f>
+          <m:fPr>
+            <m:ctrlPr>
+              <w:rPr>
+                <w:rFonts w:ascii="Cambria Math" w:hAnsi="Cambria Math"/>
+                <w:i/>
+              </w:rPr>
+            </m:ctrlPr>
+          </m:fPr>
+          <m:num>
+            <m:sSub>
+              <m:sSubPr>
+                <m:ctrlPr>
+                  <w:rPr>
+                    <w:rFonts w:ascii="Cambria Math" w:hAnsi="Cambria Math"/>
+                    <w:i/>
+                  </w:rPr>
+                </m:ctrlPr>
+              </m:sSubPr>
+              <m:e>
+                <m:r>
+                  <w:rPr>
+                    <w:rFonts w:ascii="Cambria Math" w:hAnsi="Cambria Math"/>
+                  </w:rPr>
+                  <m:t>λ</m:t>
+                </m:r>
+              </m:e>
+              <m:sub>
+                <m:r>
+                  <w:rPr>
+                    <w:rFonts w:ascii="Cambria Math" w:hAnsi="Cambria Math"/>
+                  </w:rPr>
+                  <m:t>2</m:t>
+                </m:r>
+              </m:sub>
+            </m:sSub>
+            <m:r>
+              <w:rPr>
+                <w:rFonts w:ascii="Cambria Math" w:hAnsi="Cambria Math"/>
+              </w:rPr>
+              <m:t xml:space="preserve">- </m:t>
+            </m:r>
+            <m:sSub>
+              <m:sSubPr>
+                <m:ctrlPr>
+                  <w:rPr>
+                    <w:rFonts w:ascii="Cambria Math" w:hAnsi="Cambria Math"/>
+                    <w:i/>
+                  </w:rPr>
+                </m:ctrlPr>
+              </m:sSubPr>
+              <m:e>
+                <m:r>
+                  <w:rPr>
+                    <w:rFonts w:ascii="Cambria Math" w:hAnsi="Cambria Math"/>
+                  </w:rPr>
+                  <m:t>λ</m:t>
+                </m:r>
+              </m:e>
+              <m:sub>
+                <m:r>
+                  <w:rPr>
+                    <w:rFonts w:ascii="Cambria Math" w:hAnsi="Cambria Math"/>
+                  </w:rPr>
+                  <m:t>3</m:t>
+                </m:r>
+              </m:sub>
+            </m:sSub>
+          </m:num>
+          <m:den>
+            <m:sSub>
+              <m:sSubPr>
+                <m:ctrlPr>
+                  <w:rPr>
+                    <w:rFonts w:ascii="Cambria Math" w:hAnsi="Cambria Math"/>
+                    <w:i/>
+                  </w:rPr>
+                </m:ctrlPr>
+              </m:sSubPr>
+              <m:e>
+                <m:r>
+                  <w:rPr>
+                    <w:rFonts w:ascii="Cambria Math" w:hAnsi="Cambria Math"/>
+                  </w:rPr>
+                  <m:t>λ</m:t>
+                </m:r>
+              </m:e>
+              <m:sub>
+                <m:r>
+                  <w:rPr>
+                    <w:rFonts w:ascii="Cambria Math" w:hAnsi="Cambria Math"/>
+                  </w:rPr>
+                  <m:t>1</m:t>
+                </m:r>
+              </m:sub>
+            </m:sSub>
+          </m:den>
+        </m:f>
+      </m:oMath>
+    </w:p>
+    <w:p>
+      <w:pPr>
+        <w:jc w:val="both"/>
+      </w:pPr>
       <w:r>
         <w:t xml:space="preserve">▪ </w:t>
       </w:r>
@@ -394,10 +742,88 @@
       </w:r>
       <w:proofErr w:type="spellEnd"/>
       <w:r>
-        <w:t xml:space="preserve"> (sferyczność): lambda_3 / lambda_1</w:t>
-      </w:r>
-    </w:p>
-    <w:p>
+        <w:t xml:space="preserve"> (sferyczność):</w:t>
+      </w:r>
+      <w:r>
+        <w:rPr>
+          <w:rFonts w:ascii="Cambria Math" w:hAnsi="Cambria Math"/>
+          <w:i/>
+        </w:rPr>
+        <w:t xml:space="preserve"> </w:t>
+      </w:r>
+      <m:oMath>
+        <m:f>
+          <m:fPr>
+            <m:ctrlPr>
+              <w:rPr>
+                <w:rFonts w:ascii="Cambria Math" w:hAnsi="Cambria Math"/>
+                <w:i/>
+              </w:rPr>
+            </m:ctrlPr>
+          </m:fPr>
+          <m:num>
+            <m:sSub>
+              <m:sSubPr>
+                <m:ctrlPr>
+                  <w:rPr>
+                    <w:rFonts w:ascii="Cambria Math" w:hAnsi="Cambria Math"/>
+                    <w:i/>
+                  </w:rPr>
+                </m:ctrlPr>
+              </m:sSubPr>
+              <m:e>
+                <m:r>
+                  <w:rPr>
+                    <w:rFonts w:ascii="Cambria Math" w:hAnsi="Cambria Math"/>
+                  </w:rPr>
+                  <m:t>λ</m:t>
+                </m:r>
+              </m:e>
+              <m:sub>
+                <m:r>
+                  <w:rPr>
+                    <w:rFonts w:ascii="Cambria Math" w:hAnsi="Cambria Math"/>
+                  </w:rPr>
+                  <m:t>3</m:t>
+                </m:r>
+              </m:sub>
+            </m:sSub>
+          </m:num>
+          <m:den>
+            <m:sSub>
+              <m:sSubPr>
+                <m:ctrlPr>
+                  <w:rPr>
+                    <w:rFonts w:ascii="Cambria Math" w:hAnsi="Cambria Math"/>
+                    <w:i/>
+                  </w:rPr>
+                </m:ctrlPr>
+              </m:sSubPr>
+              <m:e>
+                <m:r>
+                  <w:rPr>
+                    <w:rFonts w:ascii="Cambria Math" w:hAnsi="Cambria Math"/>
+                  </w:rPr>
+                  <m:t>λ</m:t>
+                </m:r>
+              </m:e>
+              <m:sub>
+                <m:r>
+                  <w:rPr>
+                    <w:rFonts w:ascii="Cambria Math" w:hAnsi="Cambria Math"/>
+                  </w:rPr>
+                  <m:t>1</m:t>
+                </m:r>
+              </m:sub>
+            </m:sSub>
+          </m:den>
+        </m:f>
+      </m:oMath>
+    </w:p>
+    <w:p>
+      <w:pPr>
+        <w:jc w:val="both"/>
+      </w:pPr>
       <w:r>
         <w:t>2. Deskryptor D2 (</w:t>
       </w:r>
@@ -411,11 +837,17 @@
       </w:r>
     </w:p>
     <w:p>
+      <w:pPr>
+        <w:jc w:val="both"/>
+      </w:pPr>
       <w:r>
         <w:t>Globalny deskryptor. Algorytm losuje N par punktów z chmury (np. 10 000 par), mierzy odległość euklidesową między nimi i buduje z tych odległości unormowany histogram. Krzesło (mające puste przestrzenie) będzie miało zupełnie inny kształt histogramu niż pełny, kwadratowy stół.</w:t>
       </w:r>
     </w:p>
     <w:p>
+      <w:pPr>
+        <w:jc w:val="both"/>
+      </w:pPr>
       <w:r>
         <w:t xml:space="preserve">3. Deskryptor FPFH (Fast Point </w:t>
       </w:r>
@@ -429,59 +861,68 @@
       </w:r>
     </w:p>
     <w:p>
+      <w:pPr>
+        <w:jc w:val="both"/>
+      </w:pPr>
       <w:r>
         <w:t>Dla każdego punktu analizuje relacje kątowe między jego wektorem normalnym a wektorami normalnymi jego sąsiadów. Wynikiem jest bogaty, 33-wymiarowy histogram. Nie trzeba go pisać samemu, można użyć gotowej, ultra-szybkiej funkcji z biblioteki Open3D.</w:t>
       </w:r>
     </w:p>
     <w:p>
       <w:pPr>
+        <w:jc w:val="both"/>
         <w:rPr>
           <w:rStyle w:val="Uwydatnienie"/>
+          <w:b/>
+          <w:bCs/>
         </w:rPr>
       </w:pPr>
       <w:r>
         <w:rPr>
           <w:rStyle w:val="Uwydatnienie"/>
-        </w:rPr>
-        <w:t xml:space="preserve">Definicja pliku </w:t>
-      </w:r>
-      <w:r>
-        <w:rPr>
-          <w:rStyle w:val="Uwydatnienie"/>
-        </w:rPr>
-        <w:t>descriptors</w:t>
-      </w:r>
-      <w:r>
-        <w:rPr>
-          <w:rStyle w:val="Uwydatnienie"/>
-        </w:rPr>
-        <w:t>.py</w:t>
-      </w:r>
-      <w:r>
-        <w:rPr>
-          <w:rStyle w:val="Uwydatnienie"/>
-        </w:rPr>
-        <w:t xml:space="preserve"> wraz z teorią</w:t>
-      </w:r>
-      <w:r>
-        <w:rPr>
-          <w:rStyle w:val="Uwydatnienie"/>
-        </w:rPr>
-        <w:t>:</w:t>
-      </w:r>
-    </w:p>
-    <w:p>
-      <w:r>
+          <w:b/>
+          <w:bCs/>
+        </w:rPr>
+        <w:t>Definicja pliku descriptors.py wraz z teorią:</w:t>
+      </w:r>
+    </w:p>
+    <w:p>
+      <w:pPr>
+        <w:jc w:val="both"/>
+        <w:rPr>
+          <w:b/>
+          <w:bCs/>
+        </w:rPr>
+      </w:pPr>
+      <w:r>
+        <w:rPr>
+          <w:b/>
+          <w:bCs/>
+        </w:rPr>
         <w:t>PCA:</w:t>
       </w:r>
     </w:p>
     <w:p>
+      <w:pPr>
+        <w:jc w:val="both"/>
+      </w:pPr>
       <w:r>
         <w:t>Analizuje rozrzut punktów w przestrzeni 3D. Wyznacza 3 wektory własne i mierzy jak silnie punkty są rozciągnięte wzdłuż każdego z punktów.</w:t>
       </w:r>
     </w:p>
     <w:p>
-      <w:r>
+      <w:pPr>
+        <w:jc w:val="both"/>
+        <w:rPr>
+          <w:b/>
+          <w:bCs/>
+        </w:rPr>
+      </w:pPr>
+      <w:r>
+        <w:rPr>
+          <w:b/>
+          <w:bCs/>
+        </w:rPr>
         <w:t>Działanie algorytmu:</w:t>
       </w:r>
     </w:p>
@@ -492,6 +933,7 @@
           <w:ilvl w:val="0"/>
           <w:numId w:val="11"/>
         </w:numPr>
+        <w:jc w:val="both"/>
       </w:pPr>
       <w:r>
         <w:t xml:space="preserve">Pobranie punktów (zamiana chmury Open3D na tablice </w:t>
@@ -512,6 +954,7 @@
           <w:ilvl w:val="0"/>
           <w:numId w:val="11"/>
         </w:numPr>
+        <w:jc w:val="both"/>
       </w:pPr>
       <w:r>
         <w:t>Obliczenie macierzy kowariancji 3x3 wyznaczając X,Y,Z</w:t>
@@ -524,6 +967,7 @@
           <w:ilvl w:val="0"/>
           <w:numId w:val="11"/>
         </w:numPr>
+        <w:jc w:val="both"/>
       </w:pPr>
       <w:r>
         <w:t>Wyznaczenie lambd (wartości własnych) i posortowanie ich malejąco</w:t>
@@ -536,23 +980,49 @@
           <w:ilvl w:val="0"/>
           <w:numId w:val="11"/>
         </w:numPr>
+        <w:jc w:val="both"/>
       </w:pPr>
       <w:r>
         <w:t>Obliczenie wzorów z proporcji własności własnych</w:t>
       </w:r>
     </w:p>
     <w:p>
-      <w:r>
+      <w:pPr>
+        <w:jc w:val="both"/>
+        <w:rPr>
+          <w:b/>
+          <w:bCs/>
+        </w:rPr>
+      </w:pPr>
+      <w:r>
+        <w:rPr>
+          <w:b/>
+          <w:bCs/>
+        </w:rPr>
         <w:t>D2:</w:t>
       </w:r>
     </w:p>
     <w:p>
+      <w:pPr>
+        <w:jc w:val="both"/>
+      </w:pPr>
       <w:r>
         <w:t>D2 ignoruje orientację i kierunki, skupia się na wybraniu losowo punktów i wyliczenia odległości między nimi. Powtarza to tysiące razy i tworzy profil odległości dla całego kształtu</w:t>
       </w:r>
     </w:p>
     <w:p>
-      <w:r>
+      <w:pPr>
+        <w:jc w:val="both"/>
+        <w:rPr>
+          <w:b/>
+          <w:bCs/>
+        </w:rPr>
+      </w:pPr>
+      <w:r>
+        <w:rPr>
+          <w:b/>
+          <w:bCs/>
+        </w:rPr>
         <w:t>Działanie algorytmu:</w:t>
       </w:r>
     </w:p>
@@ -563,9 +1033,16 @@
           <w:ilvl w:val="0"/>
           <w:numId w:val="12"/>
         </w:numPr>
-      </w:pPr>
-      <w:r>
-        <w:t>Losowanie indeksów, wybranie N (10k zgodnie z plikiem praktyk) losowych par punktów z dostępnej chmury</w:t>
+        <w:jc w:val="both"/>
+      </w:pPr>
+      <w:r>
+        <w:t>Losowanie indeksów, wybranie N (10</w:t>
+      </w:r>
+      <w:r>
+        <w:t xml:space="preserve"> tysięcy</w:t>
+      </w:r>
+      <w:r>
+        <w:t xml:space="preserve"> zgodnie z plikiem praktyk) losowych par punktów z dostępnej chmury</w:t>
       </w:r>
     </w:p>
     <w:p>
@@ -575,6 +1052,7 @@
           <w:ilvl w:val="0"/>
           <w:numId w:val="12"/>
         </w:numPr>
+        <w:jc w:val="both"/>
       </w:pPr>
       <w:r>
         <w:t xml:space="preserve">Obliczenie odległości euklidesowej dla każdego N: </w:t>
@@ -583,6 +1061,7 @@
     <w:p>
       <w:pPr>
         <w:pStyle w:val="Akapitzlist"/>
+        <w:jc w:val="both"/>
         <w:rPr>
           <w:rFonts w:eastAsiaTheme="minorEastAsia"/>
         </w:rPr>
@@ -593,7 +1072,6 @@
             <w:rPr>
               <w:rFonts w:ascii="Cambria Math" w:hAnsi="Cambria Math"/>
             </w:rPr>
-            <w:lastRenderedPageBreak/>
             <m:t>d=</m:t>
           </m:r>
           <m:rad>
@@ -746,8 +1224,10 @@
           <w:ilvl w:val="0"/>
           <w:numId w:val="12"/>
         </w:numPr>
-      </w:pPr>
-      <w:r>
+        <w:jc w:val="both"/>
+      </w:pPr>
+      <w:r>
+        <w:lastRenderedPageBreak/>
         <w:t>Podział zakresu odległości na koszyki i wyliczenie ilości par, które wpadły do każdego zakresu</w:t>
       </w:r>
     </w:p>
@@ -758,23 +1238,49 @@
           <w:ilvl w:val="0"/>
           <w:numId w:val="12"/>
         </w:numPr>
+        <w:jc w:val="both"/>
       </w:pPr>
       <w:r>
         <w:t>Normalizacja, podzielenie histogramu przez sumę elementów, aby suma powierzchni wynosiła 1. (Liczba punktów w obiekcie jest stała)</w:t>
       </w:r>
     </w:p>
     <w:p>
-      <w:r>
+      <w:pPr>
+        <w:jc w:val="both"/>
+        <w:rPr>
+          <w:b/>
+          <w:bCs/>
+        </w:rPr>
+      </w:pPr>
+      <w:r>
+        <w:rPr>
+          <w:b/>
+          <w:bCs/>
+        </w:rPr>
         <w:t>FPFH:</w:t>
       </w:r>
     </w:p>
     <w:p>
+      <w:pPr>
+        <w:jc w:val="both"/>
+      </w:pPr>
       <w:r>
         <w:t>Analizuje relację kątowe między wektorami normalnymi punktów w lokalnym sąsiedztwie. Zamienia cechy geometryczne powierzchni wokół każdego punktu na 33-wymiarowy histogram, a następnie uśrednia wyniki, tworząc jeden globalny profil cech dla całej chmury.</w:t>
       </w:r>
     </w:p>
     <w:p>
-      <w:r>
+      <w:pPr>
+        <w:jc w:val="both"/>
+        <w:rPr>
+          <w:b/>
+          <w:bCs/>
+        </w:rPr>
+      </w:pPr>
+      <w:r>
+        <w:rPr>
+          <w:b/>
+          <w:bCs/>
+        </w:rPr>
         <w:t>Działanie algorytmu:</w:t>
       </w:r>
     </w:p>
@@ -785,6 +1291,7 @@
           <w:ilvl w:val="0"/>
           <w:numId w:val="13"/>
         </w:numPr>
+        <w:jc w:val="both"/>
       </w:pPr>
       <w:r>
         <w:t>Estymacja wektorów normalnych, dla każdego punktu w chmurze wyszukuje K najbliższych sąsiadów i oblicza wektor prostopadły do powierzchni</w:t>
@@ -797,6 +1304,7 @@
           <w:ilvl w:val="0"/>
           <w:numId w:val="13"/>
         </w:numPr>
+        <w:jc w:val="both"/>
       </w:pPr>
       <w:r>
         <w:t>Obliczenie cech FPFH: Analizuje kąty nachylenia wektorów normalnych punktu oraz jego sąsiadów, generując 33-elementowy wektor cech dla każdego punktu (macierz 33x</w:t>
@@ -815,20 +1323,45 @@
           <w:ilvl w:val="0"/>
           <w:numId w:val="13"/>
         </w:numPr>
+        <w:jc w:val="both"/>
       </w:pPr>
       <w:r>
         <w:t>Uśrednianie po punktach, oblicza średnią wartość każdej z 33 cech po wszystkich punktach w obiekcie. Sprowadza wynik do jednego 33 elementowego wektora opisującego cały obiekt</w:t>
       </w:r>
     </w:p>
     <w:p>
-      <w:r>
+      <w:pPr>
+        <w:jc w:val="both"/>
+        <w:rPr>
+          <w:b/>
+          <w:bCs/>
+          <w:i/>
+          <w:iCs/>
+        </w:rPr>
+      </w:pPr>
+      <w:r>
+        <w:rPr>
+          <w:b/>
+          <w:bCs/>
+          <w:i/>
+          <w:iCs/>
+        </w:rPr>
         <w:t>Plik main.py</w:t>
       </w:r>
       <w:r>
+        <w:rPr>
+          <w:b/>
+          <w:bCs/>
+          <w:i/>
+          <w:iCs/>
+        </w:rPr>
         <w:t>:</w:t>
       </w:r>
     </w:p>
     <w:p>
+      <w:pPr>
+        <w:jc w:val="both"/>
+      </w:pPr>
       <w:r>
         <w:t xml:space="preserve">Jest głównym plikiem potoku przetwarzania i </w:t>
       </w:r>
@@ -844,8 +1377,16 @@
     <w:p>
       <w:pPr>
         <w:jc w:val="both"/>
-      </w:pPr>
-      <w:r>
+        <w:rPr>
+          <w:b/>
+          <w:bCs/>
+        </w:rPr>
+      </w:pPr>
+      <w:r>
+        <w:rPr>
+          <w:b/>
+          <w:bCs/>
+        </w:rPr>
         <w:t>Działanie pliku:</w:t>
       </w:r>
     </w:p>
@@ -913,71 +1454,22 @@
     <w:p>
       <w:pPr>
         <w:jc w:val="both"/>
-      </w:pPr>
-      <w:r>
-        <w:t>Definicja pliku main.py:</w:t>
-      </w:r>
-    </w:p>
-    <w:p>
-      <w:pPr>
-        <w:jc w:val="both"/>
-        <w:rPr>
+        <w:rPr>
+          <w:b/>
+          <w:bCs/>
           <w:i/>
           <w:iCs/>
-          <w:u w:val="single"/>
-        </w:rPr>
-      </w:pPr>
-      <w:proofErr w:type="spellStart"/>
-      <w:r>
-        <w:rPr>
+        </w:rPr>
+      </w:pPr>
+      <w:r>
+        <w:rPr>
+          <w:b/>
+          <w:bCs/>
           <w:i/>
           <w:iCs/>
-          <w:u w:val="single"/>
-        </w:rPr>
-        <w:t>load_dataset_and_extract_features</w:t>
-      </w:r>
-      <w:proofErr w:type="spellEnd"/>
-    </w:p>
-    <w:p>
-      <w:pPr>
-        <w:jc w:val="both"/>
-      </w:pPr>
-      <w:r>
-        <w:lastRenderedPageBreak/>
-        <w:t xml:space="preserve">Przechodzi przez zbiór ModelNet10 (osobno </w:t>
-      </w:r>
-      <w:proofErr w:type="spellStart"/>
-      <w:r>
-        <w:t>train</w:t>
-      </w:r>
-      <w:proofErr w:type="spellEnd"/>
-      <w:r>
-        <w:t xml:space="preserve"> i test) i wyciąga deskryptory PCA, d2, FPFH i zwraca je z etykietami</w:t>
-      </w:r>
-      <w:r>
-        <w:t>. Tworzy listy z podziałem na cechy treningowe i testowe dla wszystkich deskryptorów. Przejście po wszystkich kategoriach (</w:t>
-      </w:r>
-      <w:proofErr w:type="spellStart"/>
-      <w:r>
-        <w:t>chair</w:t>
-      </w:r>
-      <w:proofErr w:type="spellEnd"/>
-      <w:r>
-        <w:t xml:space="preserve">, </w:t>
-      </w:r>
-      <w:proofErr w:type="spellStart"/>
-      <w:r>
-        <w:t>desk</w:t>
-      </w:r>
-      <w:proofErr w:type="spellEnd"/>
-      <w:r>
-        <w:t xml:space="preserve"> itd.) i wyciągniecie nazw kategorii. W pętli zaczyna się wczytanie i przygotowanie chmury punktów, wyliczenie deskryptorów i dodanie ich do odpowiednich zbiorów.</w:t>
-      </w:r>
-    </w:p>
-    <w:p>
-      <w:pPr>
-        <w:jc w:val="both"/>
-      </w:pPr>
+        </w:rPr>
+        <w:t>Definicja pliku main.py:</w:t>
+      </w:r>
     </w:p>
     <w:p>
       <w:pPr>
@@ -985,7 +1477,6 @@
         <w:rPr>
           <w:i/>
           <w:iCs/>
-          <w:u w:val="single"/>
         </w:rPr>
       </w:pPr>
       <w:proofErr w:type="spellStart"/>
@@ -993,7 +1484,63 @@
         <w:rPr>
           <w:i/>
           <w:iCs/>
-          <w:u w:val="single"/>
+        </w:rPr>
+        <w:t>load_dataset_and_extract_features</w:t>
+      </w:r>
+      <w:proofErr w:type="spellEnd"/>
+    </w:p>
+    <w:p>
+      <w:pPr>
+        <w:jc w:val="both"/>
+      </w:pPr>
+      <w:r>
+        <w:t xml:space="preserve">Przechodzi przez zbiór ModelNet10 (osobno </w:t>
+      </w:r>
+      <w:proofErr w:type="spellStart"/>
+      <w:r>
+        <w:t>train</w:t>
+      </w:r>
+      <w:proofErr w:type="spellEnd"/>
+      <w:r>
+        <w:t xml:space="preserve"> i test) i wyciąga deskryptory PCA, d2, FPFH i zwraca je z etykietami</w:t>
+      </w:r>
+      <w:r>
+        <w:t xml:space="preserve">. Tworzy listy z podziałem na cechy treningowe i testowe dla </w:t>
+      </w:r>
+      <w:r>
+        <w:lastRenderedPageBreak/>
+        <w:t>wszystkich deskryptorów. Przejście po wszystkich kategoriach (</w:t>
+      </w:r>
+      <w:proofErr w:type="spellStart"/>
+      <w:r>
+        <w:t>chair</w:t>
+      </w:r>
+      <w:proofErr w:type="spellEnd"/>
+      <w:r>
+        <w:t xml:space="preserve">, </w:t>
+      </w:r>
+      <w:proofErr w:type="spellStart"/>
+      <w:r>
+        <w:t>desk</w:t>
+      </w:r>
+      <w:proofErr w:type="spellEnd"/>
+      <w:r>
+        <w:t xml:space="preserve"> itd.) i wyciągniecie nazw kategorii. W pętli zaczyna się wczytanie i przygotowanie chmury punktów, wyliczenie deskryptorów i dodanie ich do odpowiednich zbiorów.</w:t>
+      </w:r>
+    </w:p>
+    <w:p>
+      <w:pPr>
+        <w:jc w:val="both"/>
+        <w:rPr>
+          <w:i/>
+          <w:iCs/>
+        </w:rPr>
+      </w:pPr>
+      <w:proofErr w:type="spellStart"/>
+      <w:r>
+        <w:rPr>
+          <w:i/>
+          <w:iCs/>
         </w:rPr>
         <w:t>evaluate_and_plot</w:t>
       </w:r>
@@ -1018,8 +1565,16 @@
     <w:p>
       <w:pPr>
         <w:jc w:val="both"/>
-      </w:pPr>
-      <w:r>
+        <w:rPr>
+          <w:b/>
+          <w:bCs/>
+        </w:rPr>
+      </w:pPr>
+      <w:r>
+        <w:rPr>
+          <w:b/>
+          <w:bCs/>
+        </w:rPr>
         <w:t>W krokach:</w:t>
       </w:r>
     </w:p>
@@ -1117,8 +1672,16 @@
     <w:p>
       <w:pPr>
         <w:jc w:val="both"/>
-      </w:pPr>
-      <w:r>
+        <w:rPr>
+          <w:b/>
+          <w:bCs/>
+        </w:rPr>
+      </w:pPr>
+      <w:r>
+        <w:rPr>
+          <w:b/>
+          <w:bCs/>
+        </w:rPr>
         <w:t>Wyniki pliku main.py:</w:t>
       </w:r>
     </w:p>
@@ -1135,23 +1698,33 @@
       </w:r>
       <w:proofErr w:type="spellEnd"/>
       <w:r>
-        <w:t>) na zbiorze testowym ModelNet10 (k-NN, k=5):</w:t>
-      </w:r>
-    </w:p>
-    <w:p>
-      <w:pPr>
-        <w:jc w:val="both"/>
-      </w:pPr>
-      <w:r>
-        <w:t>- FPFH: 61.12%</w:t>
-      </w:r>
-    </w:p>
-    <w:p>
-      <w:pPr>
-        <w:jc w:val="both"/>
-      </w:pPr>
-      <w:r>
-        <w:t>- D2 (</w:t>
+        <w:t>) na zbiorze testowym ModelNet10 (k-NN, k=5)</w:t>
+      </w:r>
+    </w:p>
+    <w:p>
+      <w:pPr>
+        <w:pStyle w:val="Akapitzlist"/>
+        <w:numPr>
+          <w:ilvl w:val="0"/>
+          <w:numId w:val="34"/>
+        </w:numPr>
+        <w:jc w:val="both"/>
+      </w:pPr>
+      <w:r>
+        <w:t>FPFH: 61.12%</w:t>
+      </w:r>
+    </w:p>
+    <w:p>
+      <w:pPr>
+        <w:pStyle w:val="Akapitzlist"/>
+        <w:numPr>
+          <w:ilvl w:val="0"/>
+          <w:numId w:val="34"/>
+        </w:numPr>
+        <w:jc w:val="both"/>
+      </w:pPr>
+      <w:r>
+        <w:t>D2 (</w:t>
       </w:r>
       <w:proofErr w:type="spellStart"/>
       <w:r>
@@ -1164,17 +1737,268 @@
     </w:p>
     <w:p>
       <w:pPr>
-        <w:jc w:val="both"/>
-      </w:pPr>
-      <w:r>
-        <w:t>- PCA: 37.33%</w:t>
-      </w:r>
-    </w:p>
-    <w:p>
-      <w:pPr>
-        <w:jc w:val="both"/>
-      </w:pPr>
-      <w:r>
+        <w:pStyle w:val="Akapitzlist"/>
+        <w:numPr>
+          <w:ilvl w:val="0"/>
+          <w:numId w:val="34"/>
+        </w:numPr>
+        <w:jc w:val="both"/>
+      </w:pPr>
+      <w:r>
+        <w:t>PCA: 37.33%</w:t>
+      </w:r>
+    </w:p>
+    <w:p>
+      <w:pPr>
+        <w:jc w:val="center"/>
+      </w:pPr>
+      <w:r>
+        <w:rPr>
+          <w:noProof/>
+        </w:rPr>
+        <w:drawing>
+          <wp:inline distT="0" distB="0" distL="0" distR="0" wp14:anchorId="3C883DB7" wp14:editId="6486313D">
+            <wp:extent cx="4530436" cy="3625547"/>
+            <wp:effectExtent l="0" t="0" r="3810" b="0"/>
+            <wp:docPr id="623032525" name="Obraz 1"/>
+            <wp:cNvGraphicFramePr>
+              <a:graphicFrameLocks xmlns:a="http://schemas.openxmlformats.org/drawingml/2006/main" noChangeAspect="1"/>
+            </wp:cNvGraphicFramePr>
+            <a:graphic xmlns:a="http://schemas.openxmlformats.org/drawingml/2006/main">
+              <a:graphicData uri="http://schemas.openxmlformats.org/drawingml/2006/picture">
+                <pic:pic xmlns:pic="http://schemas.openxmlformats.org/drawingml/2006/picture">
+                  <pic:nvPicPr>
+                    <pic:cNvPr id="0" name="Picture 1"/>
+                    <pic:cNvPicPr>
+                      <a:picLocks noChangeAspect="1" noChangeArrowheads="1"/>
+                    </pic:cNvPicPr>
+                  </pic:nvPicPr>
+                  <pic:blipFill>
+                    <a:blip r:embed="rId6" cstate="print">
+                      <a:extLst>
+                        <a:ext uri="{28A0092B-C50C-407E-A947-70E740481C1C}">
+                          <a14:useLocalDpi xmlns:a14="http://schemas.microsoft.com/office/drawing/2010/main" val="0"/>
+                        </a:ext>
+                      </a:extLst>
+                    </a:blip>
+                    <a:srcRect/>
+                    <a:stretch>
+                      <a:fillRect/>
+                    </a:stretch>
+                  </pic:blipFill>
+                  <pic:spPr bwMode="auto">
+                    <a:xfrm>
+                      <a:off x="0" y="0"/>
+                      <a:ext cx="4599098" cy="3680495"/>
+                    </a:xfrm>
+                    <a:prstGeom prst="rect">
+                      <a:avLst/>
+                    </a:prstGeom>
+                    <a:noFill/>
+                    <a:ln>
+                      <a:noFill/>
+                    </a:ln>
+                  </pic:spPr>
+                </pic:pic>
+              </a:graphicData>
+            </a:graphic>
+          </wp:inline>
+        </w:drawing>
+      </w:r>
+    </w:p>
+    <w:p>
+      <w:pPr>
+        <w:jc w:val="center"/>
+        <w:rPr>
+          <w:i/>
+          <w:iCs/>
+        </w:rPr>
+      </w:pPr>
+      <w:r>
+        <w:rPr>
+          <w:i/>
+          <w:iCs/>
+        </w:rPr>
+        <w:t>Rys 1. Macierz pomyłek klasyfikatora k-NN (k=5) dla pojedynczego deskryptora PCA</w:t>
+      </w:r>
+    </w:p>
+    <w:p>
+      <w:pPr>
+        <w:jc w:val="center"/>
+      </w:pPr>
+      <w:r>
+        <w:rPr>
+          <w:noProof/>
+        </w:rPr>
+        <w:lastRenderedPageBreak/>
+        <w:drawing>
+          <wp:inline distT="0" distB="0" distL="0" distR="0" wp14:anchorId="20A05435" wp14:editId="78A355E0">
+            <wp:extent cx="4994563" cy="3996972"/>
+            <wp:effectExtent l="0" t="0" r="0" b="3810"/>
+            <wp:docPr id="825206968" name="Obraz 2"/>
+            <wp:cNvGraphicFramePr>
+              <a:graphicFrameLocks xmlns:a="http://schemas.openxmlformats.org/drawingml/2006/main" noChangeAspect="1"/>
+            </wp:cNvGraphicFramePr>
+            <a:graphic xmlns:a="http://schemas.openxmlformats.org/drawingml/2006/main">
+              <a:graphicData uri="http://schemas.openxmlformats.org/drawingml/2006/picture">
+                <pic:pic xmlns:pic="http://schemas.openxmlformats.org/drawingml/2006/picture">
+                  <pic:nvPicPr>
+                    <pic:cNvPr id="0" name="Picture 2"/>
+                    <pic:cNvPicPr>
+                      <a:picLocks noChangeAspect="1" noChangeArrowheads="1"/>
+                    </pic:cNvPicPr>
+                  </pic:nvPicPr>
+                  <pic:blipFill>
+                    <a:blip r:embed="rId7" cstate="print">
+                      <a:extLst>
+                        <a:ext uri="{28A0092B-C50C-407E-A947-70E740481C1C}">
+                          <a14:useLocalDpi xmlns:a14="http://schemas.microsoft.com/office/drawing/2010/main" val="0"/>
+                        </a:ext>
+                      </a:extLst>
+                    </a:blip>
+                    <a:srcRect/>
+                    <a:stretch>
+                      <a:fillRect/>
+                    </a:stretch>
+                  </pic:blipFill>
+                  <pic:spPr bwMode="auto">
+                    <a:xfrm>
+                      <a:off x="0" y="0"/>
+                      <a:ext cx="5011574" cy="4010585"/>
+                    </a:xfrm>
+                    <a:prstGeom prst="rect">
+                      <a:avLst/>
+                    </a:prstGeom>
+                    <a:noFill/>
+                    <a:ln>
+                      <a:noFill/>
+                    </a:ln>
+                  </pic:spPr>
+                </pic:pic>
+              </a:graphicData>
+            </a:graphic>
+          </wp:inline>
+        </w:drawing>
+      </w:r>
+    </w:p>
+    <w:p>
+      <w:pPr>
+        <w:jc w:val="center"/>
+        <w:rPr>
+          <w:i/>
+          <w:iCs/>
+        </w:rPr>
+      </w:pPr>
+      <w:r>
+        <w:rPr>
+          <w:i/>
+          <w:iCs/>
+        </w:rPr>
+        <w:t>Rys 2. Macierz pomyłek klasyfikatora k-NN (k=5) dla pojedynczego deskryptora D2</w:t>
+      </w:r>
+    </w:p>
+    <w:p>
+      <w:pPr>
+        <w:jc w:val="center"/>
+      </w:pPr>
+      <w:r>
+        <w:rPr>
+          <w:noProof/>
+        </w:rPr>
+        <w:drawing>
+          <wp:inline distT="0" distB="0" distL="0" distR="0" wp14:anchorId="48BEF703" wp14:editId="2649CF52">
+            <wp:extent cx="4918364" cy="3935993"/>
+            <wp:effectExtent l="0" t="0" r="0" b="7620"/>
+            <wp:docPr id="178752283" name="Obraz 3"/>
+            <wp:cNvGraphicFramePr>
+              <a:graphicFrameLocks xmlns:a="http://schemas.openxmlformats.org/drawingml/2006/main" noChangeAspect="1"/>
+            </wp:cNvGraphicFramePr>
+            <a:graphic xmlns:a="http://schemas.openxmlformats.org/drawingml/2006/main">
+              <a:graphicData uri="http://schemas.openxmlformats.org/drawingml/2006/picture">
+                <pic:pic xmlns:pic="http://schemas.openxmlformats.org/drawingml/2006/picture">
+                  <pic:nvPicPr>
+                    <pic:cNvPr id="0" name="Picture 3"/>
+                    <pic:cNvPicPr>
+                      <a:picLocks noChangeAspect="1" noChangeArrowheads="1"/>
+                    </pic:cNvPicPr>
+                  </pic:nvPicPr>
+                  <pic:blipFill>
+                    <a:blip r:embed="rId8" cstate="print">
+                      <a:extLst>
+                        <a:ext uri="{28A0092B-C50C-407E-A947-70E740481C1C}">
+                          <a14:useLocalDpi xmlns:a14="http://schemas.microsoft.com/office/drawing/2010/main" val="0"/>
+                        </a:ext>
+                      </a:extLst>
+                    </a:blip>
+                    <a:srcRect/>
+                    <a:stretch>
+                      <a:fillRect/>
+                    </a:stretch>
+                  </pic:blipFill>
+                  <pic:spPr bwMode="auto">
+                    <a:xfrm>
+                      <a:off x="0" y="0"/>
+                      <a:ext cx="4961304" cy="3970356"/>
+                    </a:xfrm>
+                    <a:prstGeom prst="rect">
+                      <a:avLst/>
+                    </a:prstGeom>
+                    <a:noFill/>
+                    <a:ln>
+                      <a:noFill/>
+                    </a:ln>
+                  </pic:spPr>
+                </pic:pic>
+              </a:graphicData>
+            </a:graphic>
+          </wp:inline>
+        </w:drawing>
+      </w:r>
+    </w:p>
+    <w:p>
+      <w:pPr>
+        <w:jc w:val="center"/>
+        <w:rPr>
+          <w:i/>
+          <w:iCs/>
+        </w:rPr>
+      </w:pPr>
+      <w:r>
+        <w:rPr>
+          <w:i/>
+          <w:iCs/>
+        </w:rPr>
+        <w:t>Rys</w:t>
+      </w:r>
+      <w:r>
+        <w:rPr>
+          <w:i/>
+          <w:iCs/>
+        </w:rPr>
+        <w:t xml:space="preserve"> </w:t>
+      </w:r>
+      <w:r>
+        <w:rPr>
+          <w:i/>
+          <w:iCs/>
+        </w:rPr>
+        <w:t>3. Macierz pomyłek klasyfikatora k-NN (k=5) dla lokalnego deskryptora FPFH</w:t>
+      </w:r>
+    </w:p>
+    <w:p>
+      <w:pPr>
+        <w:jc w:val="both"/>
+        <w:rPr>
+          <w:b/>
+          <w:bCs/>
+        </w:rPr>
+      </w:pPr>
+      <w:r>
+        <w:rPr>
+          <w:b/>
+          <w:bCs/>
+        </w:rPr>
+        <w:lastRenderedPageBreak/>
         <w:t>Wnioski z Tygodnia 1:</w:t>
       </w:r>
     </w:p>
@@ -1189,25 +2013,45 @@
     <w:p>
       <w:pPr>
         <w:jc w:val="both"/>
-      </w:pPr>
-    </w:p>
-    <w:p>
-      <w:pPr>
-        <w:jc w:val="both"/>
-      </w:pPr>
-      <w:r>
-        <w:t xml:space="preserve">Definicja pliku </w:t>
-      </w:r>
-      <w:r>
-        <w:t>cache</w:t>
-      </w:r>
-      <w:r>
-        <w:t>.py:</w:t>
-      </w:r>
-    </w:p>
-    <w:p>
-      <w:r>
-        <w:t xml:space="preserve">Plik odpowiada za optymalizację całego potoku danych. Pełna ekstrakcja cech geometrycznych ze wszystkich modeli 3D w zbiorze ModelNet10 (w szczególności 33-wymiarowych histogramów FPFH) zajmuje </w:t>
+        <w:rPr>
+          <w:b/>
+          <w:bCs/>
+        </w:rPr>
+      </w:pPr>
+      <w:r>
+        <w:rPr>
+          <w:b/>
+          <w:bCs/>
+        </w:rPr>
+        <w:t>Tydzień 2:</w:t>
+      </w:r>
+    </w:p>
+    <w:p>
+      <w:pPr>
+        <w:jc w:val="both"/>
+        <w:rPr>
+          <w:b/>
+          <w:bCs/>
+          <w:i/>
+          <w:iCs/>
+        </w:rPr>
+      </w:pPr>
+      <w:r>
+        <w:rPr>
+          <w:b/>
+          <w:bCs/>
+          <w:i/>
+          <w:iCs/>
+        </w:rPr>
+        <w:t>Definicja pliku cache.py:</w:t>
+      </w:r>
+    </w:p>
+    <w:p>
+      <w:pPr>
+        <w:jc w:val="both"/>
+      </w:pPr>
+      <w:r>
+        <w:t xml:space="preserve">Plik odpowiada za optymalizację całego potoku danych. Pełna ekstrakcja cech geometrycznych ze wszystkich modeli 3D w zbiorze ModelNet10 zajmuje </w:t>
       </w:r>
       <w:r>
         <w:t>dłuższy czas</w:t>
@@ -1230,12 +2074,19 @@
       <w:proofErr w:type="spellEnd"/>
     </w:p>
     <w:p>
-      <w:r>
-        <w:lastRenderedPageBreak/>
-        <w:t>Działanie algorytmu</w:t>
-      </w:r>
-      <w:r>
-        <w:t>:</w:t>
+      <w:pPr>
+        <w:jc w:val="both"/>
+        <w:rPr>
+          <w:b/>
+          <w:bCs/>
+        </w:rPr>
+      </w:pPr>
+      <w:r>
+        <w:rPr>
+          <w:b/>
+          <w:bCs/>
+        </w:rPr>
+        <w:t>Działanie algorytmu:</w:t>
       </w:r>
     </w:p>
     <w:p>
@@ -1244,12 +2095,14 @@
           <w:ilvl w:val="0"/>
           <w:numId w:val="16"/>
         </w:numPr>
+        <w:jc w:val="both"/>
       </w:pPr>
       <w:r>
         <w:t>Inicjalizacja katalogu:</w:t>
       </w:r>
-    </w:p>
-    <w:p>
+      <w:r>
+        <w:t xml:space="preserve"> </w:t>
+      </w:r>
       <w:r>
         <w:t xml:space="preserve">Za pomocą modułu </w:t>
       </w:r>
@@ -1268,6 +2121,7 @@
           <w:ilvl w:val="0"/>
           <w:numId w:val="16"/>
         </w:numPr>
+        <w:jc w:val="both"/>
       </w:pPr>
       <w:r>
         <w:t>Weryfikacja obecności kompletnego zestawu plików (</w:t>
@@ -1280,8 +2134,9 @@
       <w:r>
         <w:t>):</w:t>
       </w:r>
-    </w:p>
-    <w:p>
+      <w:r>
+        <w:t xml:space="preserve"> </w:t>
+      </w:r>
       <w:r>
         <w:t>Sprawdzane jest, czy na dysku istnieje komplet 8 plików .</w:t>
       </w:r>
@@ -1311,12 +2166,14 @@
           <w:ilvl w:val="0"/>
           <w:numId w:val="16"/>
         </w:numPr>
+        <w:jc w:val="both"/>
       </w:pPr>
       <w:r>
         <w:t>Ścieżka szybkiego odczytu (gdy pliki istnieją):</w:t>
       </w:r>
-    </w:p>
-    <w:p>
+      <w:r>
+        <w:t xml:space="preserve"> </w:t>
+      </w:r>
       <w:r>
         <w:t xml:space="preserve">Wykorzystana zostaje funkcja </w:t>
       </w:r>
@@ -1350,12 +2207,7 @@
       </w:r>
       <w:proofErr w:type="spellEnd"/>
       <w:r>
-        <w:t xml:space="preserve">. </w:t>
-      </w:r>
-    </w:p>
-    <w:p>
-      <w:r>
-        <w:t>Unikalna lista kategorii (</w:t>
+        <w:t>. Unikalna lista kategorii (</w:t>
       </w:r>
       <w:proofErr w:type="spellStart"/>
       <w:r>
@@ -1365,8 +2217,9 @@
       <w:r>
         <w:t>) generowana jest automatycznie na podstawie wczytanych etykiet treningowych.</w:t>
       </w:r>
-    </w:p>
-    <w:p>
+      <w:r>
+        <w:t xml:space="preserve"> </w:t>
+      </w:r>
       <w:r>
         <w:t xml:space="preserve">Czas ładowania całego zbioru zostaje zredukowany z kilkunastu minut do ułamka sekundy. </w:t>
       </w:r>
@@ -1377,12 +2230,14 @@
           <w:ilvl w:val="0"/>
           <w:numId w:val="16"/>
         </w:numPr>
+        <w:jc w:val="both"/>
       </w:pPr>
       <w:r>
         <w:t>Ścieżka pierwszej ekstrakcji i zapisu (gdy brak chociaż jednego pliku):</w:t>
       </w:r>
-    </w:p>
-    <w:p>
+      <w:r>
+        <w:t xml:space="preserve"> </w:t>
+      </w:r>
       <w:r>
         <w:t>Wywoływana jest funkcja ładująca dane (</w:t>
       </w:r>
@@ -1394,8 +2249,9 @@
       <w:r>
         <w:t xml:space="preserve"> przekazana jako argument). </w:t>
       </w:r>
-    </w:p>
-    <w:p>
+      <w:r>
+        <w:t xml:space="preserve"> </w:t>
+      </w:r>
       <w:r>
         <w:t xml:space="preserve">Po zakończeniu ekstrakcji funkcja </w:t>
       </w:r>
@@ -1415,13 +2271,3133 @@
       <w:r>
         <w:t xml:space="preserve"> (np. train_fpfh_1000p.npy, test_labels_1000p.npy). </w:t>
       </w:r>
-    </w:p>
-    <w:p>
+      <w:r>
+        <w:t xml:space="preserve"> </w:t>
+      </w:r>
       <w:r>
         <w:t>Zwracane są przygotowane struktury danych.</w:t>
       </w:r>
     </w:p>
-    <w:p/>
+    <w:p>
+      <w:pPr>
+        <w:jc w:val="both"/>
+        <w:rPr>
+          <w:b/>
+          <w:bCs/>
+          <w:i/>
+          <w:iCs/>
+        </w:rPr>
+      </w:pPr>
+      <w:r>
+        <w:rPr>
+          <w:b/>
+          <w:bCs/>
+          <w:i/>
+          <w:iCs/>
+        </w:rPr>
+        <w:t>Definicja pliku knn_tune.py:</w:t>
+      </w:r>
+    </w:p>
+    <w:p>
+      <w:pPr>
+        <w:jc w:val="both"/>
+      </w:pPr>
+      <w:r>
+        <w:t xml:space="preserve">Plik odpowiada za zbadanie wpływu doboru parametru </w:t>
+      </w:r>
+      <m:oMath>
+        <m:r>
+          <w:rPr>
+            <w:rFonts w:ascii="Cambria Math" w:hAnsi="Cambria Math"/>
+          </w:rPr>
+          <m:t>k</m:t>
+        </m:r>
+      </m:oMath>
+      <w:r>
+        <w:t xml:space="preserve"> (liczby najbliższych sąsiadów) na skuteczność klasyfikacji dla poszczególnych deskryptorów geometrycznych. Pozwala ustalić optymalną wartość </w:t>
+      </w:r>
+      <m:oMath>
+        <m:r>
+          <w:rPr>
+            <w:rFonts w:ascii="Cambria Math" w:hAnsi="Cambria Math"/>
+          </w:rPr>
+          <m:t>k</m:t>
+        </m:r>
+      </m:oMath>
+      <w:r>
+        <w:t xml:space="preserve"> gwarantującą najwyższą dokładność (Accuracy) oraz wyznaczyć granice, powyżej których następuje degradacja jakości predykcji. </w:t>
+      </w:r>
+    </w:p>
+    <w:p>
+      <w:pPr>
+        <w:jc w:val="both"/>
+        <w:rPr>
+          <w:b/>
+          <w:bCs/>
+        </w:rPr>
+      </w:pPr>
+      <w:r>
+        <w:rPr>
+          <w:b/>
+          <w:bCs/>
+        </w:rPr>
+        <w:lastRenderedPageBreak/>
+        <w:t>Działanie algorytmu:</w:t>
+      </w:r>
+    </w:p>
+    <w:p>
+      <w:pPr>
+        <w:jc w:val="both"/>
+      </w:pPr>
+      <w:r>
+        <w:t xml:space="preserve">1.  Za pomocą funkcji </w:t>
+      </w:r>
+      <w:proofErr w:type="spellStart"/>
+      <w:r>
+        <w:t>cache_memory</w:t>
+      </w:r>
+      <w:proofErr w:type="spellEnd"/>
+      <w:r>
+        <w:t xml:space="preserve"> wczytywane  są z pamięci wyekstrahowane cechy dla N = 1000 punktów oraz etykiety klas, które następnie są konwertowane do postaci tablic </w:t>
+      </w:r>
+      <w:proofErr w:type="spellStart"/>
+      <w:r>
+        <w:t>numpy</w:t>
+      </w:r>
+      <w:proofErr w:type="spellEnd"/>
+    </w:p>
+    <w:p>
+      <w:pPr>
+        <w:jc w:val="both"/>
+      </w:pPr>
+      <w:r>
+        <w:t>2. Definicja przestrzeni poszukiwań:</w:t>
+      </w:r>
+    </w:p>
+    <w:p>
+      <w:pPr>
+        <w:pStyle w:val="Akapitzlist"/>
+        <w:numPr>
+          <w:ilvl w:val="0"/>
+          <w:numId w:val="27"/>
+        </w:numPr>
+        <w:jc w:val="both"/>
+      </w:pPr>
+      <w:r>
+        <w:t>Zdefiniowanie listy wartości sąsiadów (</w:t>
+      </w:r>
+      <w:proofErr w:type="spellStart"/>
+      <w:r>
+        <w:t>k_val</w:t>
+      </w:r>
+      <w:proofErr w:type="spellEnd"/>
+      <w:r>
+        <w:t>)</w:t>
+      </w:r>
+    </w:p>
+    <w:p>
+      <w:pPr>
+        <w:pStyle w:val="Akapitzlist"/>
+        <w:numPr>
+          <w:ilvl w:val="0"/>
+          <w:numId w:val="27"/>
+        </w:numPr>
+        <w:jc w:val="both"/>
+      </w:pPr>
+      <w:r>
+        <w:t>Zdefiniowanie listy analizowanych deskryptorów</w:t>
+      </w:r>
+    </w:p>
+    <w:p>
+      <w:pPr>
+        <w:jc w:val="both"/>
+      </w:pPr>
+      <w:r>
+        <w:t>3. Pętle wykonawcze:</w:t>
+      </w:r>
+    </w:p>
+    <w:p>
+      <w:pPr>
+        <w:pStyle w:val="Akapitzlist"/>
+        <w:numPr>
+          <w:ilvl w:val="0"/>
+          <w:numId w:val="28"/>
+        </w:numPr>
+        <w:jc w:val="both"/>
+      </w:pPr>
+      <w:r>
+        <w:t>Pętla zewnętrzna przechodzi po deskryptorach pobierając macierze cech treningowych i testowych</w:t>
+      </w:r>
+    </w:p>
+    <w:p>
+      <w:pPr>
+        <w:pStyle w:val="Akapitzlist"/>
+        <w:numPr>
+          <w:ilvl w:val="0"/>
+          <w:numId w:val="28"/>
+        </w:numPr>
+        <w:jc w:val="both"/>
+      </w:pPr>
+      <w:r>
+        <w:t xml:space="preserve">Pętla wewnętrzna dla każdej wartości k inicjalizuje klasyfikator </w:t>
+      </w:r>
+      <w:proofErr w:type="spellStart"/>
+      <w:r>
+        <w:t>KNeighborsClassifier</w:t>
+      </w:r>
+      <w:proofErr w:type="spellEnd"/>
+      <w:r>
+        <w:t>(</w:t>
+      </w:r>
+      <w:proofErr w:type="spellStart"/>
+      <w:r>
+        <w:t>n_neighbors</w:t>
+      </w:r>
+      <w:proofErr w:type="spellEnd"/>
+      <w:r>
+        <w:t>=k)</w:t>
+      </w:r>
+      <w:r>
+        <w:t xml:space="preserve">, dopasowuje go do danych i wykonuje predykcje na zbiorze testowym, oblicza dokładność </w:t>
+      </w:r>
+    </w:p>
+    <w:p>
+      <w:pPr>
+        <w:pStyle w:val="Akapitzlist"/>
+        <w:numPr>
+          <w:ilvl w:val="0"/>
+          <w:numId w:val="28"/>
+        </w:numPr>
+        <w:jc w:val="both"/>
+      </w:pPr>
+      <w:r>
+        <w:t xml:space="preserve">Wyniki gromadzone w liście </w:t>
+      </w:r>
+      <w:proofErr w:type="spellStart"/>
+      <w:r>
+        <w:t>accuracies</w:t>
+      </w:r>
+      <w:proofErr w:type="spellEnd"/>
+    </w:p>
+    <w:p>
+      <w:pPr>
+        <w:jc w:val="both"/>
+      </w:pPr>
+      <w:r>
+        <w:t>4. Powstanie wykresów z krzywymi dokładności oraz zapisanie do pliku .</w:t>
+      </w:r>
+      <w:proofErr w:type="spellStart"/>
+      <w:r>
+        <w:t>png</w:t>
+      </w:r>
+      <w:proofErr w:type="spellEnd"/>
+    </w:p>
+    <w:p>
+      <w:pPr>
+        <w:jc w:val="both"/>
+      </w:pPr>
+      <w:r>
+        <w:rPr>
+          <w:noProof/>
+        </w:rPr>
+        <w:drawing>
+          <wp:inline distT="0" distB="0" distL="0" distR="0" wp14:anchorId="08FD4251" wp14:editId="48789FD5">
+            <wp:extent cx="6046599" cy="3372716"/>
+            <wp:effectExtent l="0" t="0" r="0" b="0"/>
+            <wp:docPr id="2128785979" name="Obraz 4"/>
+            <wp:cNvGraphicFramePr>
+              <a:graphicFrameLocks xmlns:a="http://schemas.openxmlformats.org/drawingml/2006/main" noChangeAspect="1"/>
+            </wp:cNvGraphicFramePr>
+            <a:graphic xmlns:a="http://schemas.openxmlformats.org/drawingml/2006/main">
+              <a:graphicData uri="http://schemas.openxmlformats.org/drawingml/2006/picture">
+                <pic:pic xmlns:pic="http://schemas.openxmlformats.org/drawingml/2006/picture">
+                  <pic:nvPicPr>
+                    <pic:cNvPr id="0" name="Picture 4"/>
+                    <pic:cNvPicPr>
+                      <a:picLocks noChangeAspect="1" noChangeArrowheads="1"/>
+                    </pic:cNvPicPr>
+                  </pic:nvPicPr>
+                  <pic:blipFill rotWithShape="1">
+                    <a:blip r:embed="rId9">
+                      <a:extLst>
+                        <a:ext uri="{28A0092B-C50C-407E-A947-70E740481C1C}">
+                          <a14:useLocalDpi xmlns:a14="http://schemas.microsoft.com/office/drawing/2010/main" val="0"/>
+                        </a:ext>
+                      </a:extLst>
+                    </a:blip>
+                    <a:srcRect t="7063"/>
+                    <a:stretch>
+                      <a:fillRect/>
+                    </a:stretch>
+                  </pic:blipFill>
+                  <pic:spPr bwMode="auto">
+                    <a:xfrm>
+                      <a:off x="0" y="0"/>
+                      <a:ext cx="6052249" cy="3375868"/>
+                    </a:xfrm>
+                    <a:prstGeom prst="rect">
+                      <a:avLst/>
+                    </a:prstGeom>
+                    <a:noFill/>
+                    <a:ln>
+                      <a:noFill/>
+                    </a:ln>
+                    <a:extLst>
+                      <a:ext uri="{53640926-AAD7-44D8-BBD7-CCE9431645EC}">
+                        <a14:shadowObscured xmlns:a14="http://schemas.microsoft.com/office/drawing/2010/main"/>
+                      </a:ext>
+                    </a:extLst>
+                  </pic:spPr>
+                </pic:pic>
+              </a:graphicData>
+            </a:graphic>
+          </wp:inline>
+        </w:drawing>
+      </w:r>
+    </w:p>
+    <w:p>
+      <w:pPr>
+        <w:jc w:val="center"/>
+        <w:rPr>
+          <w:i/>
+          <w:iCs/>
+        </w:rPr>
+      </w:pPr>
+      <w:r>
+        <w:rPr>
+          <w:i/>
+          <w:iCs/>
+        </w:rPr>
+        <w:t>Rys 4. Wykres wpływu doboru parametru k (liczba sąsiadów) na dokładność klasyfikacji dla poszczególnych deskryptorów</w:t>
+      </w:r>
+    </w:p>
+    <w:p>
+      <w:pPr>
+        <w:jc w:val="both"/>
+        <w:rPr>
+          <w:b/>
+          <w:bCs/>
+          <w:i/>
+          <w:iCs/>
+        </w:rPr>
+      </w:pPr>
+      <w:r>
+        <w:rPr>
+          <w:b/>
+          <w:bCs/>
+          <w:i/>
+          <w:iCs/>
+        </w:rPr>
+        <w:t>Definicja pliku sampling_1000vs2048.py:</w:t>
+      </w:r>
+    </w:p>
+    <w:p>
+      <w:pPr>
+        <w:jc w:val="both"/>
+      </w:pPr>
+      <w:r>
+        <w:t xml:space="preserve">Plik odpowiada za analizę wpływu gęstości próbkowania chmury punktów (liczby N punktów próbkowanych z siatek 3D) na dokładność klasyfikacji algorytmem k-NN (k=5). </w:t>
+      </w:r>
+      <w:r>
+        <w:lastRenderedPageBreak/>
+        <w:t>Skrypt porównuje wyniki uzyskane dla N = 1000 z podwyższeniem próbek na N = 2048 dla każdego zaimplementowanego deskryptora.</w:t>
+      </w:r>
+    </w:p>
+    <w:p>
+      <w:pPr>
+        <w:jc w:val="both"/>
+        <w:rPr>
+          <w:b/>
+          <w:bCs/>
+        </w:rPr>
+      </w:pPr>
+      <w:r>
+        <w:rPr>
+          <w:b/>
+          <w:bCs/>
+        </w:rPr>
+        <w:t>Działanie algorytmu:</w:t>
+      </w:r>
+    </w:p>
+    <w:p>
+      <w:pPr>
+        <w:jc w:val="both"/>
+      </w:pPr>
+      <w:r>
+        <w:t xml:space="preserve">1.  Definicja funkcji </w:t>
+      </w:r>
+      <w:proofErr w:type="spellStart"/>
+      <w:r>
+        <w:t>compare_sampling</w:t>
+      </w:r>
+      <w:proofErr w:type="spellEnd"/>
+      <w:r>
+        <w:t>():</w:t>
+      </w:r>
+    </w:p>
+    <w:p>
+      <w:pPr>
+        <w:jc w:val="both"/>
+      </w:pPr>
+      <w:r>
+        <w:t>2. Obliczenia dla wariantu N = 1000</w:t>
+      </w:r>
+    </w:p>
+    <w:p>
+      <w:pPr>
+        <w:pStyle w:val="Akapitzlist"/>
+        <w:numPr>
+          <w:ilvl w:val="0"/>
+          <w:numId w:val="29"/>
+        </w:numPr>
+        <w:jc w:val="both"/>
+      </w:pPr>
+      <w:r>
+        <w:t>W</w:t>
+      </w:r>
+      <w:r>
+        <w:t>czytanie danych z pamięci podręcznej (</w:t>
+      </w:r>
+      <w:proofErr w:type="spellStart"/>
+      <w:r>
+        <w:t>cache_memory</w:t>
+      </w:r>
+      <w:proofErr w:type="spellEnd"/>
+      <w:r>
+        <w:t>)</w:t>
+      </w:r>
+    </w:p>
+    <w:p>
+      <w:pPr>
+        <w:pStyle w:val="Akapitzlist"/>
+        <w:numPr>
+          <w:ilvl w:val="0"/>
+          <w:numId w:val="29"/>
+        </w:numPr>
+        <w:jc w:val="both"/>
+      </w:pPr>
+      <w:r>
+        <w:t>W pętli po deskryptorach trenowany jest klasyfikator k-NN (k=5) i wykonywana jest predykcja na zbiorze testowym, a obliczone wartości dopisywane są do listy acc_1000</w:t>
+      </w:r>
+    </w:p>
+    <w:p>
+      <w:pPr>
+        <w:jc w:val="both"/>
+      </w:pPr>
+      <w:r>
+        <w:t>3. Obliczenia dla wariantu N = 2048</w:t>
+      </w:r>
+    </w:p>
+    <w:p>
+      <w:pPr>
+        <w:pStyle w:val="Akapitzlist"/>
+        <w:numPr>
+          <w:ilvl w:val="0"/>
+          <w:numId w:val="30"/>
+        </w:numPr>
+        <w:jc w:val="both"/>
+      </w:pPr>
+      <w:r>
+        <w:t>A</w:t>
+      </w:r>
+      <w:r>
+        <w:t>nalogiczne wywołanie funkcji z pamięci (chyba, że przetworzono pierwszy raz)</w:t>
+      </w:r>
+    </w:p>
+    <w:p>
+      <w:pPr>
+        <w:pStyle w:val="Akapitzlist"/>
+        <w:numPr>
+          <w:ilvl w:val="0"/>
+          <w:numId w:val="30"/>
+        </w:numPr>
+        <w:jc w:val="both"/>
+      </w:pPr>
+      <w:r>
+        <w:t>W</w:t>
+      </w:r>
+      <w:r>
+        <w:t xml:space="preserve">yznaczenie dokładności dla każdego deskryptora przez </w:t>
+      </w:r>
+      <w:proofErr w:type="spellStart"/>
+      <w:r>
+        <w:t>kalsyfikator</w:t>
+      </w:r>
+      <w:proofErr w:type="spellEnd"/>
+      <w:r>
+        <w:t xml:space="preserve"> i przypisanie do listy acc_2048</w:t>
+      </w:r>
+    </w:p>
+    <w:p>
+      <w:pPr>
+        <w:jc w:val="both"/>
+      </w:pPr>
+      <w:r>
+        <w:t>4. Wizualizacja wykresem słupkowym</w:t>
+      </w:r>
+    </w:p>
+    <w:p>
+      <w:pPr>
+        <w:jc w:val="center"/>
+      </w:pPr>
+      <w:r>
+        <w:rPr>
+          <w:noProof/>
+        </w:rPr>
+        <w:drawing>
+          <wp:inline distT="0" distB="0" distL="0" distR="0" wp14:anchorId="6A58F94F" wp14:editId="58F4111D">
+            <wp:extent cx="4894541" cy="3158836"/>
+            <wp:effectExtent l="0" t="0" r="1905" b="3810"/>
+            <wp:docPr id="572856148" name="Obraz 5"/>
+            <wp:cNvGraphicFramePr>
+              <a:graphicFrameLocks xmlns:a="http://schemas.openxmlformats.org/drawingml/2006/main" noChangeAspect="1"/>
+            </wp:cNvGraphicFramePr>
+            <a:graphic xmlns:a="http://schemas.openxmlformats.org/drawingml/2006/main">
+              <a:graphicData uri="http://schemas.openxmlformats.org/drawingml/2006/picture">
+                <pic:pic xmlns:pic="http://schemas.openxmlformats.org/drawingml/2006/picture">
+                  <pic:nvPicPr>
+                    <pic:cNvPr id="0" name="Picture 5"/>
+                    <pic:cNvPicPr>
+                      <a:picLocks noChangeAspect="1" noChangeArrowheads="1"/>
+                    </pic:cNvPicPr>
+                  </pic:nvPicPr>
+                  <pic:blipFill rotWithShape="1">
+                    <a:blip r:embed="rId10">
+                      <a:extLst>
+                        <a:ext uri="{28A0092B-C50C-407E-A947-70E740481C1C}">
+                          <a14:useLocalDpi xmlns:a14="http://schemas.microsoft.com/office/drawing/2010/main" val="0"/>
+                        </a:ext>
+                      </a:extLst>
+                    </a:blip>
+                    <a:srcRect t="7428" b="6575"/>
+                    <a:stretch>
+                      <a:fillRect/>
+                    </a:stretch>
+                  </pic:blipFill>
+                  <pic:spPr bwMode="auto">
+                    <a:xfrm>
+                      <a:off x="0" y="0"/>
+                      <a:ext cx="4903817" cy="3164823"/>
+                    </a:xfrm>
+                    <a:prstGeom prst="rect">
+                      <a:avLst/>
+                    </a:prstGeom>
+                    <a:noFill/>
+                    <a:ln>
+                      <a:noFill/>
+                    </a:ln>
+                    <a:extLst>
+                      <a:ext uri="{53640926-AAD7-44D8-BBD7-CCE9431645EC}">
+                        <a14:shadowObscured xmlns:a14="http://schemas.microsoft.com/office/drawing/2010/main"/>
+                      </a:ext>
+                    </a:extLst>
+                  </pic:spPr>
+                </pic:pic>
+              </a:graphicData>
+            </a:graphic>
+          </wp:inline>
+        </w:drawing>
+      </w:r>
+    </w:p>
+    <w:p>
+      <w:pPr>
+        <w:jc w:val="center"/>
+        <w:rPr>
+          <w:i/>
+          <w:iCs/>
+        </w:rPr>
+      </w:pPr>
+      <w:r>
+        <w:rPr>
+          <w:i/>
+          <w:iCs/>
+        </w:rPr>
+        <w:t>Rys 5. Porównanie wpływu gęstości próbkowania chmury punktów (N=1000 vs N=2048) na skuteczność klasyfikacji</w:t>
+      </w:r>
+    </w:p>
+    <w:p>
+      <w:pPr>
+        <w:jc w:val="both"/>
+        <w:rPr>
+          <w:b/>
+          <w:bCs/>
+        </w:rPr>
+      </w:pPr>
+      <w:r>
+        <w:rPr>
+          <w:b/>
+          <w:bCs/>
+        </w:rPr>
+        <w:t>Wnioski z tygodnia 2:</w:t>
+      </w:r>
+    </w:p>
+    <w:p>
+      <w:pPr>
+        <w:jc w:val="both"/>
+      </w:pPr>
+      <w:r>
+        <w:t>Statystycznie największą skuteczność uzyskano dla k = 5, a najmniejszą dla k = 1.</w:t>
+      </w:r>
+      <w:r>
+        <w:t xml:space="preserve"> </w:t>
+      </w:r>
+      <w:r>
+        <w:t>Zwiększenie liczby chmury punktów z N = 1000 na N = 2048 wydłuża czas obliczeń nie przynosząc zauważalnej poprawy jakości detekcji.</w:t>
+      </w:r>
+      <w:r>
+        <w:t xml:space="preserve"> Dodanie pamięci cache do plików .</w:t>
+      </w:r>
+      <w:proofErr w:type="spellStart"/>
+      <w:r>
+        <w:t>npy</w:t>
+      </w:r>
+      <w:proofErr w:type="spellEnd"/>
+      <w:r>
+        <w:t xml:space="preserve"> skróciło czas uruchamiania skryptów z kilku minut do kilku sekund.</w:t>
+      </w:r>
+    </w:p>
+    <w:tbl>
+      <w:tblPr>
+        <w:tblStyle w:val="Tabela-Siatka"/>
+        <w:tblW w:w="0" w:type="auto"/>
+        <w:jc w:val="center"/>
+        <w:tblLook w:val="04A0" w:firstRow="1" w:lastRow="0" w:firstColumn="1" w:lastColumn="0" w:noHBand="0" w:noVBand="1"/>
+      </w:tblPr>
+      <w:tblGrid>
+        <w:gridCol w:w="2265"/>
+        <w:gridCol w:w="2265"/>
+        <w:gridCol w:w="2266"/>
+        <w:gridCol w:w="2266"/>
+      </w:tblGrid>
+      <w:tr>
+        <w:trPr>
+          <w:jc w:val="center"/>
+        </w:trPr>
+        <w:tc>
+          <w:tcPr>
+            <w:tcW w:w="2265" w:type="dxa"/>
+          </w:tcPr>
+          <w:p>
+            <w:pPr>
+              <w:jc w:val="center"/>
+            </w:pPr>
+            <w:r>
+              <w:lastRenderedPageBreak/>
+              <w:t>Deskryptor</w:t>
+            </w:r>
+          </w:p>
+        </w:tc>
+        <w:tc>
+          <w:tcPr>
+            <w:tcW w:w="2265" w:type="dxa"/>
+          </w:tcPr>
+          <w:p>
+            <w:pPr>
+              <w:jc w:val="center"/>
+            </w:pPr>
+            <w:r>
+              <w:t>Dokładność N = 1000</w:t>
+            </w:r>
+          </w:p>
+        </w:tc>
+        <w:tc>
+          <w:tcPr>
+            <w:tcW w:w="2266" w:type="dxa"/>
+          </w:tcPr>
+          <w:p>
+            <w:pPr>
+              <w:jc w:val="center"/>
+            </w:pPr>
+            <w:r>
+              <w:t>Dokładność N = 2048</w:t>
+            </w:r>
+          </w:p>
+        </w:tc>
+        <w:tc>
+          <w:tcPr>
+            <w:tcW w:w="2266" w:type="dxa"/>
+          </w:tcPr>
+          <w:p>
+            <w:pPr>
+              <w:jc w:val="center"/>
+            </w:pPr>
+            <w:r>
+              <w:t>Zmiana procentowa</w:t>
+            </w:r>
+          </w:p>
+        </w:tc>
+      </w:tr>
+      <w:tr>
+        <w:trPr>
+          <w:jc w:val="center"/>
+        </w:trPr>
+        <w:tc>
+          <w:tcPr>
+            <w:tcW w:w="2265" w:type="dxa"/>
+          </w:tcPr>
+          <w:p>
+            <w:pPr>
+              <w:jc w:val="center"/>
+            </w:pPr>
+            <w:r>
+              <w:t>PCA</w:t>
+            </w:r>
+          </w:p>
+        </w:tc>
+        <w:tc>
+          <w:tcPr>
+            <w:tcW w:w="2265" w:type="dxa"/>
+          </w:tcPr>
+          <w:p>
+            <w:pPr>
+              <w:jc w:val="center"/>
+            </w:pPr>
+            <w:r>
+              <w:t>37,33</w:t>
+            </w:r>
+          </w:p>
+        </w:tc>
+        <w:tc>
+          <w:tcPr>
+            <w:tcW w:w="2266" w:type="dxa"/>
+          </w:tcPr>
+          <w:p>
+            <w:pPr>
+              <w:jc w:val="center"/>
+            </w:pPr>
+            <w:r>
+              <w:t>38</w:t>
+            </w:r>
+          </w:p>
+        </w:tc>
+        <w:tc>
+          <w:tcPr>
+            <w:tcW w:w="2266" w:type="dxa"/>
+          </w:tcPr>
+          <w:p>
+            <w:pPr>
+              <w:jc w:val="center"/>
+            </w:pPr>
+            <w:r>
+              <w:t>+</w:t>
+            </w:r>
+            <w:r>
+              <w:t>0,67</w:t>
+            </w:r>
+          </w:p>
+        </w:tc>
+      </w:tr>
+      <w:tr>
+        <w:trPr>
+          <w:jc w:val="center"/>
+        </w:trPr>
+        <w:tc>
+          <w:tcPr>
+            <w:tcW w:w="2265" w:type="dxa"/>
+          </w:tcPr>
+          <w:p>
+            <w:pPr>
+              <w:jc w:val="center"/>
+            </w:pPr>
+            <w:r>
+              <w:t>D2</w:t>
+            </w:r>
+          </w:p>
+        </w:tc>
+        <w:tc>
+          <w:tcPr>
+            <w:tcW w:w="2265" w:type="dxa"/>
+          </w:tcPr>
+          <w:p>
+            <w:pPr>
+              <w:jc w:val="center"/>
+            </w:pPr>
+            <w:r>
+              <w:t>56,17</w:t>
+            </w:r>
+          </w:p>
+        </w:tc>
+        <w:tc>
+          <w:tcPr>
+            <w:tcW w:w="2266" w:type="dxa"/>
+          </w:tcPr>
+          <w:p>
+            <w:pPr>
+              <w:jc w:val="center"/>
+            </w:pPr>
+            <w:r>
+              <w:t>56,5</w:t>
+            </w:r>
+          </w:p>
+        </w:tc>
+        <w:tc>
+          <w:tcPr>
+            <w:tcW w:w="2266" w:type="dxa"/>
+          </w:tcPr>
+          <w:p>
+            <w:pPr>
+              <w:jc w:val="center"/>
+            </w:pPr>
+            <w:r>
+              <w:t>+</w:t>
+            </w:r>
+            <w:r>
+              <w:t>0,33</w:t>
+            </w:r>
+          </w:p>
+        </w:tc>
+      </w:tr>
+      <w:tr>
+        <w:trPr>
+          <w:jc w:val="center"/>
+        </w:trPr>
+        <w:tc>
+          <w:tcPr>
+            <w:tcW w:w="2265" w:type="dxa"/>
+          </w:tcPr>
+          <w:p>
+            <w:pPr>
+              <w:jc w:val="center"/>
+            </w:pPr>
+            <w:r>
+              <w:t>FPFH</w:t>
+            </w:r>
+          </w:p>
+        </w:tc>
+        <w:tc>
+          <w:tcPr>
+            <w:tcW w:w="2265" w:type="dxa"/>
+          </w:tcPr>
+          <w:p>
+            <w:pPr>
+              <w:jc w:val="center"/>
+            </w:pPr>
+            <w:r>
+              <w:t>61,12</w:t>
+            </w:r>
+          </w:p>
+        </w:tc>
+        <w:tc>
+          <w:tcPr>
+            <w:tcW w:w="2266" w:type="dxa"/>
+          </w:tcPr>
+          <w:p>
+            <w:pPr>
+              <w:jc w:val="center"/>
+            </w:pPr>
+            <w:r>
+              <w:t>56,5</w:t>
+            </w:r>
+          </w:p>
+        </w:tc>
+        <w:tc>
+          <w:tcPr>
+            <w:tcW w:w="2266" w:type="dxa"/>
+          </w:tcPr>
+          <w:p>
+            <w:pPr>
+              <w:jc w:val="center"/>
+            </w:pPr>
+            <w:r>
+              <w:t>-</w:t>
+            </w:r>
+            <w:r>
+              <w:t>4,62</w:t>
+            </w:r>
+          </w:p>
+        </w:tc>
+      </w:tr>
+    </w:tbl>
+    <w:p>
+      <w:pPr>
+        <w:jc w:val="both"/>
+      </w:pPr>
+    </w:p>
+    <w:p>
+      <w:pPr>
+        <w:jc w:val="both"/>
+        <w:rPr>
+          <w:b/>
+          <w:bCs/>
+        </w:rPr>
+      </w:pPr>
+      <w:r>
+        <w:rPr>
+          <w:b/>
+          <w:bCs/>
+        </w:rPr>
+        <w:t>Tydzień 3:</w:t>
+      </w:r>
+    </w:p>
+    <w:p>
+      <w:pPr>
+        <w:jc w:val="both"/>
+      </w:pPr>
+      <w:r>
+        <w:t>Skupiono się na stworzeniu fuzji cech trzech wcz</w:t>
+      </w:r>
+      <w:r>
+        <w:t>eśniej zaimplementowanych deskryptorów.</w:t>
+      </w:r>
+      <w:r>
+        <w:t xml:space="preserve"> W</w:t>
+      </w:r>
+      <w:r>
+        <w:t>drożenie nieliniowego klasyfikatora opartego na sztucznej sieci neuronowej typu MLP (Multi-</w:t>
+      </w:r>
+      <w:proofErr w:type="spellStart"/>
+      <w:r>
+        <w:t>Layer</w:t>
+      </w:r>
+      <w:proofErr w:type="spellEnd"/>
+      <w:r>
+        <w:t xml:space="preserve"> Perceptron)</w:t>
+      </w:r>
+    </w:p>
+    <w:p>
+      <w:pPr>
+        <w:jc w:val="both"/>
+        <w:rPr>
+          <w:b/>
+          <w:bCs/>
+          <w:i/>
+          <w:iCs/>
+        </w:rPr>
+      </w:pPr>
+      <w:r>
+        <w:rPr>
+          <w:b/>
+          <w:bCs/>
+          <w:i/>
+          <w:iCs/>
+        </w:rPr>
+        <w:t>Definicja pliku fusion.py:</w:t>
+      </w:r>
+    </w:p>
+    <w:p>
+      <w:pPr>
+        <w:jc w:val="both"/>
+      </w:pPr>
+      <w:r>
+        <w:t>Plik realizuje potok łączenia cech lokalnych i globalnych (PCA, D2 i FPFH) w jeden wektor opisujący model 3D oraz weryfikuje wpływ skalowania cech na wynik klasyfikacji.</w:t>
+      </w:r>
+    </w:p>
+    <w:p>
+      <w:pPr>
+        <w:jc w:val="both"/>
+        <w:rPr>
+          <w:b/>
+          <w:bCs/>
+        </w:rPr>
+      </w:pPr>
+      <w:r>
+        <w:rPr>
+          <w:b/>
+          <w:bCs/>
+        </w:rPr>
+        <w:t>Działanie algorytmu:</w:t>
+      </w:r>
+    </w:p>
+    <w:p>
+      <w:pPr>
+        <w:jc w:val="both"/>
+      </w:pPr>
+      <w:r>
+        <w:t>1.</w:t>
+      </w:r>
+      <w:r>
+        <w:t xml:space="preserve"> </w:t>
+      </w:r>
+      <w:r>
+        <w:t>Wczytanie deskryptorów ze zbioru treningowego i testowego z pamięci podręcznej cache</w:t>
+      </w:r>
+    </w:p>
+    <w:p>
+      <w:pPr>
+        <w:jc w:val="both"/>
+      </w:pPr>
+      <w:r>
+        <w:t xml:space="preserve">2. Wyznaczenie dokładności dla każdego pojedynczego deskryptora z osobna przy użyciu klasyfikatora </w:t>
+      </w:r>
+      <w:proofErr w:type="spellStart"/>
+      <w:r>
+        <w:t>KNeighborsClassifier</w:t>
+      </w:r>
+      <w:proofErr w:type="spellEnd"/>
+    </w:p>
+    <w:p>
+      <w:pPr>
+        <w:jc w:val="both"/>
+      </w:pPr>
+      <w:r>
+        <w:t xml:space="preserve">3. Konstrukcja 66-wymiarowej fuzji cech poprzez horyzontalne sklejenie wektorów za pomocą funkcji </w:t>
+      </w:r>
+      <w:proofErr w:type="spellStart"/>
+      <w:r>
+        <w:t>np.hstack</w:t>
+      </w:r>
+      <w:proofErr w:type="spellEnd"/>
+    </w:p>
+    <w:p>
+      <w:pPr>
+        <w:jc w:val="both"/>
+      </w:pPr>
+      <w:r>
+        <w:t>4. Przeprowadzenie eksperymentu w dwóch wariantach:</w:t>
+      </w:r>
+    </w:p>
+    <w:p>
+      <w:pPr>
+        <w:pStyle w:val="Akapitzlist"/>
+        <w:numPr>
+          <w:ilvl w:val="0"/>
+          <w:numId w:val="31"/>
+        </w:numPr>
+        <w:jc w:val="both"/>
+      </w:pPr>
+      <w:r>
+        <w:t>bez skalowania - bezpośrednie przekazanie sklejonych wektorów do k-NN. Cechy o wyższych wartościach bezwzględnych dominują metrykę euklidesową.</w:t>
+      </w:r>
+    </w:p>
+    <w:p>
+      <w:pPr>
+        <w:pStyle w:val="Akapitzlist"/>
+        <w:numPr>
+          <w:ilvl w:val="0"/>
+          <w:numId w:val="31"/>
+        </w:numPr>
+        <w:jc w:val="both"/>
+      </w:pPr>
+      <w:r>
+        <w:t>ze s</w:t>
+      </w:r>
+      <w:r>
+        <w:t xml:space="preserve">kalowaniem – zastosowanie klasy </w:t>
+      </w:r>
+      <w:proofErr w:type="spellStart"/>
+      <w:r>
+        <w:t>StandardScaler</w:t>
+      </w:r>
+      <w:proofErr w:type="spellEnd"/>
+      <w:r>
+        <w:t xml:space="preserve"> (dopasowanie parametrów na zbiorze treningowym oraz aplikacja ich na zbiorze testowym). Wyrównanie wariancji i średnich sprowadza wszystkie 66 cech do wspólnej skali.</w:t>
+      </w:r>
+    </w:p>
+    <w:p>
+      <w:pPr>
+        <w:jc w:val="both"/>
+      </w:pPr>
+      <w:r>
+        <w:t>5. Generowanie macierzy pomyłek i wykresu porównawczego.</w:t>
+      </w:r>
+    </w:p>
+    <w:p>
+      <w:pPr>
+        <w:jc w:val="both"/>
+        <w:rPr>
+          <w:b/>
+          <w:bCs/>
+        </w:rPr>
+      </w:pPr>
+      <w:r>
+        <w:rPr>
+          <w:b/>
+          <w:bCs/>
+        </w:rPr>
+        <w:t>Wynik fuzji dla k-NN, k=5:</w:t>
+      </w:r>
+    </w:p>
+    <w:p>
+      <w:pPr>
+        <w:pStyle w:val="Akapitzlist"/>
+        <w:numPr>
+          <w:ilvl w:val="0"/>
+          <w:numId w:val="17"/>
+        </w:numPr>
+        <w:jc w:val="both"/>
+      </w:pPr>
+      <w:r>
+        <w:t xml:space="preserve">Pojedynczy PCA (3 cechy): 37.33% </w:t>
+      </w:r>
+    </w:p>
+    <w:p>
+      <w:pPr>
+        <w:pStyle w:val="Akapitzlist"/>
+        <w:numPr>
+          <w:ilvl w:val="0"/>
+          <w:numId w:val="17"/>
+        </w:numPr>
+        <w:jc w:val="both"/>
+      </w:pPr>
+      <w:r>
+        <w:t xml:space="preserve">Pojedynczy D2 (30 cech): 56.17% </w:t>
+      </w:r>
+    </w:p>
+    <w:p>
+      <w:pPr>
+        <w:pStyle w:val="Akapitzlist"/>
+        <w:numPr>
+          <w:ilvl w:val="0"/>
+          <w:numId w:val="17"/>
+        </w:numPr>
+        <w:jc w:val="both"/>
+      </w:pPr>
+      <w:r>
+        <w:t xml:space="preserve">Pojedynczy FPFH (33 cechy): 61.12% </w:t>
+      </w:r>
+    </w:p>
+    <w:p>
+      <w:pPr>
+        <w:pStyle w:val="Akapitzlist"/>
+        <w:numPr>
+          <w:ilvl w:val="0"/>
+          <w:numId w:val="17"/>
+        </w:numPr>
+        <w:jc w:val="both"/>
+      </w:pPr>
+      <w:r>
+        <w:t>Fuzja cech (bez skalowania): 6</w:t>
+      </w:r>
+      <w:r>
+        <w:t>1</w:t>
+      </w:r>
+      <w:r>
+        <w:t>.</w:t>
+      </w:r>
+      <w:r>
+        <w:t>12</w:t>
+      </w:r>
+      <w:r>
+        <w:t xml:space="preserve">% </w:t>
+      </w:r>
+      <w:r>
+        <w:t>(Dominacja FPFH)</w:t>
+      </w:r>
+    </w:p>
+    <w:p>
+      <w:pPr>
+        <w:pStyle w:val="Akapitzlist"/>
+        <w:numPr>
+          <w:ilvl w:val="0"/>
+          <w:numId w:val="17"/>
+        </w:numPr>
+        <w:jc w:val="both"/>
+      </w:pPr>
+      <w:r>
+        <w:t xml:space="preserve">Fuzja cech (ze skalowaniem </w:t>
+      </w:r>
+      <w:proofErr w:type="spellStart"/>
+      <w:r>
+        <w:t>StandardScaler</w:t>
+      </w:r>
+      <w:proofErr w:type="spellEnd"/>
+      <w:r>
+        <w:t>): 7</w:t>
+      </w:r>
+      <w:r>
+        <w:t>0</w:t>
+      </w:r>
+      <w:r>
+        <w:t>.</w:t>
+      </w:r>
+      <w:r>
+        <w:t>37</w:t>
+      </w:r>
+      <w:r>
+        <w:t xml:space="preserve">% </w:t>
+      </w:r>
+    </w:p>
+    <w:p>
+      <w:pPr>
+        <w:jc w:val="center"/>
+      </w:pPr>
+      <w:r>
+        <w:rPr>
+          <w:noProof/>
+        </w:rPr>
+        <w:lastRenderedPageBreak/>
+        <w:drawing>
+          <wp:inline distT="0" distB="0" distL="0" distR="0" wp14:anchorId="21C4C3C1" wp14:editId="1C954A23">
+            <wp:extent cx="4801659" cy="2667000"/>
+            <wp:effectExtent l="0" t="0" r="0" b="0"/>
+            <wp:docPr id="1936968834" name="Obraz 6"/>
+            <wp:cNvGraphicFramePr>
+              <a:graphicFrameLocks xmlns:a="http://schemas.openxmlformats.org/drawingml/2006/main" noChangeAspect="1"/>
+            </wp:cNvGraphicFramePr>
+            <a:graphic xmlns:a="http://schemas.openxmlformats.org/drawingml/2006/main">
+              <a:graphicData uri="http://schemas.openxmlformats.org/drawingml/2006/picture">
+                <pic:pic xmlns:pic="http://schemas.openxmlformats.org/drawingml/2006/picture">
+                  <pic:nvPicPr>
+                    <pic:cNvPr id="0" name="Picture 6"/>
+                    <pic:cNvPicPr>
+                      <a:picLocks noChangeAspect="1" noChangeArrowheads="1"/>
+                    </pic:cNvPicPr>
+                  </pic:nvPicPr>
+                  <pic:blipFill>
+                    <a:blip r:embed="rId11" cstate="print">
+                      <a:extLst>
+                        <a:ext uri="{28A0092B-C50C-407E-A947-70E740481C1C}">
+                          <a14:useLocalDpi xmlns:a14="http://schemas.microsoft.com/office/drawing/2010/main" val="0"/>
+                        </a:ext>
+                      </a:extLst>
+                    </a:blip>
+                    <a:srcRect/>
+                    <a:stretch>
+                      <a:fillRect/>
+                    </a:stretch>
+                  </pic:blipFill>
+                  <pic:spPr bwMode="auto">
+                    <a:xfrm>
+                      <a:off x="0" y="0"/>
+                      <a:ext cx="4811557" cy="2672498"/>
+                    </a:xfrm>
+                    <a:prstGeom prst="rect">
+                      <a:avLst/>
+                    </a:prstGeom>
+                    <a:noFill/>
+                    <a:ln>
+                      <a:noFill/>
+                    </a:ln>
+                  </pic:spPr>
+                </pic:pic>
+              </a:graphicData>
+            </a:graphic>
+          </wp:inline>
+        </w:drawing>
+      </w:r>
+    </w:p>
+    <w:p>
+      <w:pPr>
+        <w:jc w:val="center"/>
+        <w:rPr>
+          <w:i/>
+          <w:iCs/>
+        </w:rPr>
+      </w:pPr>
+      <w:r>
+        <w:rPr>
+          <w:i/>
+          <w:iCs/>
+        </w:rPr>
+        <w:t>Rys 6. Porównanie skuteczności pojedynczych deskryptorów oraz zbadanie wpływu standaryzacji przy horyzontalnej fuzji cech</w:t>
+      </w:r>
+    </w:p>
+    <w:p>
+      <w:pPr>
+        <w:jc w:val="center"/>
+      </w:pPr>
+      <w:r>
+        <w:rPr>
+          <w:noProof/>
+        </w:rPr>
+        <w:drawing>
+          <wp:inline distT="0" distB="0" distL="0" distR="0" wp14:anchorId="04B0BBF7" wp14:editId="4EA49FDA">
+            <wp:extent cx="4315690" cy="3452266"/>
+            <wp:effectExtent l="0" t="0" r="8890" b="0"/>
+            <wp:docPr id="832072217" name="Obraz 7"/>
+            <wp:cNvGraphicFramePr>
+              <a:graphicFrameLocks xmlns:a="http://schemas.openxmlformats.org/drawingml/2006/main" noChangeAspect="1"/>
+            </wp:cNvGraphicFramePr>
+            <a:graphic xmlns:a="http://schemas.openxmlformats.org/drawingml/2006/main">
+              <a:graphicData uri="http://schemas.openxmlformats.org/drawingml/2006/picture">
+                <pic:pic xmlns:pic="http://schemas.openxmlformats.org/drawingml/2006/picture">
+                  <pic:nvPicPr>
+                    <pic:cNvPr id="0" name="Picture 7"/>
+                    <pic:cNvPicPr>
+                      <a:picLocks noChangeAspect="1" noChangeArrowheads="1"/>
+                    </pic:cNvPicPr>
+                  </pic:nvPicPr>
+                  <pic:blipFill>
+                    <a:blip r:embed="rId12" cstate="print">
+                      <a:extLst>
+                        <a:ext uri="{28A0092B-C50C-407E-A947-70E740481C1C}">
+                          <a14:useLocalDpi xmlns:a14="http://schemas.microsoft.com/office/drawing/2010/main" val="0"/>
+                        </a:ext>
+                      </a:extLst>
+                    </a:blip>
+                    <a:srcRect/>
+                    <a:stretch>
+                      <a:fillRect/>
+                    </a:stretch>
+                  </pic:blipFill>
+                  <pic:spPr bwMode="auto">
+                    <a:xfrm>
+                      <a:off x="0" y="0"/>
+                      <a:ext cx="4384840" cy="3507582"/>
+                    </a:xfrm>
+                    <a:prstGeom prst="rect">
+                      <a:avLst/>
+                    </a:prstGeom>
+                    <a:noFill/>
+                    <a:ln>
+                      <a:noFill/>
+                    </a:ln>
+                  </pic:spPr>
+                </pic:pic>
+              </a:graphicData>
+            </a:graphic>
+          </wp:inline>
+        </w:drawing>
+      </w:r>
+    </w:p>
+    <w:p>
+      <w:pPr>
+        <w:jc w:val="center"/>
+        <w:rPr>
+          <w:i/>
+          <w:iCs/>
+        </w:rPr>
+      </w:pPr>
+      <w:r>
+        <w:rPr>
+          <w:i/>
+          <w:iCs/>
+        </w:rPr>
+        <w:t xml:space="preserve">Rys 7. Macierz pomyłek dla fuzji cech (PCA + D2 + FPFH) po standaryzacji algorytmem </w:t>
+      </w:r>
+      <w:proofErr w:type="spellStart"/>
+      <w:r>
+        <w:rPr>
+          <w:i/>
+          <w:iCs/>
+        </w:rPr>
+        <w:t>StandardScaler</w:t>
+      </w:r>
+      <w:proofErr w:type="spellEnd"/>
+    </w:p>
+    <w:p>
+      <w:pPr>
+        <w:jc w:val="both"/>
+        <w:rPr>
+          <w:b/>
+          <w:bCs/>
+          <w:i/>
+          <w:iCs/>
+        </w:rPr>
+      </w:pPr>
+      <w:r>
+        <w:rPr>
+          <w:b/>
+          <w:bCs/>
+          <w:i/>
+          <w:iCs/>
+        </w:rPr>
+        <w:t>Definicja pliku train_mlp.py:</w:t>
+      </w:r>
+    </w:p>
+    <w:p>
+      <w:pPr>
+        <w:jc w:val="both"/>
+      </w:pPr>
+      <w:r>
+        <w:t>Plik odpowiada za implementację i uczenie wielowarstwowej sieci neuronowej (MLP)</w:t>
+      </w:r>
+      <w:r>
+        <w:t xml:space="preserve">, która w przeciwieństwie do klasyfikatora k-NN uczy się </w:t>
+      </w:r>
+      <w:r>
+        <w:t>nie</w:t>
+      </w:r>
+      <w:r>
+        <w:t>liniowych relacji i adaptacyjnych wag pomiędzy składowymi zunifikowanego 66-wymiarowego wektora cech.</w:t>
+      </w:r>
+    </w:p>
+    <w:p>
+      <w:pPr>
+        <w:jc w:val="both"/>
+        <w:rPr>
+          <w:b/>
+          <w:bCs/>
+        </w:rPr>
+      </w:pPr>
+      <w:r>
+        <w:rPr>
+          <w:b/>
+          <w:bCs/>
+        </w:rPr>
+        <w:lastRenderedPageBreak/>
+        <w:t>Działanie algorytmu:</w:t>
+      </w:r>
+    </w:p>
+    <w:p>
+      <w:pPr>
+        <w:jc w:val="both"/>
+      </w:pPr>
+      <w:r>
+        <w:t xml:space="preserve">1. Pobranie danych z pamięci podręcznej, sklejenie cech (fuzja) i standaryzacja za pomocą </w:t>
+      </w:r>
+      <w:proofErr w:type="spellStart"/>
+      <w:r>
+        <w:t>StandardScaler</w:t>
+      </w:r>
+      <w:proofErr w:type="spellEnd"/>
+    </w:p>
+    <w:p>
+      <w:pPr>
+        <w:jc w:val="both"/>
+      </w:pPr>
+      <w:r>
+        <w:t xml:space="preserve">2. Inicjalizacja sieci za pomocą klasy </w:t>
+      </w:r>
+      <w:proofErr w:type="spellStart"/>
+      <w:r>
+        <w:t>MLPClassifier</w:t>
+      </w:r>
+      <w:proofErr w:type="spellEnd"/>
+      <w:r>
+        <w:t xml:space="preserve"> z biblioteki </w:t>
+      </w:r>
+      <w:proofErr w:type="spellStart"/>
+      <w:r>
+        <w:t>scikit-learn</w:t>
+      </w:r>
+      <w:proofErr w:type="spellEnd"/>
+      <w:r>
+        <w:t xml:space="preserve"> o strukturze </w:t>
+      </w:r>
+      <w:proofErr w:type="spellStart"/>
+      <w:r>
+        <w:t>warst</w:t>
+      </w:r>
+      <w:proofErr w:type="spellEnd"/>
+      <w:r>
+        <w:t xml:space="preserve"> (256,128,64):</w:t>
+      </w:r>
+    </w:p>
+    <w:p>
+      <w:pPr>
+        <w:pStyle w:val="Akapitzlist"/>
+        <w:numPr>
+          <w:ilvl w:val="0"/>
+          <w:numId w:val="32"/>
+        </w:numPr>
+        <w:jc w:val="both"/>
+      </w:pPr>
+      <w:r>
+        <w:t xml:space="preserve">Funkcja aktywacji </w:t>
+      </w:r>
+      <w:proofErr w:type="spellStart"/>
+      <w:r>
+        <w:t>ReLU</w:t>
+      </w:r>
+      <w:proofErr w:type="spellEnd"/>
+    </w:p>
+    <w:p>
+      <w:pPr>
+        <w:pStyle w:val="Akapitzlist"/>
+        <w:numPr>
+          <w:ilvl w:val="0"/>
+          <w:numId w:val="32"/>
+        </w:numPr>
+        <w:jc w:val="both"/>
+      </w:pPr>
+      <w:r>
+        <w:t>Algorytm optymalizacji wag Adam (alfa = 0,001)</w:t>
+      </w:r>
+    </w:p>
+    <w:p>
+      <w:pPr>
+        <w:pStyle w:val="Akapitzlist"/>
+        <w:numPr>
+          <w:ilvl w:val="0"/>
+          <w:numId w:val="32"/>
+        </w:numPr>
+        <w:jc w:val="both"/>
+      </w:pPr>
+      <w:r>
+        <w:t>Mechanizm zapobiegający przeuczeniu modelu (</w:t>
+      </w:r>
+      <w:proofErr w:type="spellStart"/>
+      <w:r>
+        <w:t>early_stopping</w:t>
+      </w:r>
+      <w:proofErr w:type="spellEnd"/>
+      <w:r>
+        <w:t>)</w:t>
+      </w:r>
+    </w:p>
+    <w:p>
+      <w:pPr>
+        <w:jc w:val="both"/>
+      </w:pPr>
+      <w:r>
+        <w:t>3. Trening sieci na wystandaryzowanym zbiorze treningowym i ewaluacja predykcji na zbiorze testowym</w:t>
+      </w:r>
+    </w:p>
+    <w:p>
+      <w:pPr>
+        <w:jc w:val="both"/>
+      </w:pPr>
+      <w:r>
+        <w:t>4. Generowanie wykresu krzywej funkcji straty w kolejnych epokach.</w:t>
+      </w:r>
+    </w:p>
+    <w:p>
+      <w:pPr>
+        <w:jc w:val="both"/>
+        <w:rPr>
+          <w:b/>
+          <w:bCs/>
+        </w:rPr>
+      </w:pPr>
+      <w:r>
+        <w:rPr>
+          <w:b/>
+          <w:bCs/>
+        </w:rPr>
+        <w:t xml:space="preserve">Wynik pliku train_mlp.py: </w:t>
+      </w:r>
+    </w:p>
+    <w:p>
+      <w:pPr>
+        <w:jc w:val="both"/>
+      </w:pPr>
+      <w:r>
+        <w:t>DOKŁADNOŚĆ SIECI MLP (Fuzja cech): 77.42%</w:t>
+      </w:r>
+    </w:p>
+    <w:p>
+      <w:pPr>
+        <w:jc w:val="center"/>
+      </w:pPr>
+      <w:r>
+        <w:rPr>
+          <w:noProof/>
+        </w:rPr>
+        <w:drawing>
+          <wp:inline distT="0" distB="0" distL="0" distR="0" wp14:anchorId="2A923C0E" wp14:editId="030A92C6">
+            <wp:extent cx="5173133" cy="3233279"/>
+            <wp:effectExtent l="0" t="0" r="8890" b="5715"/>
+            <wp:docPr id="837682741" name="Obraz 8"/>
+            <wp:cNvGraphicFramePr>
+              <a:graphicFrameLocks xmlns:a="http://schemas.openxmlformats.org/drawingml/2006/main" noChangeAspect="1"/>
+            </wp:cNvGraphicFramePr>
+            <a:graphic xmlns:a="http://schemas.openxmlformats.org/drawingml/2006/main">
+              <a:graphicData uri="http://schemas.openxmlformats.org/drawingml/2006/picture">
+                <pic:pic xmlns:pic="http://schemas.openxmlformats.org/drawingml/2006/picture">
+                  <pic:nvPicPr>
+                    <pic:cNvPr id="0" name="Picture 8"/>
+                    <pic:cNvPicPr>
+                      <a:picLocks noChangeAspect="1" noChangeArrowheads="1"/>
+                    </pic:cNvPicPr>
+                  </pic:nvPicPr>
+                  <pic:blipFill>
+                    <a:blip r:embed="rId13" cstate="print">
+                      <a:extLst>
+                        <a:ext uri="{28A0092B-C50C-407E-A947-70E740481C1C}">
+                          <a14:useLocalDpi xmlns:a14="http://schemas.microsoft.com/office/drawing/2010/main" val="0"/>
+                        </a:ext>
+                      </a:extLst>
+                    </a:blip>
+                    <a:srcRect/>
+                    <a:stretch>
+                      <a:fillRect/>
+                    </a:stretch>
+                  </pic:blipFill>
+                  <pic:spPr bwMode="auto">
+                    <a:xfrm>
+                      <a:off x="0" y="0"/>
+                      <a:ext cx="5179307" cy="3237138"/>
+                    </a:xfrm>
+                    <a:prstGeom prst="rect">
+                      <a:avLst/>
+                    </a:prstGeom>
+                    <a:noFill/>
+                    <a:ln>
+                      <a:noFill/>
+                    </a:ln>
+                  </pic:spPr>
+                </pic:pic>
+              </a:graphicData>
+            </a:graphic>
+          </wp:inline>
+        </w:drawing>
+      </w:r>
+    </w:p>
+    <w:p>
+      <w:pPr>
+        <w:jc w:val="center"/>
+        <w:rPr>
+          <w:i/>
+          <w:iCs/>
+        </w:rPr>
+      </w:pPr>
+      <w:r>
+        <w:rPr>
+          <w:i/>
+          <w:iCs/>
+        </w:rPr>
+        <w:t>Rys</w:t>
+      </w:r>
+      <w:r>
+        <w:rPr>
+          <w:i/>
+          <w:iCs/>
+        </w:rPr>
+        <w:t xml:space="preserve"> </w:t>
+      </w:r>
+      <w:r>
+        <w:rPr>
+          <w:i/>
+          <w:iCs/>
+        </w:rPr>
+        <w:t>8. Krzywa spadku wartości funkcji straty (</w:t>
+      </w:r>
+      <w:proofErr w:type="spellStart"/>
+      <w:r>
+        <w:rPr>
+          <w:i/>
+          <w:iCs/>
+        </w:rPr>
+        <w:t>Loss</w:t>
+      </w:r>
+      <w:proofErr w:type="spellEnd"/>
+      <w:r>
+        <w:rPr>
+          <w:i/>
+          <w:iCs/>
+        </w:rPr>
+        <w:t>) w trakcie uczenia nieliniowej sieci wielowarstwowej MLP</w:t>
+      </w:r>
+    </w:p>
+    <w:p>
+      <w:pPr>
+        <w:jc w:val="center"/>
+      </w:pPr>
+      <w:r>
+        <w:rPr>
+          <w:noProof/>
+        </w:rPr>
+        <w:lastRenderedPageBreak/>
+        <w:drawing>
+          <wp:inline distT="0" distB="0" distL="0" distR="0" wp14:anchorId="62DB11E5" wp14:editId="000A3CFE">
+            <wp:extent cx="5757545" cy="4605655"/>
+            <wp:effectExtent l="0" t="0" r="0" b="4445"/>
+            <wp:docPr id="1974234895" name="Obraz 9"/>
+            <wp:cNvGraphicFramePr>
+              <a:graphicFrameLocks xmlns:a="http://schemas.openxmlformats.org/drawingml/2006/main" noChangeAspect="1"/>
+            </wp:cNvGraphicFramePr>
+            <a:graphic xmlns:a="http://schemas.openxmlformats.org/drawingml/2006/main">
+              <a:graphicData uri="http://schemas.openxmlformats.org/drawingml/2006/picture">
+                <pic:pic xmlns:pic="http://schemas.openxmlformats.org/drawingml/2006/picture">
+                  <pic:nvPicPr>
+                    <pic:cNvPr id="0" name="Picture 9"/>
+                    <pic:cNvPicPr>
+                      <a:picLocks noChangeAspect="1" noChangeArrowheads="1"/>
+                    </pic:cNvPicPr>
+                  </pic:nvPicPr>
+                  <pic:blipFill>
+                    <a:blip r:embed="rId14" cstate="print">
+                      <a:extLst>
+                        <a:ext uri="{28A0092B-C50C-407E-A947-70E740481C1C}">
+                          <a14:useLocalDpi xmlns:a14="http://schemas.microsoft.com/office/drawing/2010/main" val="0"/>
+                        </a:ext>
+                      </a:extLst>
+                    </a:blip>
+                    <a:srcRect/>
+                    <a:stretch>
+                      <a:fillRect/>
+                    </a:stretch>
+                  </pic:blipFill>
+                  <pic:spPr bwMode="auto">
+                    <a:xfrm>
+                      <a:off x="0" y="0"/>
+                      <a:ext cx="5757545" cy="4605655"/>
+                    </a:xfrm>
+                    <a:prstGeom prst="rect">
+                      <a:avLst/>
+                    </a:prstGeom>
+                    <a:noFill/>
+                    <a:ln>
+                      <a:noFill/>
+                    </a:ln>
+                  </pic:spPr>
+                </pic:pic>
+              </a:graphicData>
+            </a:graphic>
+          </wp:inline>
+        </w:drawing>
+      </w:r>
+    </w:p>
+    <w:p>
+      <w:pPr>
+        <w:jc w:val="center"/>
+        <w:rPr>
+          <w:i/>
+          <w:iCs/>
+        </w:rPr>
+      </w:pPr>
+      <w:r>
+        <w:rPr>
+          <w:i/>
+          <w:iCs/>
+        </w:rPr>
+        <w:t>Rys</w:t>
+      </w:r>
+      <w:r>
+        <w:rPr>
+          <w:i/>
+          <w:iCs/>
+        </w:rPr>
+        <w:t xml:space="preserve"> </w:t>
+      </w:r>
+      <w:r>
+        <w:rPr>
+          <w:i/>
+          <w:iCs/>
+        </w:rPr>
+        <w:t>9. Macierz pomyłek dla sieci neuronowej MLP wytrenowanej na 66-wymiarowym wektorze zunifikowanych cech</w:t>
+      </w:r>
+    </w:p>
+    <w:p>
+      <w:pPr>
+        <w:jc w:val="both"/>
+        <w:rPr>
+          <w:b/>
+          <w:bCs/>
+        </w:rPr>
+      </w:pPr>
+      <w:r>
+        <w:rPr>
+          <w:b/>
+          <w:bCs/>
+        </w:rPr>
+        <w:t>Wnioski z tygodnia 3:</w:t>
+      </w:r>
+    </w:p>
+    <w:p>
+      <w:pPr>
+        <w:jc w:val="both"/>
+      </w:pPr>
+      <w:r>
+        <w:t xml:space="preserve">Fuzja deskryptorów przynosi znaczący zysk procentowy. Łączenie informacji o globalnej geometrii (PCA,D2) z lokalnymi krzywiznami (FPFH) podnosi wynik o 9 punktów procentowych względem najlepszego </w:t>
+      </w:r>
+      <w:proofErr w:type="spellStart"/>
+      <w:r>
+        <w:t>predyktora</w:t>
+      </w:r>
+      <w:proofErr w:type="spellEnd"/>
+      <w:r>
+        <w:t xml:space="preserve"> FPFH. Standaryzacja cech okazała się kluczowa dla algorytmów odległościowych (k-NN). Zastosowanie sztucznej sieci neuronowej MLP pozwoliło na jeszcze większy wzrost dokładności do poziomu 77,42%.</w:t>
+      </w:r>
+    </w:p>
+    <w:p>
+      <w:pPr>
+        <w:jc w:val="both"/>
+      </w:pPr>
+    </w:p>
+    <w:p>
+      <w:pPr>
+        <w:jc w:val="both"/>
+        <w:rPr>
+          <w:b/>
+          <w:bCs/>
+        </w:rPr>
+      </w:pPr>
+      <w:r>
+        <w:rPr>
+          <w:b/>
+          <w:bCs/>
+        </w:rPr>
+        <w:t>Tydzień 4:</w:t>
+      </w:r>
+    </w:p>
+    <w:p>
+      <w:pPr>
+        <w:jc w:val="both"/>
+      </w:pPr>
+      <w:r>
+        <w:t xml:space="preserve">Ostatni tydzień poświęcono na budowę modułu predykcji i wizualizacji 3D dla pojedynczych próbek oraz implementację modułu głębokiego uczenia sieci </w:t>
+      </w:r>
+      <w:proofErr w:type="spellStart"/>
+      <w:r>
+        <w:t>PointNet</w:t>
+      </w:r>
+      <w:proofErr w:type="spellEnd"/>
+      <w:r>
+        <w:t>, przetwarzając surowe współrzędne X,Y,Z chmury punktów w celu wyznaczenia predykcji.</w:t>
+      </w:r>
+    </w:p>
+    <w:p>
+      <w:pPr>
+        <w:jc w:val="both"/>
+        <w:rPr>
+          <w:b/>
+          <w:bCs/>
+          <w:i/>
+          <w:iCs/>
+        </w:rPr>
+      </w:pPr>
+      <w:r>
+        <w:rPr>
+          <w:b/>
+          <w:bCs/>
+          <w:i/>
+          <w:iCs/>
+        </w:rPr>
+        <w:t>Definicja pliku predicter.py:</w:t>
+      </w:r>
+    </w:p>
+    <w:p>
+      <w:pPr>
+        <w:jc w:val="both"/>
+      </w:pPr>
+      <w:r>
+        <w:t>Skrypt umożliwia przeprowadzenie predykcji dla dowolnie wskazanego pliku .off wraz z interaktywnym podglądem graficznym 3D chmury punktów.</w:t>
+      </w:r>
+    </w:p>
+    <w:p>
+      <w:pPr>
+        <w:jc w:val="both"/>
+        <w:rPr>
+          <w:b/>
+          <w:bCs/>
+        </w:rPr>
+      </w:pPr>
+      <w:r>
+        <w:rPr>
+          <w:b/>
+          <w:bCs/>
+        </w:rPr>
+        <w:lastRenderedPageBreak/>
+        <w:t>Działanie algorytmu:</w:t>
+      </w:r>
+    </w:p>
+    <w:p>
+      <w:pPr>
+        <w:jc w:val="both"/>
+      </w:pPr>
+      <w:r>
+        <w:t xml:space="preserve">1.  </w:t>
+      </w:r>
+      <w:proofErr w:type="spellStart"/>
+      <w:r>
+        <w:t>train_models</w:t>
+      </w:r>
+      <w:proofErr w:type="spellEnd"/>
+      <w:r>
+        <w:t xml:space="preserve"> – wczytanie z pamięci zbioru treningowego i wstępne wytrenowanie kompletu klasyfikatorów</w:t>
+      </w:r>
+      <w:r>
+        <w:t>.</w:t>
+      </w:r>
+    </w:p>
+    <w:p>
+      <w:pPr>
+        <w:jc w:val="both"/>
+      </w:pPr>
+      <w:r>
+        <w:t xml:space="preserve">2. </w:t>
+      </w:r>
+      <w:proofErr w:type="spellStart"/>
+      <w:r>
+        <w:t>predict_and_visualize</w:t>
+      </w:r>
+      <w:proofErr w:type="spellEnd"/>
+      <w:r>
+        <w:t>:</w:t>
+      </w:r>
+    </w:p>
+    <w:p>
+      <w:pPr>
+        <w:pStyle w:val="Akapitzlist"/>
+        <w:numPr>
+          <w:ilvl w:val="0"/>
+          <w:numId w:val="33"/>
+        </w:numPr>
+        <w:jc w:val="both"/>
+      </w:pPr>
+      <w:r>
+        <w:t>W</w:t>
+      </w:r>
+      <w:r>
+        <w:t>czytanie wybranego pliku .off i przetworzenie do wycentrowanej chmury punktów o stałej N = 1000</w:t>
+      </w:r>
+    </w:p>
+    <w:p>
+      <w:pPr>
+        <w:pStyle w:val="Akapitzlist"/>
+        <w:numPr>
+          <w:ilvl w:val="0"/>
+          <w:numId w:val="33"/>
+        </w:numPr>
+        <w:jc w:val="both"/>
+      </w:pPr>
+      <w:r>
+        <w:t>E</w:t>
+      </w:r>
+      <w:r>
+        <w:t>kstrakcja wektorów cech PCA, D2, FPFH</w:t>
+      </w:r>
+    </w:p>
+    <w:p>
+      <w:pPr>
+        <w:pStyle w:val="Akapitzlist"/>
+        <w:numPr>
+          <w:ilvl w:val="0"/>
+          <w:numId w:val="33"/>
+        </w:numPr>
+        <w:jc w:val="both"/>
+      </w:pPr>
+      <w:r>
+        <w:t>P</w:t>
+      </w:r>
+      <w:r>
+        <w:t xml:space="preserve">rzeprowadzenie predykcji każdym z modeli i wypisanie wyników predykcji w konsoli </w:t>
+      </w:r>
+    </w:p>
+    <w:p>
+      <w:pPr>
+        <w:pStyle w:val="Akapitzlist"/>
+        <w:numPr>
+          <w:ilvl w:val="0"/>
+          <w:numId w:val="33"/>
+        </w:numPr>
+        <w:jc w:val="both"/>
+      </w:pPr>
+      <w:r>
+        <w:t>O</w:t>
+      </w:r>
+      <w:r>
+        <w:t xml:space="preserve">twarcie okna Open3D w </w:t>
+      </w:r>
+      <w:proofErr w:type="spellStart"/>
+      <w:r>
+        <w:t>wyrenderowaną</w:t>
+      </w:r>
+      <w:proofErr w:type="spellEnd"/>
+      <w:r>
+        <w:t xml:space="preserve"> chmurą punktów</w:t>
+      </w:r>
+    </w:p>
+    <w:p>
+      <w:pPr>
+        <w:jc w:val="both"/>
+        <w:rPr>
+          <w:b/>
+          <w:bCs/>
+          <w:i/>
+          <w:iCs/>
+        </w:rPr>
+      </w:pPr>
+      <w:r>
+        <w:rPr>
+          <w:b/>
+          <w:bCs/>
+          <w:i/>
+          <w:iCs/>
+        </w:rPr>
+        <w:t>Definicja pliku pointnet.py:</w:t>
+      </w:r>
+    </w:p>
+    <w:p>
+      <w:pPr>
+        <w:jc w:val="both"/>
+      </w:pPr>
+      <w:r>
+        <w:t xml:space="preserve">Implementacja głębokiej sieci </w:t>
+      </w:r>
+      <w:proofErr w:type="spellStart"/>
+      <w:r>
+        <w:t>PointNet</w:t>
+      </w:r>
+      <w:proofErr w:type="spellEnd"/>
+      <w:r>
+        <w:t xml:space="preserve"> jako punktu odniesienia dla klasycznych metod inżynierii cech. Model uczy się hierarchicznych reprezentacji geometrycznych wprost z surowej chmury punktów.</w:t>
+      </w:r>
+    </w:p>
+    <w:p>
+      <w:pPr>
+        <w:jc w:val="both"/>
+        <w:rPr>
+          <w:b/>
+          <w:bCs/>
+        </w:rPr>
+      </w:pPr>
+      <w:r>
+        <w:rPr>
+          <w:b/>
+          <w:bCs/>
+        </w:rPr>
+        <w:t>Działanie algorytmu:</w:t>
+      </w:r>
+    </w:p>
+    <w:p>
+      <w:pPr>
+        <w:jc w:val="both"/>
+      </w:pPr>
+      <w:r>
+        <w:t xml:space="preserve">1. Wstępne wyrównanie w przestrzeni (T-Net / </w:t>
+      </w:r>
+      <w:proofErr w:type="spellStart"/>
+      <w:r>
+        <w:t>Spatial</w:t>
+      </w:r>
+      <w:proofErr w:type="spellEnd"/>
+      <w:r>
+        <w:t xml:space="preserve"> Transformer)</w:t>
+      </w:r>
+    </w:p>
+    <w:p>
+      <w:pPr>
+        <w:numPr>
+          <w:ilvl w:val="0"/>
+          <w:numId w:val="20"/>
+        </w:numPr>
+        <w:jc w:val="both"/>
+      </w:pPr>
+      <w:r>
+        <w:t>Zanim sieć zacznie analizować kształt, nakłada na chmurę punktów miniaturową sieć pomocniczą (T-Net).</w:t>
+      </w:r>
+    </w:p>
+    <w:p>
+      <w:pPr>
+        <w:numPr>
+          <w:ilvl w:val="0"/>
+          <w:numId w:val="20"/>
+        </w:numPr>
+        <w:jc w:val="both"/>
+      </w:pPr>
+      <w:r>
+        <w:t>Działa ona jak automatyczny „korektor ułożenia” – obraca i centruje obiekt tak, aby zawsze znajdował się w stałej, kanonicznej pozycji, niezależnie od tego, jak był zorientowany na wejściu.</w:t>
+      </w:r>
+    </w:p>
+    <w:p>
+      <w:pPr>
+        <w:jc w:val="both"/>
+      </w:pPr>
+      <w:r>
+        <w:t>2. Niezależna analiza każdego punktu (Współdzielone MLP</w:t>
+      </w:r>
+      <w:r>
+        <w:rPr>
+          <w:b/>
+          <w:bCs/>
+        </w:rPr>
+        <w:t>)</w:t>
+      </w:r>
+    </w:p>
+    <w:p>
+      <w:pPr>
+        <w:numPr>
+          <w:ilvl w:val="0"/>
+          <w:numId w:val="21"/>
+        </w:numPr>
+        <w:jc w:val="both"/>
+      </w:pPr>
+      <w:r>
+        <w:t xml:space="preserve">Każdy punkt </w:t>
+      </w:r>
+      <m:oMath>
+        <m:d>
+          <m:dPr>
+            <m:ctrlPr>
+              <w:rPr>
+                <w:rFonts w:ascii="Cambria Math" w:hAnsi="Cambria Math"/>
+              </w:rPr>
+            </m:ctrlPr>
+          </m:dPr>
+          <m:e>
+            <m:r>
+              <w:rPr>
+                <w:rFonts w:ascii="Cambria Math" w:hAnsi="Cambria Math"/>
+              </w:rPr>
+              <m:t>x,y,z</m:t>
+            </m:r>
+          </m:e>
+        </m:d>
+      </m:oMath>
+      <w:r>
+        <w:t xml:space="preserve"> jest analizowany z osobna za pomocą wielowarstwowego perceptronu (MLP) o wspólnych wagach dla wszystkich punktów.</w:t>
+      </w:r>
+    </w:p>
+    <w:p>
+      <w:pPr>
+        <w:numPr>
+          <w:ilvl w:val="0"/>
+          <w:numId w:val="21"/>
+        </w:numPr>
+        <w:jc w:val="both"/>
+      </w:pPr>
+      <w:r>
+        <w:t>Zamiast prostych współrzędnych przestrzennych, sieć wyciąga dla każdego punktu bogaty wektor cech opisujący jego lokalną geometrię (np. wektor 1024 liczb).</w:t>
+      </w:r>
+    </w:p>
+    <w:p>
+      <w:pPr>
+        <w:jc w:val="both"/>
+      </w:pPr>
+      <w:r>
+        <w:t xml:space="preserve">3. Odporność na kolejność punktów (Max </w:t>
+      </w:r>
+      <w:proofErr w:type="spellStart"/>
+      <w:r>
+        <w:t>Pooling</w:t>
+      </w:r>
+      <w:proofErr w:type="spellEnd"/>
+      <w:r>
+        <w:t>)</w:t>
+      </w:r>
+    </w:p>
+    <w:p>
+      <w:pPr>
+        <w:numPr>
+          <w:ilvl w:val="0"/>
+          <w:numId w:val="22"/>
+        </w:numPr>
+        <w:jc w:val="both"/>
+      </w:pPr>
+      <w:r>
+        <w:t xml:space="preserve">Jest to kluczowy element całej architektury. Aby kolejność punktów na liście nie miała znaczenia, sieć stosuje operację symetryczną: Max </w:t>
+      </w:r>
+      <w:proofErr w:type="spellStart"/>
+      <w:r>
+        <w:t>Pooling</w:t>
+      </w:r>
+      <w:proofErr w:type="spellEnd"/>
+      <w:r>
+        <w:t xml:space="preserve"> (wybór maksymalnej wartości wzdłuż każdego wymiaru cech).</w:t>
+      </w:r>
+    </w:p>
+    <w:p>
+      <w:pPr>
+        <w:numPr>
+          <w:ilvl w:val="0"/>
+          <w:numId w:val="22"/>
+        </w:numPr>
+        <w:jc w:val="both"/>
+      </w:pPr>
+      <w:r>
+        <w:t xml:space="preserve">Z tysięcy pojedynczych wektorów powstaje jeden wspólny wektor globalny, który opisuje najważniejsze cechy całego obiektu. Niezależnie od tego, czy punkty w </w:t>
+      </w:r>
+      <w:r>
+        <w:lastRenderedPageBreak/>
+        <w:t>pliku zostaną wymieszane, wynik operacji maksimum zawsze pozostanie identyczny.</w:t>
+      </w:r>
+    </w:p>
+    <w:p>
+      <w:pPr>
+        <w:jc w:val="both"/>
+      </w:pPr>
+      <w:r>
+        <w:t>4. Finalna decyzja (Klasyfikacja lub Segmentacja)</w:t>
+      </w:r>
+    </w:p>
+    <w:p>
+      <w:pPr>
+        <w:numPr>
+          <w:ilvl w:val="0"/>
+          <w:numId w:val="23"/>
+        </w:numPr>
+        <w:jc w:val="both"/>
+      </w:pPr>
+      <w:r>
+        <w:t>Klasyfikacja: Wektor cech globalnych trafia do klasycznej sieci gęstej, która określa, czym jest dany obiekt (np. krzesło, samochód, człowiek).</w:t>
+      </w:r>
+    </w:p>
+    <w:p>
+      <w:pPr>
+        <w:numPr>
+          <w:ilvl w:val="0"/>
+          <w:numId w:val="23"/>
+        </w:numPr>
+        <w:jc w:val="both"/>
+      </w:pPr>
+      <w:r>
+        <w:t>Segmentacja części: Wektor globalny łączy się z cechami poszczególnych punktów z wcześniejszego etapu. Dzięki temu sieć wie, czym jest cały obiekt i do jakiej części należy dany punkt (np. które punkty tworzą oparcie krzesła, a które nogi).</w:t>
+      </w:r>
+    </w:p>
+    <w:p>
+      <w:pPr>
+        <w:jc w:val="both"/>
+        <w:rPr>
+          <w:b/>
+          <w:bCs/>
+        </w:rPr>
+      </w:pPr>
+      <w:r>
+        <w:rPr>
+          <w:b/>
+          <w:bCs/>
+        </w:rPr>
+        <w:t>Wyniki pliku pointnet.py:</w:t>
+      </w:r>
+    </w:p>
+    <w:p>
+      <w:pPr>
+        <w:jc w:val="both"/>
+      </w:pPr>
+      <w:r>
+        <w:rPr>
+          <w:noProof/>
+        </w:rPr>
+        <w:drawing>
+          <wp:anchor distT="0" distB="0" distL="114300" distR="114300" simplePos="0" relativeHeight="251658240" behindDoc="1" locked="0" layoutInCell="1" allowOverlap="1" wp14:anchorId="6F3AE821" wp14:editId="3C2B32AB">
+            <wp:simplePos x="0" y="0"/>
+            <wp:positionH relativeFrom="margin">
+              <wp:align>center</wp:align>
+            </wp:positionH>
+            <wp:positionV relativeFrom="paragraph">
+              <wp:posOffset>494665</wp:posOffset>
+            </wp:positionV>
+            <wp:extent cx="6682105" cy="2564765"/>
+            <wp:effectExtent l="0" t="0" r="4445" b="6985"/>
+            <wp:wrapTight wrapText="bothSides">
+              <wp:wrapPolygon edited="0">
+                <wp:start x="0" y="0"/>
+                <wp:lineTo x="0" y="21498"/>
+                <wp:lineTo x="21553" y="21498"/>
+                <wp:lineTo x="21553" y="0"/>
+                <wp:lineTo x="0" y="0"/>
+              </wp:wrapPolygon>
+            </wp:wrapTight>
+            <wp:docPr id="533768561" name="Obraz 10"/>
+            <wp:cNvGraphicFramePr>
+              <a:graphicFrameLocks xmlns:a="http://schemas.openxmlformats.org/drawingml/2006/main" noChangeAspect="1"/>
+            </wp:cNvGraphicFramePr>
+            <a:graphic xmlns:a="http://schemas.openxmlformats.org/drawingml/2006/main">
+              <a:graphicData uri="http://schemas.openxmlformats.org/drawingml/2006/picture">
+                <pic:pic xmlns:pic="http://schemas.openxmlformats.org/drawingml/2006/picture">
+                  <pic:nvPicPr>
+                    <pic:cNvPr id="0" name="Picture 10"/>
+                    <pic:cNvPicPr>
+                      <a:picLocks noChangeAspect="1" noChangeArrowheads="1"/>
+                    </pic:cNvPicPr>
+                  </pic:nvPicPr>
+                  <pic:blipFill>
+                    <a:blip r:embed="rId15" cstate="print">
+                      <a:extLst>
+                        <a:ext uri="{28A0092B-C50C-407E-A947-70E740481C1C}">
+                          <a14:useLocalDpi xmlns:a14="http://schemas.microsoft.com/office/drawing/2010/main" val="0"/>
+                        </a:ext>
+                      </a:extLst>
+                    </a:blip>
+                    <a:srcRect/>
+                    <a:stretch>
+                      <a:fillRect/>
+                    </a:stretch>
+                  </pic:blipFill>
+                  <pic:spPr bwMode="auto">
+                    <a:xfrm>
+                      <a:off x="0" y="0"/>
+                      <a:ext cx="6682105" cy="2564765"/>
+                    </a:xfrm>
+                    <a:prstGeom prst="rect">
+                      <a:avLst/>
+                    </a:prstGeom>
+                    <a:noFill/>
+                    <a:ln>
+                      <a:noFill/>
+                    </a:ln>
+                  </pic:spPr>
+                </pic:pic>
+              </a:graphicData>
+            </a:graphic>
+            <wp14:sizeRelH relativeFrom="margin">
+              <wp14:pctWidth>0</wp14:pctWidth>
+            </wp14:sizeRelH>
+            <wp14:sizeRelV relativeFrom="margin">
+              <wp14:pctHeight>0</wp14:pctHeight>
+            </wp14:sizeRelV>
+          </wp:anchor>
+        </w:drawing>
+      </w:r>
+      <w:r>
+        <w:t xml:space="preserve">Finalna dokładność </w:t>
+      </w:r>
+      <w:proofErr w:type="spellStart"/>
+      <w:r>
+        <w:t>PointNet</w:t>
+      </w:r>
+      <w:proofErr w:type="spellEnd"/>
+      <w:r>
+        <w:t>: 90.09%</w:t>
+      </w:r>
+    </w:p>
+    <w:p>
+      <w:pPr>
+        <w:jc w:val="both"/>
+        <w:rPr>
+          <w:i/>
+          <w:iCs/>
+        </w:rPr>
+      </w:pPr>
+      <w:r>
+        <w:rPr>
+          <w:i/>
+          <w:iCs/>
+        </w:rPr>
+        <w:t>Rys</w:t>
+      </w:r>
+      <w:r>
+        <w:rPr>
+          <w:i/>
+          <w:iCs/>
+        </w:rPr>
+        <w:t xml:space="preserve"> </w:t>
+      </w:r>
+      <w:r>
+        <w:rPr>
+          <w:i/>
+          <w:iCs/>
+        </w:rPr>
+        <w:t xml:space="preserve">10. Krzywe uczenia architektury </w:t>
+      </w:r>
+      <w:proofErr w:type="spellStart"/>
+      <w:r>
+        <w:rPr>
+          <w:i/>
+          <w:iCs/>
+        </w:rPr>
+        <w:t>PointNet</w:t>
+      </w:r>
+      <w:proofErr w:type="spellEnd"/>
+      <w:r>
+        <w:rPr>
+          <w:i/>
+          <w:iCs/>
+        </w:rPr>
+        <w:t>: wartość funkcji straty (</w:t>
+      </w:r>
+      <w:proofErr w:type="spellStart"/>
+      <w:r>
+        <w:rPr>
+          <w:i/>
+          <w:iCs/>
+        </w:rPr>
+        <w:t>Loss</w:t>
+      </w:r>
+      <w:proofErr w:type="spellEnd"/>
+      <w:r>
+        <w:rPr>
+          <w:i/>
+          <w:iCs/>
+        </w:rPr>
+        <w:t>) oraz skuteczność (</w:t>
+      </w:r>
+      <w:proofErr w:type="spellStart"/>
+      <w:r>
+        <w:rPr>
+          <w:i/>
+          <w:iCs/>
+        </w:rPr>
+        <w:t>Accuracy</w:t>
+      </w:r>
+      <w:proofErr w:type="spellEnd"/>
+      <w:r>
+        <w:rPr>
+          <w:i/>
+          <w:iCs/>
+        </w:rPr>
+        <w:t>) na zbiorach treningowym i testowym</w:t>
+      </w:r>
+    </w:p>
+    <w:p>
+      <w:pPr>
+        <w:jc w:val="center"/>
+      </w:pPr>
+      <w:r>
+        <w:rPr>
+          <w:noProof/>
+        </w:rPr>
+        <w:lastRenderedPageBreak/>
+        <w:drawing>
+          <wp:inline distT="0" distB="0" distL="0" distR="0" wp14:anchorId="619E644E" wp14:editId="60439460">
+            <wp:extent cx="4970729" cy="3976255"/>
+            <wp:effectExtent l="0" t="0" r="1905" b="5715"/>
+            <wp:docPr id="1612958653" name="Obraz 11"/>
+            <wp:cNvGraphicFramePr>
+              <a:graphicFrameLocks xmlns:a="http://schemas.openxmlformats.org/drawingml/2006/main" noChangeAspect="1"/>
+            </wp:cNvGraphicFramePr>
+            <a:graphic xmlns:a="http://schemas.openxmlformats.org/drawingml/2006/main">
+              <a:graphicData uri="http://schemas.openxmlformats.org/drawingml/2006/picture">
+                <pic:pic xmlns:pic="http://schemas.openxmlformats.org/drawingml/2006/picture">
+                  <pic:nvPicPr>
+                    <pic:cNvPr id="0" name="Picture 11"/>
+                    <pic:cNvPicPr>
+                      <a:picLocks noChangeAspect="1" noChangeArrowheads="1"/>
+                    </pic:cNvPicPr>
+                  </pic:nvPicPr>
+                  <pic:blipFill>
+                    <a:blip r:embed="rId16" cstate="print">
+                      <a:extLst>
+                        <a:ext uri="{28A0092B-C50C-407E-A947-70E740481C1C}">
+                          <a14:useLocalDpi xmlns:a14="http://schemas.microsoft.com/office/drawing/2010/main" val="0"/>
+                        </a:ext>
+                      </a:extLst>
+                    </a:blip>
+                    <a:srcRect/>
+                    <a:stretch>
+                      <a:fillRect/>
+                    </a:stretch>
+                  </pic:blipFill>
+                  <pic:spPr bwMode="auto">
+                    <a:xfrm>
+                      <a:off x="0" y="0"/>
+                      <a:ext cx="5047262" cy="4037476"/>
+                    </a:xfrm>
+                    <a:prstGeom prst="rect">
+                      <a:avLst/>
+                    </a:prstGeom>
+                    <a:noFill/>
+                    <a:ln>
+                      <a:noFill/>
+                    </a:ln>
+                  </pic:spPr>
+                </pic:pic>
+              </a:graphicData>
+            </a:graphic>
+          </wp:inline>
+        </w:drawing>
+      </w:r>
+    </w:p>
+    <w:p>
+      <w:pPr>
+        <w:jc w:val="center"/>
+        <w:rPr>
+          <w:i/>
+          <w:iCs/>
+        </w:rPr>
+      </w:pPr>
+      <w:r>
+        <w:rPr>
+          <w:i/>
+          <w:iCs/>
+        </w:rPr>
+        <w:t xml:space="preserve">Rys 11. Macierz pomyłek głębokiej sieci </w:t>
+      </w:r>
+      <w:proofErr w:type="spellStart"/>
+      <w:r>
+        <w:rPr>
+          <w:i/>
+          <w:iCs/>
+        </w:rPr>
+        <w:t>PointNet</w:t>
+      </w:r>
+      <w:proofErr w:type="spellEnd"/>
+      <w:r>
+        <w:rPr>
+          <w:i/>
+          <w:iCs/>
+        </w:rPr>
+        <w:t xml:space="preserve"> operującej bezpośrednio na surowych współrzędnych przestrzennych X, Y, Z</w:t>
+      </w:r>
+    </w:p>
+    <w:p>
+      <w:pPr>
+        <w:jc w:val="both"/>
+        <w:rPr>
+          <w:b/>
+          <w:bCs/>
+        </w:rPr>
+      </w:pPr>
+      <w:r>
+        <w:rPr>
+          <w:b/>
+          <w:bCs/>
+        </w:rPr>
+        <w:t>Wnioski końcowe</w:t>
+      </w:r>
+    </w:p>
+    <w:p>
+      <w:pPr>
+        <w:numPr>
+          <w:ilvl w:val="0"/>
+          <w:numId w:val="25"/>
+        </w:numPr>
+        <w:jc w:val="both"/>
+      </w:pPr>
+      <w:r>
+        <w:t>Skuteczność deskryptorów klasycznych: Pojedynczy deskryptor PCA zapewnia jedynie zgrubny opis proporcji osi bryły (</w:t>
+      </w:r>
+      <m:oMath>
+        <m:r>
+          <w:rPr>
+            <w:rFonts w:ascii="Cambria Math" w:hAnsi="Cambria Math"/>
+          </w:rPr>
+          <m:t>37.33%</m:t>
+        </m:r>
+      </m:oMath>
+      <w:r>
+        <w:t>). Deskryptor D2 poprawnie modeluje globalny rozkład odległości między punktami (</w:t>
+      </w:r>
+      <m:oMath>
+        <m:r>
+          <w:rPr>
+            <w:rFonts w:ascii="Cambria Math" w:hAnsi="Cambria Math"/>
+          </w:rPr>
+          <m:t>56.17%</m:t>
+        </m:r>
+      </m:oMath>
+      <w:r>
+        <w:t>), natomiast FPFH osiąga najwyższą dokładność spośród pojedynczych metod (</w:t>
+      </w:r>
+      <m:oMath>
+        <m:r>
+          <w:rPr>
+            <w:rFonts w:ascii="Cambria Math" w:hAnsi="Cambria Math"/>
+          </w:rPr>
+          <m:t>61.12%</m:t>
+        </m:r>
+      </m:oMath>
+      <w:r>
+        <w:t xml:space="preserve">) dzięki analizie lokalnych wektorów normalnych powierzchni. </w:t>
+      </w:r>
+    </w:p>
+    <w:p>
+      <w:pPr>
+        <w:numPr>
+          <w:ilvl w:val="0"/>
+          <w:numId w:val="25"/>
+        </w:numPr>
+        <w:jc w:val="both"/>
+      </w:pPr>
+      <w:r>
+        <w:t>Kluczowa rola standaryzacji przy fuzji cech: Bezpośrednie połączenie cech (PCA + D2 + FPFH) bez skalowania nie poprawia wyników względem FPFH (</w:t>
+      </w:r>
+      <m:oMath>
+        <m:r>
+          <w:rPr>
+            <w:rFonts w:ascii="Cambria Math" w:hAnsi="Cambria Math"/>
+          </w:rPr>
+          <m:t>61.12%</m:t>
+        </m:r>
+      </m:oMath>
+      <w:r>
+        <w:t xml:space="preserve">), ponieważ cechy FPFH o wyższych wartościach liczbowych całkowicie dominują metrykę odległości w </w:t>
+      </w:r>
+      <m:oMath>
+        <m:r>
+          <w:rPr>
+            <w:rFonts w:ascii="Cambria Math" w:hAnsi="Cambria Math"/>
+          </w:rPr>
+          <m:t>k</m:t>
+        </m:r>
+      </m:oMath>
+      <w:r>
+        <w:t xml:space="preserve">-NN. Zastosowanie StandardScaler wyrównuje wagi wszystkich 66 wymiarów, co podnosi dokładność </w:t>
+      </w:r>
+      <m:oMath>
+        <m:r>
+          <w:rPr>
+            <w:rFonts w:ascii="Cambria Math" w:hAnsi="Cambria Math"/>
+          </w:rPr>
+          <m:t>k</m:t>
+        </m:r>
+      </m:oMath>
+      <w:r>
+        <w:t xml:space="preserve">-NN do </w:t>
+      </w:r>
+      <m:oMath>
+        <m:r>
+          <w:rPr>
+            <w:rFonts w:ascii="Cambria Math" w:hAnsi="Cambria Math"/>
+          </w:rPr>
+          <m:t>70.37%</m:t>
+        </m:r>
+      </m:oMath>
+      <w:r>
+        <w:t xml:space="preserve">. </w:t>
+      </w:r>
+    </w:p>
+    <w:p>
+      <w:pPr>
+        <w:numPr>
+          <w:ilvl w:val="0"/>
+          <w:numId w:val="25"/>
+        </w:numPr>
+        <w:jc w:val="both"/>
+      </w:pPr>
+      <w:r>
+        <w:t xml:space="preserve">Zalety nieliniowej klasyfikacji (MLP): Zastosowanie wielowarstwowego perceptronu (MLP) na 66-wymiarowym wektorze zunifikowanych cech pozwala osiągnąć wynik </w:t>
+      </w:r>
+      <m:oMath>
+        <m:r>
+          <w:rPr>
+            <w:rFonts w:ascii="Cambria Math" w:hAnsi="Cambria Math"/>
+          </w:rPr>
+          <m:t>∼77.42%</m:t>
+        </m:r>
+      </m:oMath>
+      <w:r>
+        <w:t xml:space="preserve">, ponieważ sieć uczy się adaptacyjnych wag i nieliniowych korelacji między deskryptorami. </w:t>
+      </w:r>
+    </w:p>
+    <w:p>
+      <w:pPr>
+        <w:numPr>
+          <w:ilvl w:val="0"/>
+          <w:numId w:val="25"/>
+        </w:numPr>
+        <w:jc w:val="both"/>
+      </w:pPr>
+      <w:r>
+        <w:t xml:space="preserve">Wpływ gęstości próbkowania chmury: Zwiększenie liczby punktów z </w:t>
+      </w:r>
+      <m:oMath>
+        <m:r>
+          <w:rPr>
+            <w:rFonts w:ascii="Cambria Math" w:hAnsi="Cambria Math"/>
+          </w:rPr>
+          <m:t>N=1000</m:t>
+        </m:r>
+      </m:oMath>
+      <w:r>
+        <w:t xml:space="preserve"> do </w:t>
+      </w:r>
+      <m:oMath>
+        <m:r>
+          <w:rPr>
+            <w:rFonts w:ascii="Cambria Math" w:hAnsi="Cambria Math"/>
+          </w:rPr>
+          <m:t>N=2048</m:t>
+        </m:r>
+      </m:oMath>
+      <w:r>
+        <w:t xml:space="preserve"> nie przynosi zauważalnego zysku dokładności przy klasycznych </w:t>
+      </w:r>
+      <w:r>
+        <w:lastRenderedPageBreak/>
+        <w:t xml:space="preserve">deskryptorach, a znacząco wydłuża czas obliczeń, co czyni </w:t>
+      </w:r>
+      <m:oMath>
+        <m:r>
+          <w:rPr>
+            <w:rFonts w:ascii="Cambria Math" w:hAnsi="Cambria Math"/>
+          </w:rPr>
+          <m:t>N=1000</m:t>
+        </m:r>
+      </m:oMath>
+      <w:r>
+        <w:t xml:space="preserve"> optymalnym wyborem inżynierskim. </w:t>
+      </w:r>
+    </w:p>
+    <w:p>
+      <w:pPr>
+        <w:numPr>
+          <w:ilvl w:val="0"/>
+          <w:numId w:val="25"/>
+        </w:numPr>
+        <w:jc w:val="both"/>
+      </w:pPr>
+      <w:r>
+        <w:t xml:space="preserve">Przewaga metod </w:t>
+      </w:r>
+      <w:proofErr w:type="spellStart"/>
+      <w:r>
+        <w:t>Deep</w:t>
+      </w:r>
+      <w:proofErr w:type="spellEnd"/>
+      <w:r>
+        <w:t xml:space="preserve"> Learning (</w:t>
+      </w:r>
+      <w:proofErr w:type="spellStart"/>
+      <w:r>
+        <w:t>PointNet</w:t>
+      </w:r>
+      <w:proofErr w:type="spellEnd"/>
+      <w:r>
+        <w:t xml:space="preserve">): Architektura </w:t>
+      </w:r>
+      <w:proofErr w:type="spellStart"/>
+      <w:r>
+        <w:t>PointNet</w:t>
+      </w:r>
+      <w:proofErr w:type="spellEnd"/>
+      <w:r>
+        <w:t xml:space="preserve"> operująca bezpośrednio na surowych współrzędnych </w:t>
+      </w:r>
+      <m:oMath>
+        <m:r>
+          <w:rPr>
+            <w:rFonts w:ascii="Cambria Math" w:hAnsi="Cambria Math"/>
+          </w:rPr>
+          <m:t>XYZ</m:t>
+        </m:r>
+      </m:oMath>
+      <w:r>
+        <w:t xml:space="preserve"> osiąga </w:t>
+      </w:r>
+      <m:oMath>
+        <m:r>
+          <w:rPr>
+            <w:rFonts w:ascii="Cambria Math" w:hAnsi="Cambria Math"/>
+          </w:rPr>
+          <m:t>90.09%</m:t>
+        </m:r>
+      </m:oMath>
+      <w:r>
+        <w:t xml:space="preserve"> skuteczności. Wynika to z automatycznej ekstrakcji cech, modułu T-Net wyrównującego orientację przestrzenną oraz odporności na zaburzenia uzyskanej dzięki augmentacji danych w locie. </w:t>
+      </w:r>
+    </w:p>
+    <w:p>
+      <w:pPr>
+        <w:jc w:val="both"/>
+      </w:pPr>
+    </w:p>
+    <w:tbl>
+      <w:tblPr>
+        <w:tblStyle w:val="Tabela-Siatka"/>
+        <w:tblW w:w="0" w:type="auto"/>
+        <w:tblLook w:val="04A0" w:firstRow="1" w:lastRow="0" w:firstColumn="1" w:lastColumn="0" w:noHBand="0" w:noVBand="1"/>
+      </w:tblPr>
+      <w:tblGrid>
+        <w:gridCol w:w="2265"/>
+        <w:gridCol w:w="2265"/>
+        <w:gridCol w:w="2266"/>
+        <w:gridCol w:w="2266"/>
+      </w:tblGrid>
+      <w:tr>
+        <w:tc>
+          <w:tcPr>
+            <w:tcW w:w="2265" w:type="dxa"/>
+          </w:tcPr>
+          <w:p>
+            <w:pPr>
+              <w:jc w:val="both"/>
+            </w:pPr>
+            <w:r>
+              <w:t>Metoda</w:t>
+            </w:r>
+          </w:p>
+        </w:tc>
+        <w:tc>
+          <w:tcPr>
+            <w:tcW w:w="2265" w:type="dxa"/>
+          </w:tcPr>
+          <w:p>
+            <w:pPr>
+              <w:jc w:val="both"/>
+            </w:pPr>
+            <w:r>
+              <w:t>Wymiar wektora cech</w:t>
+            </w:r>
+          </w:p>
+        </w:tc>
+        <w:tc>
+          <w:tcPr>
+            <w:tcW w:w="2266" w:type="dxa"/>
+          </w:tcPr>
+          <w:p>
+            <w:pPr>
+              <w:jc w:val="both"/>
+            </w:pPr>
+            <w:r>
+              <w:t>Klasyfikator</w:t>
+            </w:r>
+          </w:p>
+        </w:tc>
+        <w:tc>
+          <w:tcPr>
+            <w:tcW w:w="2266" w:type="dxa"/>
+          </w:tcPr>
+          <w:p>
+            <w:pPr>
+              <w:jc w:val="both"/>
+            </w:pPr>
+            <w:r>
+              <w:t>Dokładność</w:t>
+            </w:r>
+          </w:p>
+        </w:tc>
+      </w:tr>
+      <w:tr>
+        <w:tc>
+          <w:tcPr>
+            <w:tcW w:w="2265" w:type="dxa"/>
+          </w:tcPr>
+          <w:p>
+            <w:pPr>
+              <w:jc w:val="both"/>
+            </w:pPr>
+            <w:r>
+              <w:t>PCA</w:t>
+            </w:r>
+          </w:p>
+        </w:tc>
+        <w:tc>
+          <w:tcPr>
+            <w:tcW w:w="2265" w:type="dxa"/>
+          </w:tcPr>
+          <w:p>
+            <w:pPr>
+              <w:jc w:val="both"/>
+            </w:pPr>
+            <w:r>
+              <w:t>3</w:t>
+            </w:r>
+          </w:p>
+        </w:tc>
+        <w:tc>
+          <w:tcPr>
+            <w:tcW w:w="2266" w:type="dxa"/>
+          </w:tcPr>
+          <w:p>
+            <w:pPr>
+              <w:jc w:val="both"/>
+            </w:pPr>
+            <w:r>
+              <w:t>K-NN (k=5)</w:t>
+            </w:r>
+          </w:p>
+        </w:tc>
+        <w:tc>
+          <w:tcPr>
+            <w:tcW w:w="2266" w:type="dxa"/>
+          </w:tcPr>
+          <w:p>
+            <w:pPr>
+              <w:jc w:val="both"/>
+            </w:pPr>
+            <w:r>
+              <w:t>3</w:t>
+            </w:r>
+            <w:r>
+              <w:t>7</w:t>
+            </w:r>
+            <w:r>
+              <w:t>.33%</w:t>
+            </w:r>
+          </w:p>
+        </w:tc>
+      </w:tr>
+      <w:tr>
+        <w:tc>
+          <w:tcPr>
+            <w:tcW w:w="2265" w:type="dxa"/>
+          </w:tcPr>
+          <w:p>
+            <w:pPr>
+              <w:jc w:val="both"/>
+            </w:pPr>
+            <w:r>
+              <w:t>D2</w:t>
+            </w:r>
+          </w:p>
+        </w:tc>
+        <w:tc>
+          <w:tcPr>
+            <w:tcW w:w="2265" w:type="dxa"/>
+          </w:tcPr>
+          <w:p>
+            <w:pPr>
+              <w:jc w:val="both"/>
+            </w:pPr>
+            <w:r>
+              <w:t>30</w:t>
+            </w:r>
+          </w:p>
+        </w:tc>
+        <w:tc>
+          <w:tcPr>
+            <w:tcW w:w="2266" w:type="dxa"/>
+          </w:tcPr>
+          <w:p>
+            <w:pPr>
+              <w:jc w:val="both"/>
+            </w:pPr>
+            <w:r>
+              <w:t>K-NN (k=5)</w:t>
+            </w:r>
+          </w:p>
+        </w:tc>
+        <w:tc>
+          <w:tcPr>
+            <w:tcW w:w="2266" w:type="dxa"/>
+          </w:tcPr>
+          <w:p>
+            <w:pPr>
+              <w:jc w:val="both"/>
+            </w:pPr>
+            <w:r>
+              <w:t>56.17%</w:t>
+            </w:r>
+          </w:p>
+        </w:tc>
+      </w:tr>
+      <w:tr>
+        <w:tc>
+          <w:tcPr>
+            <w:tcW w:w="2265" w:type="dxa"/>
+          </w:tcPr>
+          <w:p>
+            <w:pPr>
+              <w:jc w:val="both"/>
+            </w:pPr>
+            <w:r>
+              <w:t>FPFH</w:t>
+            </w:r>
+          </w:p>
+        </w:tc>
+        <w:tc>
+          <w:tcPr>
+            <w:tcW w:w="2265" w:type="dxa"/>
+          </w:tcPr>
+          <w:p>
+            <w:pPr>
+              <w:jc w:val="both"/>
+            </w:pPr>
+            <w:r>
+              <w:t>33</w:t>
+            </w:r>
+          </w:p>
+        </w:tc>
+        <w:tc>
+          <w:tcPr>
+            <w:tcW w:w="2266" w:type="dxa"/>
+          </w:tcPr>
+          <w:p>
+            <w:pPr>
+              <w:jc w:val="both"/>
+            </w:pPr>
+            <w:r>
+              <w:t>K-NN (k=5)</w:t>
+            </w:r>
+          </w:p>
+        </w:tc>
+        <w:tc>
+          <w:tcPr>
+            <w:tcW w:w="2266" w:type="dxa"/>
+          </w:tcPr>
+          <w:p>
+            <w:pPr>
+              <w:jc w:val="both"/>
+            </w:pPr>
+            <w:r>
+              <w:t>61.12%</w:t>
+            </w:r>
+          </w:p>
+        </w:tc>
+      </w:tr>
+      <w:tr>
+        <w:tc>
+          <w:tcPr>
+            <w:tcW w:w="2265" w:type="dxa"/>
+          </w:tcPr>
+          <w:p>
+            <w:pPr>
+              <w:jc w:val="both"/>
+            </w:pPr>
+            <w:r>
+              <w:t>Fuzja (bez skalowania)</w:t>
+            </w:r>
+          </w:p>
+        </w:tc>
+        <w:tc>
+          <w:tcPr>
+            <w:tcW w:w="2265" w:type="dxa"/>
+          </w:tcPr>
+          <w:p>
+            <w:pPr>
+              <w:jc w:val="both"/>
+            </w:pPr>
+            <w:r>
+              <w:t>66</w:t>
+            </w:r>
+          </w:p>
+        </w:tc>
+        <w:tc>
+          <w:tcPr>
+            <w:tcW w:w="2266" w:type="dxa"/>
+          </w:tcPr>
+          <w:p>
+            <w:pPr>
+              <w:jc w:val="both"/>
+            </w:pPr>
+            <w:r>
+              <w:t>K-NN (k=5)</w:t>
+            </w:r>
+          </w:p>
+        </w:tc>
+        <w:tc>
+          <w:tcPr>
+            <w:tcW w:w="2266" w:type="dxa"/>
+          </w:tcPr>
+          <w:p>
+            <w:pPr>
+              <w:jc w:val="both"/>
+            </w:pPr>
+            <w:r>
+              <w:t>61.12%</w:t>
+            </w:r>
+          </w:p>
+        </w:tc>
+      </w:tr>
+      <w:tr>
+        <w:tc>
+          <w:tcPr>
+            <w:tcW w:w="2265" w:type="dxa"/>
+          </w:tcPr>
+          <w:p>
+            <w:pPr>
+              <w:jc w:val="both"/>
+            </w:pPr>
+            <w:r>
+              <w:t>Fuzja (ze skalowaniem)</w:t>
+            </w:r>
+          </w:p>
+        </w:tc>
+        <w:tc>
+          <w:tcPr>
+            <w:tcW w:w="2265" w:type="dxa"/>
+          </w:tcPr>
+          <w:p>
+            <w:pPr>
+              <w:jc w:val="both"/>
+            </w:pPr>
+            <w:r>
+              <w:t>66</w:t>
+            </w:r>
+          </w:p>
+        </w:tc>
+        <w:tc>
+          <w:tcPr>
+            <w:tcW w:w="2266" w:type="dxa"/>
+          </w:tcPr>
+          <w:p>
+            <w:pPr>
+              <w:jc w:val="both"/>
+            </w:pPr>
+            <w:r>
+              <w:t>K-NN (k=5)</w:t>
+            </w:r>
+          </w:p>
+        </w:tc>
+        <w:tc>
+          <w:tcPr>
+            <w:tcW w:w="2266" w:type="dxa"/>
+          </w:tcPr>
+          <w:p>
+            <w:pPr>
+              <w:jc w:val="both"/>
+            </w:pPr>
+            <w:r>
+              <w:t>70.37%</w:t>
+            </w:r>
+          </w:p>
+        </w:tc>
+      </w:tr>
+      <w:tr>
+        <w:tc>
+          <w:tcPr>
+            <w:tcW w:w="2265" w:type="dxa"/>
+          </w:tcPr>
+          <w:p>
+            <w:pPr>
+              <w:jc w:val="both"/>
+            </w:pPr>
+            <w:r>
+              <w:t>Fuzja (ze skalowaniem MLP)</w:t>
+            </w:r>
+          </w:p>
+        </w:tc>
+        <w:tc>
+          <w:tcPr>
+            <w:tcW w:w="2265" w:type="dxa"/>
+          </w:tcPr>
+          <w:p>
+            <w:pPr>
+              <w:jc w:val="both"/>
+            </w:pPr>
+            <w:r>
+              <w:t>66</w:t>
+            </w:r>
+          </w:p>
+        </w:tc>
+        <w:tc>
+          <w:tcPr>
+            <w:tcW w:w="2266" w:type="dxa"/>
+          </w:tcPr>
+          <w:p>
+            <w:pPr>
+              <w:jc w:val="both"/>
+            </w:pPr>
+            <w:r>
+              <w:t>MLP (256 -&gt; 128 -&gt; 64)</w:t>
+            </w:r>
+          </w:p>
+        </w:tc>
+        <w:tc>
+          <w:tcPr>
+            <w:tcW w:w="2266" w:type="dxa"/>
+          </w:tcPr>
+          <w:p>
+            <w:pPr>
+              <w:jc w:val="both"/>
+            </w:pPr>
+            <w:r>
+              <w:t>77.42%</w:t>
+            </w:r>
+          </w:p>
+        </w:tc>
+      </w:tr>
+      <w:tr>
+        <w:tc>
+          <w:tcPr>
+            <w:tcW w:w="2265" w:type="dxa"/>
+          </w:tcPr>
+          <w:p>
+            <w:pPr>
+              <w:jc w:val="both"/>
+            </w:pPr>
+            <w:proofErr w:type="spellStart"/>
+            <w:r>
+              <w:t>PointNet</w:t>
+            </w:r>
+            <w:proofErr w:type="spellEnd"/>
+          </w:p>
+        </w:tc>
+        <w:tc>
+          <w:tcPr>
+            <w:tcW w:w="2265" w:type="dxa"/>
+          </w:tcPr>
+          <w:p>
+            <w:pPr>
+              <w:jc w:val="both"/>
+            </w:pPr>
+            <w:r>
+              <w:t>1000 * 3</w:t>
+            </w:r>
+          </w:p>
+        </w:tc>
+        <w:tc>
+          <w:tcPr>
+            <w:tcW w:w="2266" w:type="dxa"/>
+          </w:tcPr>
+          <w:p>
+            <w:pPr>
+              <w:jc w:val="both"/>
+            </w:pPr>
+            <w:proofErr w:type="spellStart"/>
+            <w:r>
+              <w:t>PointNet</w:t>
+            </w:r>
+            <w:proofErr w:type="spellEnd"/>
+            <w:r>
+              <w:t xml:space="preserve"> (T-Net + 1024-d)</w:t>
+            </w:r>
+          </w:p>
+        </w:tc>
+        <w:tc>
+          <w:tcPr>
+            <w:tcW w:w="2266" w:type="dxa"/>
+          </w:tcPr>
+          <w:p>
+            <w:pPr>
+              <w:jc w:val="both"/>
+            </w:pPr>
+            <w:r>
+              <w:t>90.09%</w:t>
+            </w:r>
+          </w:p>
+        </w:tc>
+      </w:tr>
+    </w:tbl>
+    <w:p>
+      <w:pPr>
+        <w:jc w:val="both"/>
+      </w:pPr>
+    </w:p>
     <w:sectPr>
       <w:pgSz w:w="11906" w:h="16838"/>
       <w:pgMar w:top="1417" w:right="1417" w:bottom="1417" w:left="1417" w:header="708" w:footer="708" w:gutter="0"/>
@@ -1433,8 +5409,157 @@
 </file>
 
 <file path=word/numbering.xml><?xml version="1.0" encoding="utf-8"?>
-<w:numbering xmlns:wpc="http://schemas.microsoft.com/office/word/2010/wordprocessingCanvas" xmlns:cx="http://schemas.microsoft.com/office/drawing/2014/chartex" xmlns:cx1="http://schemas.microsoft.com/office/drawing/2015/9/8/chartex" xmlns:cx2="http://schemas.microsoft.com/office/drawing/2015/10/21/chartex" xmlns:cx3="http://schemas.microsoft.com/office/drawing/2016/5/9/chartex" xmlns:cx4="http://schemas.microsoft.com/office/drawing/2016/5/10/chartex" xmlns:cx5="http://schemas.microsoft.com/office/drawing/2016/5/11/chartex" xmlns:cx6="http://schemas.microsoft.com/office/drawing/2016/5/12/chartex" xmlns:cx7="http://schemas.microsoft.com/office/drawing/2016/5/13/chartex" xmlns:cx8="http://schemas.microsoft.com/office/drawing/2016/5/14/chartex" xmlns:mc="http://schemas.openxmlformats.org/markup-compatibility/2006" xmlns:aink="http://schemas.microsoft.com/office/drawing/2016/ink" xmlns:am3d="http://schemas.microsoft.com/office/drawing/2017/model3d" xmlns:o="urn:schemas-microsoft-com:office:office" xmlns:oel="http://schemas.microsoft.com/office/2019/extlst" xmlns:r="http://schemas.openxmlformats.org/officeDocument/2006/relationships" xmlns:m="http://schemas.openxmlformats.org/officeDocument/2006/math" xmlns:v="urn:schemas-microsoft-com:vml" xmlns:wp14="http://schemas.microsoft.com/office/word/2010/wordprocessingDrawing" xmlns:wp="http://schemas.openxmlformats.org/drawingml/2006/wordprocessingDrawing" xmlns:w10="urn:schemas-microsoft-com:office:word" xmlns:w="http://schemas.openxmlformats.org/wordprocessingml/2006/main" xmlns:w14="http://schemas.microsoft.com/office/word/2010/wordml" xmlns:w15="http://schemas.microsoft.com/office/word/2012/wordml" xmlns:w16cei="http://schemas.microsoft.com/office/word/2026/wordml/cei" xmlns:w16cex="http://schemas.microsoft.com/office/word/2018/wordml/cex" xmlns:w16cid="http://schemas.microsoft.com/office/word/2016/wordml/cid" xmlns:w16="http://schemas.microsoft.com/office/word/2018/wordml" xmlns:w16du="http://schemas.microsoft.com/office/word/2023/wordml/word16du" xmlns:w16sdtdh="http://schemas.microsoft.com/office/word/2020/wordml/sdtdatahash" xmlns:w16sdtfl="http://schemas.microsoft.com/office/word/2024/wordml/sdtformatlock" xmlns:w16se="http://schemas.microsoft.com/office/word/2015/wordml/symex" xmlns:wpg="http://schemas.microsoft.com/office/word/2010/wordprocessingGroup" xmlns:wpi="http://schemas.microsoft.com/office/word/2010/wordprocessingInk" xmlns:wne="http://schemas.microsoft.com/office/word/2006/wordml" xmlns:wps="http://schemas.microsoft.com/office/word/2010/wordprocessingShape" mc:Ignorable="w14 w15 w16se w16cid w16 w16cex w16sdtdh w16sdtfl w16du wp14">
+<w:numbering xmlns:wpc="http://schemas.microsoft.com/office/word/2010/wordprocessingCanvas" xmlns:cx="http://schemas.microsoft.com/office/drawing/2014/chartex" xmlns:cx1="http://schemas.microsoft.com/office/drawing/2015/9/8/chartex" xmlns:cx2="http://schemas.microsoft.com/office/drawing/2015/10/21/chartex" xmlns:cx3="http://schemas.microsoft.com/office/drawing/2016/5/9/chartex" xmlns:cx4="http://schemas.microsoft.com/office/drawing/2016/5/10/chartex" xmlns:cx5="http://schemas.microsoft.com/office/drawing/2016/5/11/chartex" xmlns:cx6="http://schemas.microsoft.com/office/drawing/2016/5/12/chartex" xmlns:cx7="http://schemas.microsoft.com/office/drawing/2016/5/13/chartex" xmlns:cx8="http://schemas.microsoft.com/office/drawing/2016/5/14/chartex" xmlns:mc="http://schemas.openxmlformats.org/markup-compatibility/2006" xmlns:aink="http://schemas.microsoft.com/office/drawing/2016/ink" xmlns:am3d="http://schemas.microsoft.com/office/drawing/2017/model3d" xmlns:o="urn:schemas-microsoft-com:office:office" xmlns:oel="http://schemas.microsoft.com/office/2019/extlst" xmlns:r="http://schemas.openxmlformats.org/officeDocument/2006/relationships" xmlns:m="http://schemas.openxmlformats.org/officeDocument/2006/math" xmlns:v="urn:schemas-microsoft-com:vml" xmlns:wp14="http://schemas.microsoft.com/office/word/2010/wordprocessingDrawing" xmlns:wp="http://schemas.openxmlformats.org/drawingml/2006/wordprocessingDrawing" xmlns:w10="urn:schemas-microsoft-com:office:word" xmlns:w="http://schemas.openxmlformats.org/wordprocessingml/2006/main" xmlns:w14="http://schemas.microsoft.com/office/word/2010/wordml" xmlns:w15="http://schemas.microsoft.com/office/word/2012/wordml" xmlns:w16cex="http://schemas.microsoft.com/office/word/2018/wordml/cex" xmlns:w16cid="http://schemas.microsoft.com/office/word/2016/wordml/cid" xmlns:w16="http://schemas.microsoft.com/office/word/2018/wordml" xmlns:w16du="http://schemas.microsoft.com/office/word/2023/wordml/word16du" xmlns:w16sdtdh="http://schemas.microsoft.com/office/word/2020/wordml/sdtdatahash" xmlns:w16sdtfl="http://schemas.microsoft.com/office/word/2024/wordml/sdtformatlock" xmlns:w16se="http://schemas.microsoft.com/office/word/2015/wordml/symex" xmlns:wpg="http://schemas.microsoft.com/office/word/2010/wordprocessingGroup" xmlns:wpi="http://schemas.microsoft.com/office/word/2010/wordprocessingInk" xmlns:wne="http://schemas.microsoft.com/office/word/2006/wordml" xmlns:wps="http://schemas.microsoft.com/office/word/2010/wordprocessingShape" mc:Ignorable="w14 w15 w16se w16cid w16 w16cex w16sdtdh w16sdtfl w16du wp14">
   <w:abstractNum w:abstractNumId="0" w15:restartNumberingAfterBreak="0">
+    <w:nsid w:val="089C081B"/>
+    <w:multiLevelType w:val="multilevel"/>
+    <w:tmpl w:val="60AE678A"/>
+    <w:lvl w:ilvl="0">
+      <w:start w:val="1"/>
+      <w:numFmt w:val="bullet"/>
+      <w:lvlText w:val=""/>
+      <w:lvlJc w:val="left"/>
+      <w:pPr>
+        <w:tabs>
+          <w:tab w:val="num" w:pos="720"/>
+        </w:tabs>
+        <w:ind w:left="720" w:hanging="360"/>
+      </w:pPr>
+      <w:rPr>
+        <w:rFonts w:ascii="Symbol" w:hAnsi="Symbol" w:hint="default"/>
+        <w:sz w:val="20"/>
+      </w:rPr>
+    </w:lvl>
+    <w:lvl w:ilvl="1" w:tentative="1">
+      <w:start w:val="1"/>
+      <w:numFmt w:val="bullet"/>
+      <w:lvlText w:val="o"/>
+      <w:lvlJc w:val="left"/>
+      <w:pPr>
+        <w:tabs>
+          <w:tab w:val="num" w:pos="1440"/>
+        </w:tabs>
+        <w:ind w:left="1440" w:hanging="360"/>
+      </w:pPr>
+      <w:rPr>
+        <w:rFonts w:ascii="Courier New" w:hAnsi="Courier New" w:hint="default"/>
+        <w:sz w:val="20"/>
+      </w:rPr>
+    </w:lvl>
+    <w:lvl w:ilvl="2" w:tentative="1">
+      <w:start w:val="1"/>
+      <w:numFmt w:val="bullet"/>
+      <w:lvlText w:val=""/>
+      <w:lvlJc w:val="left"/>
+      <w:pPr>
+        <w:tabs>
+          <w:tab w:val="num" w:pos="2160"/>
+        </w:tabs>
+        <w:ind w:left="2160" w:hanging="360"/>
+      </w:pPr>
+      <w:rPr>
+        <w:rFonts w:ascii="Wingdings" w:hAnsi="Wingdings" w:hint="default"/>
+        <w:sz w:val="20"/>
+      </w:rPr>
+    </w:lvl>
+    <w:lvl w:ilvl="3" w:tentative="1">
+      <w:start w:val="1"/>
+      <w:numFmt w:val="bullet"/>
+      <w:lvlText w:val=""/>
+      <w:lvlJc w:val="left"/>
+      <w:pPr>
+        <w:tabs>
+          <w:tab w:val="num" w:pos="2880"/>
+        </w:tabs>
+        <w:ind w:left="2880" w:hanging="360"/>
+      </w:pPr>
+      <w:rPr>
+        <w:rFonts w:ascii="Wingdings" w:hAnsi="Wingdings" w:hint="default"/>
+        <w:sz w:val="20"/>
+      </w:rPr>
+    </w:lvl>
+    <w:lvl w:ilvl="4" w:tentative="1">
+      <w:start w:val="1"/>
+      <w:numFmt w:val="bullet"/>
+      <w:lvlText w:val=""/>
+      <w:lvlJc w:val="left"/>
+      <w:pPr>
+        <w:tabs>
+          <w:tab w:val="num" w:pos="3600"/>
+        </w:tabs>
+        <w:ind w:left="3600" w:hanging="360"/>
+      </w:pPr>
+      <w:rPr>
+        <w:rFonts w:ascii="Wingdings" w:hAnsi="Wingdings" w:hint="default"/>
+        <w:sz w:val="20"/>
+      </w:rPr>
+    </w:lvl>
+    <w:lvl w:ilvl="5" w:tentative="1">
+      <w:start w:val="1"/>
+      <w:numFmt w:val="bullet"/>
+      <w:lvlText w:val=""/>
+      <w:lvlJc w:val="left"/>
+      <w:pPr>
+        <w:tabs>
+          <w:tab w:val="num" w:pos="4320"/>
+        </w:tabs>
+        <w:ind w:left="4320" w:hanging="360"/>
+      </w:pPr>
+      <w:rPr>
+        <w:rFonts w:ascii="Wingdings" w:hAnsi="Wingdings" w:hint="default"/>
+        <w:sz w:val="20"/>
+      </w:rPr>
+    </w:lvl>
+    <w:lvl w:ilvl="6" w:tentative="1">
+      <w:start w:val="1"/>
+      <w:numFmt w:val="bullet"/>
+      <w:lvlText w:val=""/>
+      <w:lvlJc w:val="left"/>
+      <w:pPr>
+        <w:tabs>
+          <w:tab w:val="num" w:pos="5040"/>
+        </w:tabs>
+        <w:ind w:left="5040" w:hanging="360"/>
+      </w:pPr>
+      <w:rPr>
+        <w:rFonts w:ascii="Wingdings" w:hAnsi="Wingdings" w:hint="default"/>
+        <w:sz w:val="20"/>
+      </w:rPr>
+    </w:lvl>
+    <w:lvl w:ilvl="7" w:tentative="1">
+      <w:start w:val="1"/>
+      <w:numFmt w:val="bullet"/>
+      <w:lvlText w:val=""/>
+      <w:lvlJc w:val="left"/>
+      <w:pPr>
+        <w:tabs>
+          <w:tab w:val="num" w:pos="5760"/>
+        </w:tabs>
+        <w:ind w:left="5760" w:hanging="360"/>
+      </w:pPr>
+      <w:rPr>
+        <w:rFonts w:ascii="Wingdings" w:hAnsi="Wingdings" w:hint="default"/>
+        <w:sz w:val="20"/>
+      </w:rPr>
+    </w:lvl>
+    <w:lvl w:ilvl="8" w:tentative="1">
+      <w:start w:val="1"/>
+      <w:numFmt w:val="bullet"/>
+      <w:lvlText w:val=""/>
+      <w:lvlJc w:val="left"/>
+      <w:pPr>
+        <w:tabs>
+          <w:tab w:val="num" w:pos="6480"/>
+        </w:tabs>
+        <w:ind w:left="6480" w:hanging="360"/>
+      </w:pPr>
+      <w:rPr>
+        <w:rFonts w:ascii="Wingdings" w:hAnsi="Wingdings" w:hint="default"/>
+        <w:sz w:val="20"/>
+      </w:rPr>
+    </w:lvl>
+  </w:abstractNum>
+  <w:abstractNum w:abstractNumId="1" w15:restartNumberingAfterBreak="0">
     <w:nsid w:val="0D4F3B01"/>
     <w:multiLevelType w:val="multilevel"/>
     <w:tmpl w:val="2F20233C"/>
@@ -1551,7 +5676,7 @@
       </w:pPr>
     </w:lvl>
   </w:abstractNum>
-  <w:abstractNum w:abstractNumId="1" w15:restartNumberingAfterBreak="0">
+  <w:abstractNum w:abstractNumId="2" w15:restartNumberingAfterBreak="0">
     <w:nsid w:val="0E1F7B9B"/>
     <w:multiLevelType w:val="hybridMultilevel"/>
     <w:tmpl w:val="3CACF060"/>
@@ -1640,7 +5765,156 @@
       </w:pPr>
     </w:lvl>
   </w:abstractNum>
-  <w:abstractNum w:abstractNumId="2" w15:restartNumberingAfterBreak="0">
+  <w:abstractNum w:abstractNumId="3" w15:restartNumberingAfterBreak="0">
+    <w:nsid w:val="11510A3B"/>
+    <w:multiLevelType w:val="multilevel"/>
+    <w:tmpl w:val="7B5614F8"/>
+    <w:lvl w:ilvl="0">
+      <w:start w:val="1"/>
+      <w:numFmt w:val="bullet"/>
+      <w:lvlText w:val=""/>
+      <w:lvlJc w:val="left"/>
+      <w:pPr>
+        <w:tabs>
+          <w:tab w:val="num" w:pos="720"/>
+        </w:tabs>
+        <w:ind w:left="720" w:hanging="360"/>
+      </w:pPr>
+      <w:rPr>
+        <w:rFonts w:ascii="Symbol" w:hAnsi="Symbol" w:hint="default"/>
+        <w:sz w:val="20"/>
+      </w:rPr>
+    </w:lvl>
+    <w:lvl w:ilvl="1" w:tentative="1">
+      <w:start w:val="1"/>
+      <w:numFmt w:val="bullet"/>
+      <w:lvlText w:val="o"/>
+      <w:lvlJc w:val="left"/>
+      <w:pPr>
+        <w:tabs>
+          <w:tab w:val="num" w:pos="1440"/>
+        </w:tabs>
+        <w:ind w:left="1440" w:hanging="360"/>
+      </w:pPr>
+      <w:rPr>
+        <w:rFonts w:ascii="Courier New" w:hAnsi="Courier New" w:hint="default"/>
+        <w:sz w:val="20"/>
+      </w:rPr>
+    </w:lvl>
+    <w:lvl w:ilvl="2" w:tentative="1">
+      <w:start w:val="1"/>
+      <w:numFmt w:val="bullet"/>
+      <w:lvlText w:val=""/>
+      <w:lvlJc w:val="left"/>
+      <w:pPr>
+        <w:tabs>
+          <w:tab w:val="num" w:pos="2160"/>
+        </w:tabs>
+        <w:ind w:left="2160" w:hanging="360"/>
+      </w:pPr>
+      <w:rPr>
+        <w:rFonts w:ascii="Wingdings" w:hAnsi="Wingdings" w:hint="default"/>
+        <w:sz w:val="20"/>
+      </w:rPr>
+    </w:lvl>
+    <w:lvl w:ilvl="3" w:tentative="1">
+      <w:start w:val="1"/>
+      <w:numFmt w:val="bullet"/>
+      <w:lvlText w:val=""/>
+      <w:lvlJc w:val="left"/>
+      <w:pPr>
+        <w:tabs>
+          <w:tab w:val="num" w:pos="2880"/>
+        </w:tabs>
+        <w:ind w:left="2880" w:hanging="360"/>
+      </w:pPr>
+      <w:rPr>
+        <w:rFonts w:ascii="Wingdings" w:hAnsi="Wingdings" w:hint="default"/>
+        <w:sz w:val="20"/>
+      </w:rPr>
+    </w:lvl>
+    <w:lvl w:ilvl="4" w:tentative="1">
+      <w:start w:val="1"/>
+      <w:numFmt w:val="bullet"/>
+      <w:lvlText w:val=""/>
+      <w:lvlJc w:val="left"/>
+      <w:pPr>
+        <w:tabs>
+          <w:tab w:val="num" w:pos="3600"/>
+        </w:tabs>
+        <w:ind w:left="3600" w:hanging="360"/>
+      </w:pPr>
+      <w:rPr>
+        <w:rFonts w:ascii="Wingdings" w:hAnsi="Wingdings" w:hint="default"/>
+        <w:sz w:val="20"/>
+      </w:rPr>
+    </w:lvl>
+    <w:lvl w:ilvl="5" w:tentative="1">
+      <w:start w:val="1"/>
+      <w:numFmt w:val="bullet"/>
+      <w:lvlText w:val=""/>
+      <w:lvlJc w:val="left"/>
+      <w:pPr>
+        <w:tabs>
+          <w:tab w:val="num" w:pos="4320"/>
+        </w:tabs>
+        <w:ind w:left="4320" w:hanging="360"/>
+      </w:pPr>
+      <w:rPr>
+        <w:rFonts w:ascii="Wingdings" w:hAnsi="Wingdings" w:hint="default"/>
+        <w:sz w:val="20"/>
+      </w:rPr>
+    </w:lvl>
+    <w:lvl w:ilvl="6" w:tentative="1">
+      <w:start w:val="1"/>
+      <w:numFmt w:val="bullet"/>
+      <w:lvlText w:val=""/>
+      <w:lvlJc w:val="left"/>
+      <w:pPr>
+        <w:tabs>
+          <w:tab w:val="num" w:pos="5040"/>
+        </w:tabs>
+        <w:ind w:left="5040" w:hanging="360"/>
+      </w:pPr>
+      <w:rPr>
+        <w:rFonts w:ascii="Wingdings" w:hAnsi="Wingdings" w:hint="default"/>
+        <w:sz w:val="20"/>
+      </w:rPr>
+    </w:lvl>
+    <w:lvl w:ilvl="7" w:tentative="1">
+      <w:start w:val="1"/>
+      <w:numFmt w:val="bullet"/>
+      <w:lvlText w:val=""/>
+      <w:lvlJc w:val="left"/>
+      <w:pPr>
+        <w:tabs>
+          <w:tab w:val="num" w:pos="5760"/>
+        </w:tabs>
+        <w:ind w:left="5760" w:hanging="360"/>
+      </w:pPr>
+      <w:rPr>
+        <w:rFonts w:ascii="Wingdings" w:hAnsi="Wingdings" w:hint="default"/>
+        <w:sz w:val="20"/>
+      </w:rPr>
+    </w:lvl>
+    <w:lvl w:ilvl="8" w:tentative="1">
+      <w:start w:val="1"/>
+      <w:numFmt w:val="bullet"/>
+      <w:lvlText w:val=""/>
+      <w:lvlJc w:val="left"/>
+      <w:pPr>
+        <w:tabs>
+          <w:tab w:val="num" w:pos="6480"/>
+        </w:tabs>
+        <w:ind w:left="6480" w:hanging="360"/>
+      </w:pPr>
+      <w:rPr>
+        <w:rFonts w:ascii="Wingdings" w:hAnsi="Wingdings" w:hint="default"/>
+        <w:sz w:val="20"/>
+      </w:rPr>
+    </w:lvl>
+  </w:abstractNum>
+  <w:abstractNum w:abstractNumId="4" w15:restartNumberingAfterBreak="0">
     <w:nsid w:val="14913D07"/>
     <w:multiLevelType w:val="hybridMultilevel"/>
     <w:tmpl w:val="A8B01C12"/>
@@ -1729,7 +6003,120 @@
       </w:pPr>
     </w:lvl>
   </w:abstractNum>
-  <w:abstractNum w:abstractNumId="3" w15:restartNumberingAfterBreak="0">
+  <w:abstractNum w:abstractNumId="5" w15:restartNumberingAfterBreak="0">
+    <w:nsid w:val="16020574"/>
+    <w:multiLevelType w:val="hybridMultilevel"/>
+    <w:tmpl w:val="A0624CCE"/>
+    <w:lvl w:ilvl="0" w:tplc="04150001">
+      <w:start w:val="1"/>
+      <w:numFmt w:val="bullet"/>
+      <w:lvlText w:val=""/>
+      <w:lvlJc w:val="left"/>
+      <w:pPr>
+        <w:ind w:left="720" w:hanging="360"/>
+      </w:pPr>
+      <w:rPr>
+        <w:rFonts w:ascii="Symbol" w:hAnsi="Symbol" w:hint="default"/>
+      </w:rPr>
+    </w:lvl>
+    <w:lvl w:ilvl="1" w:tplc="04150003" w:tentative="1">
+      <w:start w:val="1"/>
+      <w:numFmt w:val="bullet"/>
+      <w:lvlText w:val="o"/>
+      <w:lvlJc w:val="left"/>
+      <w:pPr>
+        <w:ind w:left="1440" w:hanging="360"/>
+      </w:pPr>
+      <w:rPr>
+        <w:rFonts w:ascii="Courier New" w:hAnsi="Courier New" w:cs="Courier New" w:hint="default"/>
+      </w:rPr>
+    </w:lvl>
+    <w:lvl w:ilvl="2" w:tplc="04150005" w:tentative="1">
+      <w:start w:val="1"/>
+      <w:numFmt w:val="bullet"/>
+      <w:lvlText w:val=""/>
+      <w:lvlJc w:val="left"/>
+      <w:pPr>
+        <w:ind w:left="2160" w:hanging="360"/>
+      </w:pPr>
+      <w:rPr>
+        <w:rFonts w:ascii="Wingdings" w:hAnsi="Wingdings" w:hint="default"/>
+      </w:rPr>
+    </w:lvl>
+    <w:lvl w:ilvl="3" w:tplc="04150001" w:tentative="1">
+      <w:start w:val="1"/>
+      <w:numFmt w:val="bullet"/>
+      <w:lvlText w:val=""/>
+      <w:lvlJc w:val="left"/>
+      <w:pPr>
+        <w:ind w:left="2880" w:hanging="360"/>
+      </w:pPr>
+      <w:rPr>
+        <w:rFonts w:ascii="Symbol" w:hAnsi="Symbol" w:hint="default"/>
+      </w:rPr>
+    </w:lvl>
+    <w:lvl w:ilvl="4" w:tplc="04150003" w:tentative="1">
+      <w:start w:val="1"/>
+      <w:numFmt w:val="bullet"/>
+      <w:lvlText w:val="o"/>
+      <w:lvlJc w:val="left"/>
+      <w:pPr>
+        <w:ind w:left="3600" w:hanging="360"/>
+      </w:pPr>
+      <w:rPr>
+        <w:rFonts w:ascii="Courier New" w:hAnsi="Courier New" w:cs="Courier New" w:hint="default"/>
+      </w:rPr>
+    </w:lvl>
+    <w:lvl w:ilvl="5" w:tplc="04150005" w:tentative="1">
+      <w:start w:val="1"/>
+      <w:numFmt w:val="bullet"/>
+      <w:lvlText w:val=""/>
+      <w:lvlJc w:val="left"/>
+      <w:pPr>
+        <w:ind w:left="4320" w:hanging="360"/>
+      </w:pPr>
+      <w:rPr>
+        <w:rFonts w:ascii="Wingdings" w:hAnsi="Wingdings" w:hint="default"/>
+      </w:rPr>
+    </w:lvl>
+    <w:lvl w:ilvl="6" w:tplc="04150001" w:tentative="1">
+      <w:start w:val="1"/>
+      <w:numFmt w:val="bullet"/>
+      <w:lvlText w:val=""/>
+      <w:lvlJc w:val="left"/>
+      <w:pPr>
+        <w:ind w:left="5040" w:hanging="360"/>
+      </w:pPr>
+      <w:rPr>
+        <w:rFonts w:ascii="Symbol" w:hAnsi="Symbol" w:hint="default"/>
+      </w:rPr>
+    </w:lvl>
+    <w:lvl w:ilvl="7" w:tplc="04150003" w:tentative="1">
+      <w:start w:val="1"/>
+      <w:numFmt w:val="bullet"/>
+      <w:lvlText w:val="o"/>
+      <w:lvlJc w:val="left"/>
+      <w:pPr>
+        <w:ind w:left="5760" w:hanging="360"/>
+      </w:pPr>
+      <w:rPr>
+        <w:rFonts w:ascii="Courier New" w:hAnsi="Courier New" w:cs="Courier New" w:hint="default"/>
+      </w:rPr>
+    </w:lvl>
+    <w:lvl w:ilvl="8" w:tplc="04150005" w:tentative="1">
+      <w:start w:val="1"/>
+      <w:numFmt w:val="bullet"/>
+      <w:lvlText w:val=""/>
+      <w:lvlJc w:val="left"/>
+      <w:pPr>
+        <w:ind w:left="6480" w:hanging="360"/>
+      </w:pPr>
+      <w:rPr>
+        <w:rFonts w:ascii="Wingdings" w:hAnsi="Wingdings" w:hint="default"/>
+      </w:rPr>
+    </w:lvl>
+  </w:abstractNum>
+  <w:abstractNum w:abstractNumId="6" w15:restartNumberingAfterBreak="0">
     <w:nsid w:val="175D792C"/>
     <w:multiLevelType w:val="multilevel"/>
     <w:tmpl w:val="BFB2939E"/>
@@ -1878,7 +6265,418 @@
       </w:rPr>
     </w:lvl>
   </w:abstractNum>
-  <w:abstractNum w:abstractNumId="4" w15:restartNumberingAfterBreak="0">
+  <w:abstractNum w:abstractNumId="7" w15:restartNumberingAfterBreak="0">
+    <w:nsid w:val="182507D9"/>
+    <w:multiLevelType w:val="hybridMultilevel"/>
+    <w:tmpl w:val="62A4CA26"/>
+    <w:lvl w:ilvl="0" w:tplc="04150001">
+      <w:start w:val="1"/>
+      <w:numFmt w:val="bullet"/>
+      <w:lvlText w:val=""/>
+      <w:lvlJc w:val="left"/>
+      <w:pPr>
+        <w:ind w:left="720" w:hanging="360"/>
+      </w:pPr>
+      <w:rPr>
+        <w:rFonts w:ascii="Symbol" w:hAnsi="Symbol" w:hint="default"/>
+      </w:rPr>
+    </w:lvl>
+    <w:lvl w:ilvl="1" w:tplc="04150003" w:tentative="1">
+      <w:start w:val="1"/>
+      <w:numFmt w:val="bullet"/>
+      <w:lvlText w:val="o"/>
+      <w:lvlJc w:val="left"/>
+      <w:pPr>
+        <w:ind w:left="1440" w:hanging="360"/>
+      </w:pPr>
+      <w:rPr>
+        <w:rFonts w:ascii="Courier New" w:hAnsi="Courier New" w:cs="Courier New" w:hint="default"/>
+      </w:rPr>
+    </w:lvl>
+    <w:lvl w:ilvl="2" w:tplc="04150005" w:tentative="1">
+      <w:start w:val="1"/>
+      <w:numFmt w:val="bullet"/>
+      <w:lvlText w:val=""/>
+      <w:lvlJc w:val="left"/>
+      <w:pPr>
+        <w:ind w:left="2160" w:hanging="360"/>
+      </w:pPr>
+      <w:rPr>
+        <w:rFonts w:ascii="Wingdings" w:hAnsi="Wingdings" w:hint="default"/>
+      </w:rPr>
+    </w:lvl>
+    <w:lvl w:ilvl="3" w:tplc="04150001" w:tentative="1">
+      <w:start w:val="1"/>
+      <w:numFmt w:val="bullet"/>
+      <w:lvlText w:val=""/>
+      <w:lvlJc w:val="left"/>
+      <w:pPr>
+        <w:ind w:left="2880" w:hanging="360"/>
+      </w:pPr>
+      <w:rPr>
+        <w:rFonts w:ascii="Symbol" w:hAnsi="Symbol" w:hint="default"/>
+      </w:rPr>
+    </w:lvl>
+    <w:lvl w:ilvl="4" w:tplc="04150003" w:tentative="1">
+      <w:start w:val="1"/>
+      <w:numFmt w:val="bullet"/>
+      <w:lvlText w:val="o"/>
+      <w:lvlJc w:val="left"/>
+      <w:pPr>
+        <w:ind w:left="3600" w:hanging="360"/>
+      </w:pPr>
+      <w:rPr>
+        <w:rFonts w:ascii="Courier New" w:hAnsi="Courier New" w:cs="Courier New" w:hint="default"/>
+      </w:rPr>
+    </w:lvl>
+    <w:lvl w:ilvl="5" w:tplc="04150005" w:tentative="1">
+      <w:start w:val="1"/>
+      <w:numFmt w:val="bullet"/>
+      <w:lvlText w:val=""/>
+      <w:lvlJc w:val="left"/>
+      <w:pPr>
+        <w:ind w:left="4320" w:hanging="360"/>
+      </w:pPr>
+      <w:rPr>
+        <w:rFonts w:ascii="Wingdings" w:hAnsi="Wingdings" w:hint="default"/>
+      </w:rPr>
+    </w:lvl>
+    <w:lvl w:ilvl="6" w:tplc="04150001" w:tentative="1">
+      <w:start w:val="1"/>
+      <w:numFmt w:val="bullet"/>
+      <w:lvlText w:val=""/>
+      <w:lvlJc w:val="left"/>
+      <w:pPr>
+        <w:ind w:left="5040" w:hanging="360"/>
+      </w:pPr>
+      <w:rPr>
+        <w:rFonts w:ascii="Symbol" w:hAnsi="Symbol" w:hint="default"/>
+      </w:rPr>
+    </w:lvl>
+    <w:lvl w:ilvl="7" w:tplc="04150003" w:tentative="1">
+      <w:start w:val="1"/>
+      <w:numFmt w:val="bullet"/>
+      <w:lvlText w:val="o"/>
+      <w:lvlJc w:val="left"/>
+      <w:pPr>
+        <w:ind w:left="5760" w:hanging="360"/>
+      </w:pPr>
+      <w:rPr>
+        <w:rFonts w:ascii="Courier New" w:hAnsi="Courier New" w:cs="Courier New" w:hint="default"/>
+      </w:rPr>
+    </w:lvl>
+    <w:lvl w:ilvl="8" w:tplc="04150005" w:tentative="1">
+      <w:start w:val="1"/>
+      <w:numFmt w:val="bullet"/>
+      <w:lvlText w:val=""/>
+      <w:lvlJc w:val="left"/>
+      <w:pPr>
+        <w:ind w:left="6480" w:hanging="360"/>
+      </w:pPr>
+      <w:rPr>
+        <w:rFonts w:ascii="Wingdings" w:hAnsi="Wingdings" w:hint="default"/>
+      </w:rPr>
+    </w:lvl>
+  </w:abstractNum>
+  <w:abstractNum w:abstractNumId="8" w15:restartNumberingAfterBreak="0">
+    <w:nsid w:val="1B01203F"/>
+    <w:multiLevelType w:val="multilevel"/>
+    <w:tmpl w:val="908E410C"/>
+    <w:lvl w:ilvl="0">
+      <w:start w:val="1"/>
+      <w:numFmt w:val="bullet"/>
+      <w:lvlText w:val=""/>
+      <w:lvlJc w:val="left"/>
+      <w:pPr>
+        <w:tabs>
+          <w:tab w:val="num" w:pos="720"/>
+        </w:tabs>
+        <w:ind w:left="720" w:hanging="360"/>
+      </w:pPr>
+      <w:rPr>
+        <w:rFonts w:ascii="Symbol" w:hAnsi="Symbol" w:hint="default"/>
+        <w:sz w:val="20"/>
+      </w:rPr>
+    </w:lvl>
+    <w:lvl w:ilvl="1" w:tentative="1">
+      <w:start w:val="1"/>
+      <w:numFmt w:val="bullet"/>
+      <w:lvlText w:val="o"/>
+      <w:lvlJc w:val="left"/>
+      <w:pPr>
+        <w:tabs>
+          <w:tab w:val="num" w:pos="1440"/>
+        </w:tabs>
+        <w:ind w:left="1440" w:hanging="360"/>
+      </w:pPr>
+      <w:rPr>
+        <w:rFonts w:ascii="Courier New" w:hAnsi="Courier New" w:hint="default"/>
+        <w:sz w:val="20"/>
+      </w:rPr>
+    </w:lvl>
+    <w:lvl w:ilvl="2" w:tentative="1">
+      <w:start w:val="1"/>
+      <w:numFmt w:val="bullet"/>
+      <w:lvlText w:val=""/>
+      <w:lvlJc w:val="left"/>
+      <w:pPr>
+        <w:tabs>
+          <w:tab w:val="num" w:pos="2160"/>
+        </w:tabs>
+        <w:ind w:left="2160" w:hanging="360"/>
+      </w:pPr>
+      <w:rPr>
+        <w:rFonts w:ascii="Wingdings" w:hAnsi="Wingdings" w:hint="default"/>
+        <w:sz w:val="20"/>
+      </w:rPr>
+    </w:lvl>
+    <w:lvl w:ilvl="3" w:tentative="1">
+      <w:start w:val="1"/>
+      <w:numFmt w:val="bullet"/>
+      <w:lvlText w:val=""/>
+      <w:lvlJc w:val="left"/>
+      <w:pPr>
+        <w:tabs>
+          <w:tab w:val="num" w:pos="2880"/>
+        </w:tabs>
+        <w:ind w:left="2880" w:hanging="360"/>
+      </w:pPr>
+      <w:rPr>
+        <w:rFonts w:ascii="Wingdings" w:hAnsi="Wingdings" w:hint="default"/>
+        <w:sz w:val="20"/>
+      </w:rPr>
+    </w:lvl>
+    <w:lvl w:ilvl="4" w:tentative="1">
+      <w:start w:val="1"/>
+      <w:numFmt w:val="bullet"/>
+      <w:lvlText w:val=""/>
+      <w:lvlJc w:val="left"/>
+      <w:pPr>
+        <w:tabs>
+          <w:tab w:val="num" w:pos="3600"/>
+        </w:tabs>
+        <w:ind w:left="3600" w:hanging="360"/>
+      </w:pPr>
+      <w:rPr>
+        <w:rFonts w:ascii="Wingdings" w:hAnsi="Wingdings" w:hint="default"/>
+        <w:sz w:val="20"/>
+      </w:rPr>
+    </w:lvl>
+    <w:lvl w:ilvl="5" w:tentative="1">
+      <w:start w:val="1"/>
+      <w:numFmt w:val="bullet"/>
+      <w:lvlText w:val=""/>
+      <w:lvlJc w:val="left"/>
+      <w:pPr>
+        <w:tabs>
+          <w:tab w:val="num" w:pos="4320"/>
+        </w:tabs>
+        <w:ind w:left="4320" w:hanging="360"/>
+      </w:pPr>
+      <w:rPr>
+        <w:rFonts w:ascii="Wingdings" w:hAnsi="Wingdings" w:hint="default"/>
+        <w:sz w:val="20"/>
+      </w:rPr>
+    </w:lvl>
+    <w:lvl w:ilvl="6" w:tentative="1">
+      <w:start w:val="1"/>
+      <w:numFmt w:val="bullet"/>
+      <w:lvlText w:val=""/>
+      <w:lvlJc w:val="left"/>
+      <w:pPr>
+        <w:tabs>
+          <w:tab w:val="num" w:pos="5040"/>
+        </w:tabs>
+        <w:ind w:left="5040" w:hanging="360"/>
+      </w:pPr>
+      <w:rPr>
+        <w:rFonts w:ascii="Wingdings" w:hAnsi="Wingdings" w:hint="default"/>
+        <w:sz w:val="20"/>
+      </w:rPr>
+    </w:lvl>
+    <w:lvl w:ilvl="7" w:tentative="1">
+      <w:start w:val="1"/>
+      <w:numFmt w:val="bullet"/>
+      <w:lvlText w:val=""/>
+      <w:lvlJc w:val="left"/>
+      <w:pPr>
+        <w:tabs>
+          <w:tab w:val="num" w:pos="5760"/>
+        </w:tabs>
+        <w:ind w:left="5760" w:hanging="360"/>
+      </w:pPr>
+      <w:rPr>
+        <w:rFonts w:ascii="Wingdings" w:hAnsi="Wingdings" w:hint="default"/>
+        <w:sz w:val="20"/>
+      </w:rPr>
+    </w:lvl>
+    <w:lvl w:ilvl="8" w:tentative="1">
+      <w:start w:val="1"/>
+      <w:numFmt w:val="bullet"/>
+      <w:lvlText w:val=""/>
+      <w:lvlJc w:val="left"/>
+      <w:pPr>
+        <w:tabs>
+          <w:tab w:val="num" w:pos="6480"/>
+        </w:tabs>
+        <w:ind w:left="6480" w:hanging="360"/>
+      </w:pPr>
+      <w:rPr>
+        <w:rFonts w:ascii="Wingdings" w:hAnsi="Wingdings" w:hint="default"/>
+        <w:sz w:val="20"/>
+      </w:rPr>
+    </w:lvl>
+  </w:abstractNum>
+  <w:abstractNum w:abstractNumId="9" w15:restartNumberingAfterBreak="0">
+    <w:nsid w:val="1DF74B8C"/>
+    <w:multiLevelType w:val="multilevel"/>
+    <w:tmpl w:val="EC6A4022"/>
+    <w:lvl w:ilvl="0">
+      <w:start w:val="1"/>
+      <w:numFmt w:val="bullet"/>
+      <w:lvlText w:val=""/>
+      <w:lvlJc w:val="left"/>
+      <w:pPr>
+        <w:tabs>
+          <w:tab w:val="num" w:pos="720"/>
+        </w:tabs>
+        <w:ind w:left="720" w:hanging="360"/>
+      </w:pPr>
+      <w:rPr>
+        <w:rFonts w:ascii="Symbol" w:hAnsi="Symbol" w:hint="default"/>
+        <w:sz w:val="20"/>
+      </w:rPr>
+    </w:lvl>
+    <w:lvl w:ilvl="1" w:tentative="1">
+      <w:start w:val="1"/>
+      <w:numFmt w:val="bullet"/>
+      <w:lvlText w:val="o"/>
+      <w:lvlJc w:val="left"/>
+      <w:pPr>
+        <w:tabs>
+          <w:tab w:val="num" w:pos="1440"/>
+        </w:tabs>
+        <w:ind w:left="1440" w:hanging="360"/>
+      </w:pPr>
+      <w:rPr>
+        <w:rFonts w:ascii="Courier New" w:hAnsi="Courier New" w:hint="default"/>
+        <w:sz w:val="20"/>
+      </w:rPr>
+    </w:lvl>
+    <w:lvl w:ilvl="2" w:tentative="1">
+      <w:start w:val="1"/>
+      <w:numFmt w:val="bullet"/>
+      <w:lvlText w:val=""/>
+      <w:lvlJc w:val="left"/>
+      <w:pPr>
+        <w:tabs>
+          <w:tab w:val="num" w:pos="2160"/>
+        </w:tabs>
+        <w:ind w:left="2160" w:hanging="360"/>
+      </w:pPr>
+      <w:rPr>
+        <w:rFonts w:ascii="Wingdings" w:hAnsi="Wingdings" w:hint="default"/>
+        <w:sz w:val="20"/>
+      </w:rPr>
+    </w:lvl>
+    <w:lvl w:ilvl="3" w:tentative="1">
+      <w:start w:val="1"/>
+      <w:numFmt w:val="bullet"/>
+      <w:lvlText w:val=""/>
+      <w:lvlJc w:val="left"/>
+      <w:pPr>
+        <w:tabs>
+          <w:tab w:val="num" w:pos="2880"/>
+        </w:tabs>
+        <w:ind w:left="2880" w:hanging="360"/>
+      </w:pPr>
+      <w:rPr>
+        <w:rFonts w:ascii="Wingdings" w:hAnsi="Wingdings" w:hint="default"/>
+        <w:sz w:val="20"/>
+      </w:rPr>
+    </w:lvl>
+    <w:lvl w:ilvl="4" w:tentative="1">
+      <w:start w:val="1"/>
+      <w:numFmt w:val="bullet"/>
+      <w:lvlText w:val=""/>
+      <w:lvlJc w:val="left"/>
+      <w:pPr>
+        <w:tabs>
+          <w:tab w:val="num" w:pos="3600"/>
+        </w:tabs>
+        <w:ind w:left="3600" w:hanging="360"/>
+      </w:pPr>
+      <w:rPr>
+        <w:rFonts w:ascii="Wingdings" w:hAnsi="Wingdings" w:hint="default"/>
+        <w:sz w:val="20"/>
+      </w:rPr>
+    </w:lvl>
+    <w:lvl w:ilvl="5" w:tentative="1">
+      <w:start w:val="1"/>
+      <w:numFmt w:val="bullet"/>
+      <w:lvlText w:val=""/>
+      <w:lvlJc w:val="left"/>
+      <w:pPr>
+        <w:tabs>
+          <w:tab w:val="num" w:pos="4320"/>
+        </w:tabs>
+        <w:ind w:left="4320" w:hanging="360"/>
+      </w:pPr>
+      <w:rPr>
+        <w:rFonts w:ascii="Wingdings" w:hAnsi="Wingdings" w:hint="default"/>
+        <w:sz w:val="20"/>
+      </w:rPr>
+    </w:lvl>
+    <w:lvl w:ilvl="6" w:tentative="1">
+      <w:start w:val="1"/>
+      <w:numFmt w:val="bullet"/>
+      <w:lvlText w:val=""/>
+      <w:lvlJc w:val="left"/>
+      <w:pPr>
+        <w:tabs>
+          <w:tab w:val="num" w:pos="5040"/>
+        </w:tabs>
+        <w:ind w:left="5040" w:hanging="360"/>
+      </w:pPr>
+      <w:rPr>
+        <w:rFonts w:ascii="Wingdings" w:hAnsi="Wingdings" w:hint="default"/>
+        <w:sz w:val="20"/>
+      </w:rPr>
+    </w:lvl>
+    <w:lvl w:ilvl="7" w:tentative="1">
+      <w:start w:val="1"/>
+      <w:numFmt w:val="bullet"/>
+      <w:lvlText w:val=""/>
+      <w:lvlJc w:val="left"/>
+      <w:pPr>
+        <w:tabs>
+          <w:tab w:val="num" w:pos="5760"/>
+        </w:tabs>
+        <w:ind w:left="5760" w:hanging="360"/>
+      </w:pPr>
+      <w:rPr>
+        <w:rFonts w:ascii="Wingdings" w:hAnsi="Wingdings" w:hint="default"/>
+        <w:sz w:val="20"/>
+      </w:rPr>
+    </w:lvl>
+    <w:lvl w:ilvl="8" w:tentative="1">
+      <w:start w:val="1"/>
+      <w:numFmt w:val="bullet"/>
+      <w:lvlText w:val=""/>
+      <w:lvlJc w:val="left"/>
+      <w:pPr>
+        <w:tabs>
+          <w:tab w:val="num" w:pos="6480"/>
+        </w:tabs>
+        <w:ind w:left="6480" w:hanging="360"/>
+      </w:pPr>
+      <w:rPr>
+        <w:rFonts w:ascii="Wingdings" w:hAnsi="Wingdings" w:hint="default"/>
+        <w:sz w:val="20"/>
+      </w:rPr>
+    </w:lvl>
+  </w:abstractNum>
+  <w:abstractNum w:abstractNumId="10" w15:restartNumberingAfterBreak="0">
     <w:nsid w:val="1EB960D0"/>
     <w:multiLevelType w:val="multilevel"/>
     <w:tmpl w:val="AC8E3E50"/>
@@ -1991,7 +6789,120 @@
       </w:pPr>
     </w:lvl>
   </w:abstractNum>
-  <w:abstractNum w:abstractNumId="5" w15:restartNumberingAfterBreak="0">
+  <w:abstractNum w:abstractNumId="11" w15:restartNumberingAfterBreak="0">
+    <w:nsid w:val="228A3E2E"/>
+    <w:multiLevelType w:val="hybridMultilevel"/>
+    <w:tmpl w:val="6D78F556"/>
+    <w:lvl w:ilvl="0" w:tplc="04150001">
+      <w:start w:val="1"/>
+      <w:numFmt w:val="bullet"/>
+      <w:lvlText w:val=""/>
+      <w:lvlJc w:val="left"/>
+      <w:pPr>
+        <w:ind w:left="720" w:hanging="360"/>
+      </w:pPr>
+      <w:rPr>
+        <w:rFonts w:ascii="Symbol" w:hAnsi="Symbol" w:hint="default"/>
+      </w:rPr>
+    </w:lvl>
+    <w:lvl w:ilvl="1" w:tplc="04150003" w:tentative="1">
+      <w:start w:val="1"/>
+      <w:numFmt w:val="bullet"/>
+      <w:lvlText w:val="o"/>
+      <w:lvlJc w:val="left"/>
+      <w:pPr>
+        <w:ind w:left="1440" w:hanging="360"/>
+      </w:pPr>
+      <w:rPr>
+        <w:rFonts w:ascii="Courier New" w:hAnsi="Courier New" w:cs="Courier New" w:hint="default"/>
+      </w:rPr>
+    </w:lvl>
+    <w:lvl w:ilvl="2" w:tplc="04150005" w:tentative="1">
+      <w:start w:val="1"/>
+      <w:numFmt w:val="bullet"/>
+      <w:lvlText w:val=""/>
+      <w:lvlJc w:val="left"/>
+      <w:pPr>
+        <w:ind w:left="2160" w:hanging="360"/>
+      </w:pPr>
+      <w:rPr>
+        <w:rFonts w:ascii="Wingdings" w:hAnsi="Wingdings" w:hint="default"/>
+      </w:rPr>
+    </w:lvl>
+    <w:lvl w:ilvl="3" w:tplc="04150001" w:tentative="1">
+      <w:start w:val="1"/>
+      <w:numFmt w:val="bullet"/>
+      <w:lvlText w:val=""/>
+      <w:lvlJc w:val="left"/>
+      <w:pPr>
+        <w:ind w:left="2880" w:hanging="360"/>
+      </w:pPr>
+      <w:rPr>
+        <w:rFonts w:ascii="Symbol" w:hAnsi="Symbol" w:hint="default"/>
+      </w:rPr>
+    </w:lvl>
+    <w:lvl w:ilvl="4" w:tplc="04150003" w:tentative="1">
+      <w:start w:val="1"/>
+      <w:numFmt w:val="bullet"/>
+      <w:lvlText w:val="o"/>
+      <w:lvlJc w:val="left"/>
+      <w:pPr>
+        <w:ind w:left="3600" w:hanging="360"/>
+      </w:pPr>
+      <w:rPr>
+        <w:rFonts w:ascii="Courier New" w:hAnsi="Courier New" w:cs="Courier New" w:hint="default"/>
+      </w:rPr>
+    </w:lvl>
+    <w:lvl w:ilvl="5" w:tplc="04150005" w:tentative="1">
+      <w:start w:val="1"/>
+      <w:numFmt w:val="bullet"/>
+      <w:lvlText w:val=""/>
+      <w:lvlJc w:val="left"/>
+      <w:pPr>
+        <w:ind w:left="4320" w:hanging="360"/>
+      </w:pPr>
+      <w:rPr>
+        <w:rFonts w:ascii="Wingdings" w:hAnsi="Wingdings" w:hint="default"/>
+      </w:rPr>
+    </w:lvl>
+    <w:lvl w:ilvl="6" w:tplc="04150001" w:tentative="1">
+      <w:start w:val="1"/>
+      <w:numFmt w:val="bullet"/>
+      <w:lvlText w:val=""/>
+      <w:lvlJc w:val="left"/>
+      <w:pPr>
+        <w:ind w:left="5040" w:hanging="360"/>
+      </w:pPr>
+      <w:rPr>
+        <w:rFonts w:ascii="Symbol" w:hAnsi="Symbol" w:hint="default"/>
+      </w:rPr>
+    </w:lvl>
+    <w:lvl w:ilvl="7" w:tplc="04150003" w:tentative="1">
+      <w:start w:val="1"/>
+      <w:numFmt w:val="bullet"/>
+      <w:lvlText w:val="o"/>
+      <w:lvlJc w:val="left"/>
+      <w:pPr>
+        <w:ind w:left="5760" w:hanging="360"/>
+      </w:pPr>
+      <w:rPr>
+        <w:rFonts w:ascii="Courier New" w:hAnsi="Courier New" w:cs="Courier New" w:hint="default"/>
+      </w:rPr>
+    </w:lvl>
+    <w:lvl w:ilvl="8" w:tplc="04150005" w:tentative="1">
+      <w:start w:val="1"/>
+      <w:numFmt w:val="bullet"/>
+      <w:lvlText w:val=""/>
+      <w:lvlJc w:val="left"/>
+      <w:pPr>
+        <w:ind w:left="6480" w:hanging="360"/>
+      </w:pPr>
+      <w:rPr>
+        <w:rFonts w:ascii="Wingdings" w:hAnsi="Wingdings" w:hint="default"/>
+      </w:rPr>
+    </w:lvl>
+  </w:abstractNum>
+  <w:abstractNum w:abstractNumId="12" w15:restartNumberingAfterBreak="0">
     <w:nsid w:val="231B7634"/>
     <w:multiLevelType w:val="multilevel"/>
     <w:tmpl w:val="DAA21668"/>
@@ -2140,7 +7051,120 @@
       </w:rPr>
     </w:lvl>
   </w:abstractNum>
-  <w:abstractNum w:abstractNumId="6" w15:restartNumberingAfterBreak="0">
+  <w:abstractNum w:abstractNumId="13" w15:restartNumberingAfterBreak="0">
+    <w:nsid w:val="2DDA34F3"/>
+    <w:multiLevelType w:val="hybridMultilevel"/>
+    <w:tmpl w:val="193C8D90"/>
+    <w:lvl w:ilvl="0" w:tplc="04150001">
+      <w:start w:val="1"/>
+      <w:numFmt w:val="bullet"/>
+      <w:lvlText w:val=""/>
+      <w:lvlJc w:val="left"/>
+      <w:pPr>
+        <w:ind w:left="720" w:hanging="360"/>
+      </w:pPr>
+      <w:rPr>
+        <w:rFonts w:ascii="Symbol" w:hAnsi="Symbol" w:hint="default"/>
+      </w:rPr>
+    </w:lvl>
+    <w:lvl w:ilvl="1" w:tplc="04150003" w:tentative="1">
+      <w:start w:val="1"/>
+      <w:numFmt w:val="bullet"/>
+      <w:lvlText w:val="o"/>
+      <w:lvlJc w:val="left"/>
+      <w:pPr>
+        <w:ind w:left="1440" w:hanging="360"/>
+      </w:pPr>
+      <w:rPr>
+        <w:rFonts w:ascii="Courier New" w:hAnsi="Courier New" w:cs="Courier New" w:hint="default"/>
+      </w:rPr>
+    </w:lvl>
+    <w:lvl w:ilvl="2" w:tplc="04150005" w:tentative="1">
+      <w:start w:val="1"/>
+      <w:numFmt w:val="bullet"/>
+      <w:lvlText w:val=""/>
+      <w:lvlJc w:val="left"/>
+      <w:pPr>
+        <w:ind w:left="2160" w:hanging="360"/>
+      </w:pPr>
+      <w:rPr>
+        <w:rFonts w:ascii="Wingdings" w:hAnsi="Wingdings" w:hint="default"/>
+      </w:rPr>
+    </w:lvl>
+    <w:lvl w:ilvl="3" w:tplc="04150001" w:tentative="1">
+      <w:start w:val="1"/>
+      <w:numFmt w:val="bullet"/>
+      <w:lvlText w:val=""/>
+      <w:lvlJc w:val="left"/>
+      <w:pPr>
+        <w:ind w:left="2880" w:hanging="360"/>
+      </w:pPr>
+      <w:rPr>
+        <w:rFonts w:ascii="Symbol" w:hAnsi="Symbol" w:hint="default"/>
+      </w:rPr>
+    </w:lvl>
+    <w:lvl w:ilvl="4" w:tplc="04150003" w:tentative="1">
+      <w:start w:val="1"/>
+      <w:numFmt w:val="bullet"/>
+      <w:lvlText w:val="o"/>
+      <w:lvlJc w:val="left"/>
+      <w:pPr>
+        <w:ind w:left="3600" w:hanging="360"/>
+      </w:pPr>
+      <w:rPr>
+        <w:rFonts w:ascii="Courier New" w:hAnsi="Courier New" w:cs="Courier New" w:hint="default"/>
+      </w:rPr>
+    </w:lvl>
+    <w:lvl w:ilvl="5" w:tplc="04150005" w:tentative="1">
+      <w:start w:val="1"/>
+      <w:numFmt w:val="bullet"/>
+      <w:lvlText w:val=""/>
+      <w:lvlJc w:val="left"/>
+      <w:pPr>
+        <w:ind w:left="4320" w:hanging="360"/>
+      </w:pPr>
+      <w:rPr>
+        <w:rFonts w:ascii="Wingdings" w:hAnsi="Wingdings" w:hint="default"/>
+      </w:rPr>
+    </w:lvl>
+    <w:lvl w:ilvl="6" w:tplc="04150001" w:tentative="1">
+      <w:start w:val="1"/>
+      <w:numFmt w:val="bullet"/>
+      <w:lvlText w:val=""/>
+      <w:lvlJc w:val="left"/>
+      <w:pPr>
+        <w:ind w:left="5040" w:hanging="360"/>
+      </w:pPr>
+      <w:rPr>
+        <w:rFonts w:ascii="Symbol" w:hAnsi="Symbol" w:hint="default"/>
+      </w:rPr>
+    </w:lvl>
+    <w:lvl w:ilvl="7" w:tplc="04150003" w:tentative="1">
+      <w:start w:val="1"/>
+      <w:numFmt w:val="bullet"/>
+      <w:lvlText w:val="o"/>
+      <w:lvlJc w:val="left"/>
+      <w:pPr>
+        <w:ind w:left="5760" w:hanging="360"/>
+      </w:pPr>
+      <w:rPr>
+        <w:rFonts w:ascii="Courier New" w:hAnsi="Courier New" w:cs="Courier New" w:hint="default"/>
+      </w:rPr>
+    </w:lvl>
+    <w:lvl w:ilvl="8" w:tplc="04150005" w:tentative="1">
+      <w:start w:val="1"/>
+      <w:numFmt w:val="bullet"/>
+      <w:lvlText w:val=""/>
+      <w:lvlJc w:val="left"/>
+      <w:pPr>
+        <w:ind w:left="6480" w:hanging="360"/>
+      </w:pPr>
+      <w:rPr>
+        <w:rFonts w:ascii="Wingdings" w:hAnsi="Wingdings" w:hint="default"/>
+      </w:rPr>
+    </w:lvl>
+  </w:abstractNum>
+  <w:abstractNum w:abstractNumId="14" w15:restartNumberingAfterBreak="0">
     <w:nsid w:val="3055625D"/>
     <w:multiLevelType w:val="hybridMultilevel"/>
     <w:tmpl w:val="664278E6"/>
@@ -2229,7 +7253,7 @@
       </w:pPr>
     </w:lvl>
   </w:abstractNum>
-  <w:abstractNum w:abstractNumId="7" w15:restartNumberingAfterBreak="0">
+  <w:abstractNum w:abstractNumId="15" w15:restartNumberingAfterBreak="0">
     <w:nsid w:val="408577D6"/>
     <w:multiLevelType w:val="multilevel"/>
     <w:tmpl w:val="355A4126"/>
@@ -2342,7 +7366,120 @@
       </w:pPr>
     </w:lvl>
   </w:abstractNum>
-  <w:abstractNum w:abstractNumId="8" w15:restartNumberingAfterBreak="0">
+  <w:abstractNum w:abstractNumId="16" w15:restartNumberingAfterBreak="0">
+    <w:nsid w:val="43085CA0"/>
+    <w:multiLevelType w:val="hybridMultilevel"/>
+    <w:tmpl w:val="3C7825AE"/>
+    <w:lvl w:ilvl="0" w:tplc="04150001">
+      <w:start w:val="1"/>
+      <w:numFmt w:val="bullet"/>
+      <w:lvlText w:val=""/>
+      <w:lvlJc w:val="left"/>
+      <w:pPr>
+        <w:ind w:left="720" w:hanging="360"/>
+      </w:pPr>
+      <w:rPr>
+        <w:rFonts w:ascii="Symbol" w:hAnsi="Symbol" w:hint="default"/>
+      </w:rPr>
+    </w:lvl>
+    <w:lvl w:ilvl="1" w:tplc="04150003" w:tentative="1">
+      <w:start w:val="1"/>
+      <w:numFmt w:val="bullet"/>
+      <w:lvlText w:val="o"/>
+      <w:lvlJc w:val="left"/>
+      <w:pPr>
+        <w:ind w:left="1440" w:hanging="360"/>
+      </w:pPr>
+      <w:rPr>
+        <w:rFonts w:ascii="Courier New" w:hAnsi="Courier New" w:cs="Courier New" w:hint="default"/>
+      </w:rPr>
+    </w:lvl>
+    <w:lvl w:ilvl="2" w:tplc="04150005" w:tentative="1">
+      <w:start w:val="1"/>
+      <w:numFmt w:val="bullet"/>
+      <w:lvlText w:val=""/>
+      <w:lvlJc w:val="left"/>
+      <w:pPr>
+        <w:ind w:left="2160" w:hanging="360"/>
+      </w:pPr>
+      <w:rPr>
+        <w:rFonts w:ascii="Wingdings" w:hAnsi="Wingdings" w:hint="default"/>
+      </w:rPr>
+    </w:lvl>
+    <w:lvl w:ilvl="3" w:tplc="04150001" w:tentative="1">
+      <w:start w:val="1"/>
+      <w:numFmt w:val="bullet"/>
+      <w:lvlText w:val=""/>
+      <w:lvlJc w:val="left"/>
+      <w:pPr>
+        <w:ind w:left="2880" w:hanging="360"/>
+      </w:pPr>
+      <w:rPr>
+        <w:rFonts w:ascii="Symbol" w:hAnsi="Symbol" w:hint="default"/>
+      </w:rPr>
+    </w:lvl>
+    <w:lvl w:ilvl="4" w:tplc="04150003" w:tentative="1">
+      <w:start w:val="1"/>
+      <w:numFmt w:val="bullet"/>
+      <w:lvlText w:val="o"/>
+      <w:lvlJc w:val="left"/>
+      <w:pPr>
+        <w:ind w:left="3600" w:hanging="360"/>
+      </w:pPr>
+      <w:rPr>
+        <w:rFonts w:ascii="Courier New" w:hAnsi="Courier New" w:cs="Courier New" w:hint="default"/>
+      </w:rPr>
+    </w:lvl>
+    <w:lvl w:ilvl="5" w:tplc="04150005" w:tentative="1">
+      <w:start w:val="1"/>
+      <w:numFmt w:val="bullet"/>
+      <w:lvlText w:val=""/>
+      <w:lvlJc w:val="left"/>
+      <w:pPr>
+        <w:ind w:left="4320" w:hanging="360"/>
+      </w:pPr>
+      <w:rPr>
+        <w:rFonts w:ascii="Wingdings" w:hAnsi="Wingdings" w:hint="default"/>
+      </w:rPr>
+    </w:lvl>
+    <w:lvl w:ilvl="6" w:tplc="04150001" w:tentative="1">
+      <w:start w:val="1"/>
+      <w:numFmt w:val="bullet"/>
+      <w:lvlText w:val=""/>
+      <w:lvlJc w:val="left"/>
+      <w:pPr>
+        <w:ind w:left="5040" w:hanging="360"/>
+      </w:pPr>
+      <w:rPr>
+        <w:rFonts w:ascii="Symbol" w:hAnsi="Symbol" w:hint="default"/>
+      </w:rPr>
+    </w:lvl>
+    <w:lvl w:ilvl="7" w:tplc="04150003" w:tentative="1">
+      <w:start w:val="1"/>
+      <w:numFmt w:val="bullet"/>
+      <w:lvlText w:val="o"/>
+      <w:lvlJc w:val="left"/>
+      <w:pPr>
+        <w:ind w:left="5760" w:hanging="360"/>
+      </w:pPr>
+      <w:rPr>
+        <w:rFonts w:ascii="Courier New" w:hAnsi="Courier New" w:cs="Courier New" w:hint="default"/>
+      </w:rPr>
+    </w:lvl>
+    <w:lvl w:ilvl="8" w:tplc="04150005" w:tentative="1">
+      <w:start w:val="1"/>
+      <w:numFmt w:val="bullet"/>
+      <w:lvlText w:val=""/>
+      <w:lvlJc w:val="left"/>
+      <w:pPr>
+        <w:ind w:left="6480" w:hanging="360"/>
+      </w:pPr>
+      <w:rPr>
+        <w:rFonts w:ascii="Wingdings" w:hAnsi="Wingdings" w:hint="default"/>
+      </w:rPr>
+    </w:lvl>
+  </w:abstractNum>
+  <w:abstractNum w:abstractNumId="17" w15:restartNumberingAfterBreak="0">
     <w:nsid w:val="469E6B00"/>
     <w:multiLevelType w:val="multilevel"/>
     <w:tmpl w:val="4D124518"/>
@@ -2455,7 +7592,716 @@
       </w:pPr>
     </w:lvl>
   </w:abstractNum>
-  <w:abstractNum w:abstractNumId="9" w15:restartNumberingAfterBreak="0">
+  <w:abstractNum w:abstractNumId="18" w15:restartNumberingAfterBreak="0">
+    <w:nsid w:val="494B7FFE"/>
+    <w:multiLevelType w:val="multilevel"/>
+    <w:tmpl w:val="F53CCAD8"/>
+    <w:lvl w:ilvl="0">
+      <w:start w:val="1"/>
+      <w:numFmt w:val="bullet"/>
+      <w:lvlText w:val=""/>
+      <w:lvlJc w:val="left"/>
+      <w:pPr>
+        <w:tabs>
+          <w:tab w:val="num" w:pos="720"/>
+        </w:tabs>
+        <w:ind w:left="720" w:hanging="360"/>
+      </w:pPr>
+      <w:rPr>
+        <w:rFonts w:ascii="Symbol" w:hAnsi="Symbol" w:hint="default"/>
+        <w:sz w:val="20"/>
+      </w:rPr>
+    </w:lvl>
+    <w:lvl w:ilvl="1" w:tentative="1">
+      <w:start w:val="1"/>
+      <w:numFmt w:val="bullet"/>
+      <w:lvlText w:val="o"/>
+      <w:lvlJc w:val="left"/>
+      <w:pPr>
+        <w:tabs>
+          <w:tab w:val="num" w:pos="1440"/>
+        </w:tabs>
+        <w:ind w:left="1440" w:hanging="360"/>
+      </w:pPr>
+      <w:rPr>
+        <w:rFonts w:ascii="Courier New" w:hAnsi="Courier New" w:hint="default"/>
+        <w:sz w:val="20"/>
+      </w:rPr>
+    </w:lvl>
+    <w:lvl w:ilvl="2" w:tentative="1">
+      <w:start w:val="1"/>
+      <w:numFmt w:val="bullet"/>
+      <w:lvlText w:val=""/>
+      <w:lvlJc w:val="left"/>
+      <w:pPr>
+        <w:tabs>
+          <w:tab w:val="num" w:pos="2160"/>
+        </w:tabs>
+        <w:ind w:left="2160" w:hanging="360"/>
+      </w:pPr>
+      <w:rPr>
+        <w:rFonts w:ascii="Wingdings" w:hAnsi="Wingdings" w:hint="default"/>
+        <w:sz w:val="20"/>
+      </w:rPr>
+    </w:lvl>
+    <w:lvl w:ilvl="3" w:tentative="1">
+      <w:start w:val="1"/>
+      <w:numFmt w:val="bullet"/>
+      <w:lvlText w:val=""/>
+      <w:lvlJc w:val="left"/>
+      <w:pPr>
+        <w:tabs>
+          <w:tab w:val="num" w:pos="2880"/>
+        </w:tabs>
+        <w:ind w:left="2880" w:hanging="360"/>
+      </w:pPr>
+      <w:rPr>
+        <w:rFonts w:ascii="Wingdings" w:hAnsi="Wingdings" w:hint="default"/>
+        <w:sz w:val="20"/>
+      </w:rPr>
+    </w:lvl>
+    <w:lvl w:ilvl="4" w:tentative="1">
+      <w:start w:val="1"/>
+      <w:numFmt w:val="bullet"/>
+      <w:lvlText w:val=""/>
+      <w:lvlJc w:val="left"/>
+      <w:pPr>
+        <w:tabs>
+          <w:tab w:val="num" w:pos="3600"/>
+        </w:tabs>
+        <w:ind w:left="3600" w:hanging="360"/>
+      </w:pPr>
+      <w:rPr>
+        <w:rFonts w:ascii="Wingdings" w:hAnsi="Wingdings" w:hint="default"/>
+        <w:sz w:val="20"/>
+      </w:rPr>
+    </w:lvl>
+    <w:lvl w:ilvl="5" w:tentative="1">
+      <w:start w:val="1"/>
+      <w:numFmt w:val="bullet"/>
+      <w:lvlText w:val=""/>
+      <w:lvlJc w:val="left"/>
+      <w:pPr>
+        <w:tabs>
+          <w:tab w:val="num" w:pos="4320"/>
+        </w:tabs>
+        <w:ind w:left="4320" w:hanging="360"/>
+      </w:pPr>
+      <w:rPr>
+        <w:rFonts w:ascii="Wingdings" w:hAnsi="Wingdings" w:hint="default"/>
+        <w:sz w:val="20"/>
+      </w:rPr>
+    </w:lvl>
+    <w:lvl w:ilvl="6" w:tentative="1">
+      <w:start w:val="1"/>
+      <w:numFmt w:val="bullet"/>
+      <w:lvlText w:val=""/>
+      <w:lvlJc w:val="left"/>
+      <w:pPr>
+        <w:tabs>
+          <w:tab w:val="num" w:pos="5040"/>
+        </w:tabs>
+        <w:ind w:left="5040" w:hanging="360"/>
+      </w:pPr>
+      <w:rPr>
+        <w:rFonts w:ascii="Wingdings" w:hAnsi="Wingdings" w:hint="default"/>
+        <w:sz w:val="20"/>
+      </w:rPr>
+    </w:lvl>
+    <w:lvl w:ilvl="7" w:tentative="1">
+      <w:start w:val="1"/>
+      <w:numFmt w:val="bullet"/>
+      <w:lvlText w:val=""/>
+      <w:lvlJc w:val="left"/>
+      <w:pPr>
+        <w:tabs>
+          <w:tab w:val="num" w:pos="5760"/>
+        </w:tabs>
+        <w:ind w:left="5760" w:hanging="360"/>
+      </w:pPr>
+      <w:rPr>
+        <w:rFonts w:ascii="Wingdings" w:hAnsi="Wingdings" w:hint="default"/>
+        <w:sz w:val="20"/>
+      </w:rPr>
+    </w:lvl>
+    <w:lvl w:ilvl="8" w:tentative="1">
+      <w:start w:val="1"/>
+      <w:numFmt w:val="bullet"/>
+      <w:lvlText w:val=""/>
+      <w:lvlJc w:val="left"/>
+      <w:pPr>
+        <w:tabs>
+          <w:tab w:val="num" w:pos="6480"/>
+        </w:tabs>
+        <w:ind w:left="6480" w:hanging="360"/>
+      </w:pPr>
+      <w:rPr>
+        <w:rFonts w:ascii="Wingdings" w:hAnsi="Wingdings" w:hint="default"/>
+        <w:sz w:val="20"/>
+      </w:rPr>
+    </w:lvl>
+  </w:abstractNum>
+  <w:abstractNum w:abstractNumId="19" w15:restartNumberingAfterBreak="0">
+    <w:nsid w:val="4AB72491"/>
+    <w:multiLevelType w:val="multilevel"/>
+    <w:tmpl w:val="351AAEEE"/>
+    <w:lvl w:ilvl="0">
+      <w:start w:val="1"/>
+      <w:numFmt w:val="bullet"/>
+      <w:lvlText w:val=""/>
+      <w:lvlJc w:val="left"/>
+      <w:pPr>
+        <w:tabs>
+          <w:tab w:val="num" w:pos="720"/>
+        </w:tabs>
+        <w:ind w:left="720" w:hanging="360"/>
+      </w:pPr>
+      <w:rPr>
+        <w:rFonts w:ascii="Symbol" w:hAnsi="Symbol" w:hint="default"/>
+        <w:sz w:val="20"/>
+      </w:rPr>
+    </w:lvl>
+    <w:lvl w:ilvl="1" w:tentative="1">
+      <w:start w:val="1"/>
+      <w:numFmt w:val="bullet"/>
+      <w:lvlText w:val="o"/>
+      <w:lvlJc w:val="left"/>
+      <w:pPr>
+        <w:tabs>
+          <w:tab w:val="num" w:pos="1440"/>
+        </w:tabs>
+        <w:ind w:left="1440" w:hanging="360"/>
+      </w:pPr>
+      <w:rPr>
+        <w:rFonts w:ascii="Courier New" w:hAnsi="Courier New" w:hint="default"/>
+        <w:sz w:val="20"/>
+      </w:rPr>
+    </w:lvl>
+    <w:lvl w:ilvl="2" w:tentative="1">
+      <w:start w:val="1"/>
+      <w:numFmt w:val="bullet"/>
+      <w:lvlText w:val=""/>
+      <w:lvlJc w:val="left"/>
+      <w:pPr>
+        <w:tabs>
+          <w:tab w:val="num" w:pos="2160"/>
+        </w:tabs>
+        <w:ind w:left="2160" w:hanging="360"/>
+      </w:pPr>
+      <w:rPr>
+        <w:rFonts w:ascii="Wingdings" w:hAnsi="Wingdings" w:hint="default"/>
+        <w:sz w:val="20"/>
+      </w:rPr>
+    </w:lvl>
+    <w:lvl w:ilvl="3" w:tentative="1">
+      <w:start w:val="1"/>
+      <w:numFmt w:val="bullet"/>
+      <w:lvlText w:val=""/>
+      <w:lvlJc w:val="left"/>
+      <w:pPr>
+        <w:tabs>
+          <w:tab w:val="num" w:pos="2880"/>
+        </w:tabs>
+        <w:ind w:left="2880" w:hanging="360"/>
+      </w:pPr>
+      <w:rPr>
+        <w:rFonts w:ascii="Wingdings" w:hAnsi="Wingdings" w:hint="default"/>
+        <w:sz w:val="20"/>
+      </w:rPr>
+    </w:lvl>
+    <w:lvl w:ilvl="4" w:tentative="1">
+      <w:start w:val="1"/>
+      <w:numFmt w:val="bullet"/>
+      <w:lvlText w:val=""/>
+      <w:lvlJc w:val="left"/>
+      <w:pPr>
+        <w:tabs>
+          <w:tab w:val="num" w:pos="3600"/>
+        </w:tabs>
+        <w:ind w:left="3600" w:hanging="360"/>
+      </w:pPr>
+      <w:rPr>
+        <w:rFonts w:ascii="Wingdings" w:hAnsi="Wingdings" w:hint="default"/>
+        <w:sz w:val="20"/>
+      </w:rPr>
+    </w:lvl>
+    <w:lvl w:ilvl="5" w:tentative="1">
+      <w:start w:val="1"/>
+      <w:numFmt w:val="bullet"/>
+      <w:lvlText w:val=""/>
+      <w:lvlJc w:val="left"/>
+      <w:pPr>
+        <w:tabs>
+          <w:tab w:val="num" w:pos="4320"/>
+        </w:tabs>
+        <w:ind w:left="4320" w:hanging="360"/>
+      </w:pPr>
+      <w:rPr>
+        <w:rFonts w:ascii="Wingdings" w:hAnsi="Wingdings" w:hint="default"/>
+        <w:sz w:val="20"/>
+      </w:rPr>
+    </w:lvl>
+    <w:lvl w:ilvl="6" w:tentative="1">
+      <w:start w:val="1"/>
+      <w:numFmt w:val="bullet"/>
+      <w:lvlText w:val=""/>
+      <w:lvlJc w:val="left"/>
+      <w:pPr>
+        <w:tabs>
+          <w:tab w:val="num" w:pos="5040"/>
+        </w:tabs>
+        <w:ind w:left="5040" w:hanging="360"/>
+      </w:pPr>
+      <w:rPr>
+        <w:rFonts w:ascii="Wingdings" w:hAnsi="Wingdings" w:hint="default"/>
+        <w:sz w:val="20"/>
+      </w:rPr>
+    </w:lvl>
+    <w:lvl w:ilvl="7" w:tentative="1">
+      <w:start w:val="1"/>
+      <w:numFmt w:val="bullet"/>
+      <w:lvlText w:val=""/>
+      <w:lvlJc w:val="left"/>
+      <w:pPr>
+        <w:tabs>
+          <w:tab w:val="num" w:pos="5760"/>
+        </w:tabs>
+        <w:ind w:left="5760" w:hanging="360"/>
+      </w:pPr>
+      <w:rPr>
+        <w:rFonts w:ascii="Wingdings" w:hAnsi="Wingdings" w:hint="default"/>
+        <w:sz w:val="20"/>
+      </w:rPr>
+    </w:lvl>
+    <w:lvl w:ilvl="8" w:tentative="1">
+      <w:start w:val="1"/>
+      <w:numFmt w:val="bullet"/>
+      <w:lvlText w:val=""/>
+      <w:lvlJc w:val="left"/>
+      <w:pPr>
+        <w:tabs>
+          <w:tab w:val="num" w:pos="6480"/>
+        </w:tabs>
+        <w:ind w:left="6480" w:hanging="360"/>
+      </w:pPr>
+      <w:rPr>
+        <w:rFonts w:ascii="Wingdings" w:hAnsi="Wingdings" w:hint="default"/>
+        <w:sz w:val="20"/>
+      </w:rPr>
+    </w:lvl>
+  </w:abstractNum>
+  <w:abstractNum w:abstractNumId="20" w15:restartNumberingAfterBreak="0">
+    <w:nsid w:val="4C691EEF"/>
+    <w:multiLevelType w:val="hybridMultilevel"/>
+    <w:tmpl w:val="EAD46A00"/>
+    <w:lvl w:ilvl="0" w:tplc="04150001">
+      <w:start w:val="1"/>
+      <w:numFmt w:val="bullet"/>
+      <w:lvlText w:val=""/>
+      <w:lvlJc w:val="left"/>
+      <w:pPr>
+        <w:ind w:left="720" w:hanging="360"/>
+      </w:pPr>
+      <w:rPr>
+        <w:rFonts w:ascii="Symbol" w:hAnsi="Symbol" w:hint="default"/>
+      </w:rPr>
+    </w:lvl>
+    <w:lvl w:ilvl="1" w:tplc="04150003" w:tentative="1">
+      <w:start w:val="1"/>
+      <w:numFmt w:val="bullet"/>
+      <w:lvlText w:val="o"/>
+      <w:lvlJc w:val="left"/>
+      <w:pPr>
+        <w:ind w:left="1440" w:hanging="360"/>
+      </w:pPr>
+      <w:rPr>
+        <w:rFonts w:ascii="Courier New" w:hAnsi="Courier New" w:cs="Courier New" w:hint="default"/>
+      </w:rPr>
+    </w:lvl>
+    <w:lvl w:ilvl="2" w:tplc="04150005" w:tentative="1">
+      <w:start w:val="1"/>
+      <w:numFmt w:val="bullet"/>
+      <w:lvlText w:val=""/>
+      <w:lvlJc w:val="left"/>
+      <w:pPr>
+        <w:ind w:left="2160" w:hanging="360"/>
+      </w:pPr>
+      <w:rPr>
+        <w:rFonts w:ascii="Wingdings" w:hAnsi="Wingdings" w:hint="default"/>
+      </w:rPr>
+    </w:lvl>
+    <w:lvl w:ilvl="3" w:tplc="04150001" w:tentative="1">
+      <w:start w:val="1"/>
+      <w:numFmt w:val="bullet"/>
+      <w:lvlText w:val=""/>
+      <w:lvlJc w:val="left"/>
+      <w:pPr>
+        <w:ind w:left="2880" w:hanging="360"/>
+      </w:pPr>
+      <w:rPr>
+        <w:rFonts w:ascii="Symbol" w:hAnsi="Symbol" w:hint="default"/>
+      </w:rPr>
+    </w:lvl>
+    <w:lvl w:ilvl="4" w:tplc="04150003" w:tentative="1">
+      <w:start w:val="1"/>
+      <w:numFmt w:val="bullet"/>
+      <w:lvlText w:val="o"/>
+      <w:lvlJc w:val="left"/>
+      <w:pPr>
+        <w:ind w:left="3600" w:hanging="360"/>
+      </w:pPr>
+      <w:rPr>
+        <w:rFonts w:ascii="Courier New" w:hAnsi="Courier New" w:cs="Courier New" w:hint="default"/>
+      </w:rPr>
+    </w:lvl>
+    <w:lvl w:ilvl="5" w:tplc="04150005" w:tentative="1">
+      <w:start w:val="1"/>
+      <w:numFmt w:val="bullet"/>
+      <w:lvlText w:val=""/>
+      <w:lvlJc w:val="left"/>
+      <w:pPr>
+        <w:ind w:left="4320" w:hanging="360"/>
+      </w:pPr>
+      <w:rPr>
+        <w:rFonts w:ascii="Wingdings" w:hAnsi="Wingdings" w:hint="default"/>
+      </w:rPr>
+    </w:lvl>
+    <w:lvl w:ilvl="6" w:tplc="04150001" w:tentative="1">
+      <w:start w:val="1"/>
+      <w:numFmt w:val="bullet"/>
+      <w:lvlText w:val=""/>
+      <w:lvlJc w:val="left"/>
+      <w:pPr>
+        <w:ind w:left="5040" w:hanging="360"/>
+      </w:pPr>
+      <w:rPr>
+        <w:rFonts w:ascii="Symbol" w:hAnsi="Symbol" w:hint="default"/>
+      </w:rPr>
+    </w:lvl>
+    <w:lvl w:ilvl="7" w:tplc="04150003" w:tentative="1">
+      <w:start w:val="1"/>
+      <w:numFmt w:val="bullet"/>
+      <w:lvlText w:val="o"/>
+      <w:lvlJc w:val="left"/>
+      <w:pPr>
+        <w:ind w:left="5760" w:hanging="360"/>
+      </w:pPr>
+      <w:rPr>
+        <w:rFonts w:ascii="Courier New" w:hAnsi="Courier New" w:cs="Courier New" w:hint="default"/>
+      </w:rPr>
+    </w:lvl>
+    <w:lvl w:ilvl="8" w:tplc="04150005" w:tentative="1">
+      <w:start w:val="1"/>
+      <w:numFmt w:val="bullet"/>
+      <w:lvlText w:val=""/>
+      <w:lvlJc w:val="left"/>
+      <w:pPr>
+        <w:ind w:left="6480" w:hanging="360"/>
+      </w:pPr>
+      <w:rPr>
+        <w:rFonts w:ascii="Wingdings" w:hAnsi="Wingdings" w:hint="default"/>
+      </w:rPr>
+    </w:lvl>
+  </w:abstractNum>
+  <w:abstractNum w:abstractNumId="21" w15:restartNumberingAfterBreak="0">
+    <w:nsid w:val="4EFF4A84"/>
+    <w:multiLevelType w:val="multilevel"/>
+    <w:tmpl w:val="BDFC0D36"/>
+    <w:lvl w:ilvl="0">
+      <w:start w:val="1"/>
+      <w:numFmt w:val="bullet"/>
+      <w:lvlText w:val=""/>
+      <w:lvlJc w:val="left"/>
+      <w:pPr>
+        <w:tabs>
+          <w:tab w:val="num" w:pos="720"/>
+        </w:tabs>
+        <w:ind w:left="720" w:hanging="360"/>
+      </w:pPr>
+      <w:rPr>
+        <w:rFonts w:ascii="Symbol" w:hAnsi="Symbol" w:hint="default"/>
+        <w:sz w:val="20"/>
+      </w:rPr>
+    </w:lvl>
+    <w:lvl w:ilvl="1" w:tentative="1">
+      <w:start w:val="1"/>
+      <w:numFmt w:val="bullet"/>
+      <w:lvlText w:val="o"/>
+      <w:lvlJc w:val="left"/>
+      <w:pPr>
+        <w:tabs>
+          <w:tab w:val="num" w:pos="1440"/>
+        </w:tabs>
+        <w:ind w:left="1440" w:hanging="360"/>
+      </w:pPr>
+      <w:rPr>
+        <w:rFonts w:ascii="Courier New" w:hAnsi="Courier New" w:hint="default"/>
+        <w:sz w:val="20"/>
+      </w:rPr>
+    </w:lvl>
+    <w:lvl w:ilvl="2" w:tentative="1">
+      <w:start w:val="1"/>
+      <w:numFmt w:val="bullet"/>
+      <w:lvlText w:val=""/>
+      <w:lvlJc w:val="left"/>
+      <w:pPr>
+        <w:tabs>
+          <w:tab w:val="num" w:pos="2160"/>
+        </w:tabs>
+        <w:ind w:left="2160" w:hanging="360"/>
+      </w:pPr>
+      <w:rPr>
+        <w:rFonts w:ascii="Wingdings" w:hAnsi="Wingdings" w:hint="default"/>
+        <w:sz w:val="20"/>
+      </w:rPr>
+    </w:lvl>
+    <w:lvl w:ilvl="3" w:tentative="1">
+      <w:start w:val="1"/>
+      <w:numFmt w:val="bullet"/>
+      <w:lvlText w:val=""/>
+      <w:lvlJc w:val="left"/>
+      <w:pPr>
+        <w:tabs>
+          <w:tab w:val="num" w:pos="2880"/>
+        </w:tabs>
+        <w:ind w:left="2880" w:hanging="360"/>
+      </w:pPr>
+      <w:rPr>
+        <w:rFonts w:ascii="Wingdings" w:hAnsi="Wingdings" w:hint="default"/>
+        <w:sz w:val="20"/>
+      </w:rPr>
+    </w:lvl>
+    <w:lvl w:ilvl="4" w:tentative="1">
+      <w:start w:val="1"/>
+      <w:numFmt w:val="bullet"/>
+      <w:lvlText w:val=""/>
+      <w:lvlJc w:val="left"/>
+      <w:pPr>
+        <w:tabs>
+          <w:tab w:val="num" w:pos="3600"/>
+        </w:tabs>
+        <w:ind w:left="3600" w:hanging="360"/>
+      </w:pPr>
+      <w:rPr>
+        <w:rFonts w:ascii="Wingdings" w:hAnsi="Wingdings" w:hint="default"/>
+        <w:sz w:val="20"/>
+      </w:rPr>
+    </w:lvl>
+    <w:lvl w:ilvl="5" w:tentative="1">
+      <w:start w:val="1"/>
+      <w:numFmt w:val="bullet"/>
+      <w:lvlText w:val=""/>
+      <w:lvlJc w:val="left"/>
+      <w:pPr>
+        <w:tabs>
+          <w:tab w:val="num" w:pos="4320"/>
+        </w:tabs>
+        <w:ind w:left="4320" w:hanging="360"/>
+      </w:pPr>
+      <w:rPr>
+        <w:rFonts w:ascii="Wingdings" w:hAnsi="Wingdings" w:hint="default"/>
+        <w:sz w:val="20"/>
+      </w:rPr>
+    </w:lvl>
+    <w:lvl w:ilvl="6" w:tentative="1">
+      <w:start w:val="1"/>
+      <w:numFmt w:val="bullet"/>
+      <w:lvlText w:val=""/>
+      <w:lvlJc w:val="left"/>
+      <w:pPr>
+        <w:tabs>
+          <w:tab w:val="num" w:pos="5040"/>
+        </w:tabs>
+        <w:ind w:left="5040" w:hanging="360"/>
+      </w:pPr>
+      <w:rPr>
+        <w:rFonts w:ascii="Wingdings" w:hAnsi="Wingdings" w:hint="default"/>
+        <w:sz w:val="20"/>
+      </w:rPr>
+    </w:lvl>
+    <w:lvl w:ilvl="7" w:tentative="1">
+      <w:start w:val="1"/>
+      <w:numFmt w:val="bullet"/>
+      <w:lvlText w:val=""/>
+      <w:lvlJc w:val="left"/>
+      <w:pPr>
+        <w:tabs>
+          <w:tab w:val="num" w:pos="5760"/>
+        </w:tabs>
+        <w:ind w:left="5760" w:hanging="360"/>
+      </w:pPr>
+      <w:rPr>
+        <w:rFonts w:ascii="Wingdings" w:hAnsi="Wingdings" w:hint="default"/>
+        <w:sz w:val="20"/>
+      </w:rPr>
+    </w:lvl>
+    <w:lvl w:ilvl="8" w:tentative="1">
+      <w:start w:val="1"/>
+      <w:numFmt w:val="bullet"/>
+      <w:lvlText w:val=""/>
+      <w:lvlJc w:val="left"/>
+      <w:pPr>
+        <w:tabs>
+          <w:tab w:val="num" w:pos="6480"/>
+        </w:tabs>
+        <w:ind w:left="6480" w:hanging="360"/>
+      </w:pPr>
+      <w:rPr>
+        <w:rFonts w:ascii="Wingdings" w:hAnsi="Wingdings" w:hint="default"/>
+        <w:sz w:val="20"/>
+      </w:rPr>
+    </w:lvl>
+  </w:abstractNum>
+  <w:abstractNum w:abstractNumId="22" w15:restartNumberingAfterBreak="0">
+    <w:nsid w:val="5192228A"/>
+    <w:multiLevelType w:val="multilevel"/>
+    <w:tmpl w:val="80DE4DE2"/>
+    <w:lvl w:ilvl="0">
+      <w:start w:val="1"/>
+      <w:numFmt w:val="bullet"/>
+      <w:lvlText w:val=""/>
+      <w:lvlJc w:val="left"/>
+      <w:pPr>
+        <w:tabs>
+          <w:tab w:val="num" w:pos="720"/>
+        </w:tabs>
+        <w:ind w:left="720" w:hanging="360"/>
+      </w:pPr>
+      <w:rPr>
+        <w:rFonts w:ascii="Symbol" w:hAnsi="Symbol" w:hint="default"/>
+        <w:sz w:val="20"/>
+      </w:rPr>
+    </w:lvl>
+    <w:lvl w:ilvl="1" w:tentative="1">
+      <w:start w:val="1"/>
+      <w:numFmt w:val="bullet"/>
+      <w:lvlText w:val="o"/>
+      <w:lvlJc w:val="left"/>
+      <w:pPr>
+        <w:tabs>
+          <w:tab w:val="num" w:pos="1440"/>
+        </w:tabs>
+        <w:ind w:left="1440" w:hanging="360"/>
+      </w:pPr>
+      <w:rPr>
+        <w:rFonts w:ascii="Courier New" w:hAnsi="Courier New" w:hint="default"/>
+        <w:sz w:val="20"/>
+      </w:rPr>
+    </w:lvl>
+    <w:lvl w:ilvl="2" w:tentative="1">
+      <w:start w:val="1"/>
+      <w:numFmt w:val="bullet"/>
+      <w:lvlText w:val=""/>
+      <w:lvlJc w:val="left"/>
+      <w:pPr>
+        <w:tabs>
+          <w:tab w:val="num" w:pos="2160"/>
+        </w:tabs>
+        <w:ind w:left="2160" w:hanging="360"/>
+      </w:pPr>
+      <w:rPr>
+        <w:rFonts w:ascii="Wingdings" w:hAnsi="Wingdings" w:hint="default"/>
+        <w:sz w:val="20"/>
+      </w:rPr>
+    </w:lvl>
+    <w:lvl w:ilvl="3" w:tentative="1">
+      <w:start w:val="1"/>
+      <w:numFmt w:val="bullet"/>
+      <w:lvlText w:val=""/>
+      <w:lvlJc w:val="left"/>
+      <w:pPr>
+        <w:tabs>
+          <w:tab w:val="num" w:pos="2880"/>
+        </w:tabs>
+        <w:ind w:left="2880" w:hanging="360"/>
+      </w:pPr>
+      <w:rPr>
+        <w:rFonts w:ascii="Wingdings" w:hAnsi="Wingdings" w:hint="default"/>
+        <w:sz w:val="20"/>
+      </w:rPr>
+    </w:lvl>
+    <w:lvl w:ilvl="4" w:tentative="1">
+      <w:start w:val="1"/>
+      <w:numFmt w:val="bullet"/>
+      <w:lvlText w:val=""/>
+      <w:lvlJc w:val="left"/>
+      <w:pPr>
+        <w:tabs>
+          <w:tab w:val="num" w:pos="3600"/>
+        </w:tabs>
+        <w:ind w:left="3600" w:hanging="360"/>
+      </w:pPr>
+      <w:rPr>
+        <w:rFonts w:ascii="Wingdings" w:hAnsi="Wingdings" w:hint="default"/>
+        <w:sz w:val="20"/>
+      </w:rPr>
+    </w:lvl>
+    <w:lvl w:ilvl="5" w:tentative="1">
+      <w:start w:val="1"/>
+      <w:numFmt w:val="bullet"/>
+      <w:lvlText w:val=""/>
+      <w:lvlJc w:val="left"/>
+      <w:pPr>
+        <w:tabs>
+          <w:tab w:val="num" w:pos="4320"/>
+        </w:tabs>
+        <w:ind w:left="4320" w:hanging="360"/>
+      </w:pPr>
+      <w:rPr>
+        <w:rFonts w:ascii="Wingdings" w:hAnsi="Wingdings" w:hint="default"/>
+        <w:sz w:val="20"/>
+      </w:rPr>
+    </w:lvl>
+    <w:lvl w:ilvl="6" w:tentative="1">
+      <w:start w:val="1"/>
+      <w:numFmt w:val="bullet"/>
+      <w:lvlText w:val=""/>
+      <w:lvlJc w:val="left"/>
+      <w:pPr>
+        <w:tabs>
+          <w:tab w:val="num" w:pos="5040"/>
+        </w:tabs>
+        <w:ind w:left="5040" w:hanging="360"/>
+      </w:pPr>
+      <w:rPr>
+        <w:rFonts w:ascii="Wingdings" w:hAnsi="Wingdings" w:hint="default"/>
+        <w:sz w:val="20"/>
+      </w:rPr>
+    </w:lvl>
+    <w:lvl w:ilvl="7" w:tentative="1">
+      <w:start w:val="1"/>
+      <w:numFmt w:val="bullet"/>
+      <w:lvlText w:val=""/>
+      <w:lvlJc w:val="left"/>
+      <w:pPr>
+        <w:tabs>
+          <w:tab w:val="num" w:pos="5760"/>
+        </w:tabs>
+        <w:ind w:left="5760" w:hanging="360"/>
+      </w:pPr>
+      <w:rPr>
+        <w:rFonts w:ascii="Wingdings" w:hAnsi="Wingdings" w:hint="default"/>
+        <w:sz w:val="20"/>
+      </w:rPr>
+    </w:lvl>
+    <w:lvl w:ilvl="8" w:tentative="1">
+      <w:start w:val="1"/>
+      <w:numFmt w:val="bullet"/>
+      <w:lvlText w:val=""/>
+      <w:lvlJc w:val="left"/>
+      <w:pPr>
+        <w:tabs>
+          <w:tab w:val="num" w:pos="6480"/>
+        </w:tabs>
+        <w:ind w:left="6480" w:hanging="360"/>
+      </w:pPr>
+      <w:rPr>
+        <w:rFonts w:ascii="Wingdings" w:hAnsi="Wingdings" w:hint="default"/>
+        <w:sz w:val="20"/>
+      </w:rPr>
+    </w:lvl>
+  </w:abstractNum>
+  <w:abstractNum w:abstractNumId="23" w15:restartNumberingAfterBreak="0">
     <w:nsid w:val="52205752"/>
     <w:multiLevelType w:val="hybridMultilevel"/>
     <w:tmpl w:val="5D2015C8"/>
@@ -2568,7 +8414,269 @@
       </w:rPr>
     </w:lvl>
   </w:abstractNum>
-  <w:abstractNum w:abstractNumId="10" w15:restartNumberingAfterBreak="0">
+  <w:abstractNum w:abstractNumId="24" w15:restartNumberingAfterBreak="0">
+    <w:nsid w:val="555F6F97"/>
+    <w:multiLevelType w:val="hybridMultilevel"/>
+    <w:tmpl w:val="684E1550"/>
+    <w:lvl w:ilvl="0" w:tplc="04150001">
+      <w:start w:val="1"/>
+      <w:numFmt w:val="bullet"/>
+      <w:lvlText w:val=""/>
+      <w:lvlJc w:val="left"/>
+      <w:pPr>
+        <w:ind w:left="720" w:hanging="360"/>
+      </w:pPr>
+      <w:rPr>
+        <w:rFonts w:ascii="Symbol" w:hAnsi="Symbol" w:hint="default"/>
+      </w:rPr>
+    </w:lvl>
+    <w:lvl w:ilvl="1" w:tplc="04150003" w:tentative="1">
+      <w:start w:val="1"/>
+      <w:numFmt w:val="bullet"/>
+      <w:lvlText w:val="o"/>
+      <w:lvlJc w:val="left"/>
+      <w:pPr>
+        <w:ind w:left="1440" w:hanging="360"/>
+      </w:pPr>
+      <w:rPr>
+        <w:rFonts w:ascii="Courier New" w:hAnsi="Courier New" w:cs="Courier New" w:hint="default"/>
+      </w:rPr>
+    </w:lvl>
+    <w:lvl w:ilvl="2" w:tplc="04150005" w:tentative="1">
+      <w:start w:val="1"/>
+      <w:numFmt w:val="bullet"/>
+      <w:lvlText w:val=""/>
+      <w:lvlJc w:val="left"/>
+      <w:pPr>
+        <w:ind w:left="2160" w:hanging="360"/>
+      </w:pPr>
+      <w:rPr>
+        <w:rFonts w:ascii="Wingdings" w:hAnsi="Wingdings" w:hint="default"/>
+      </w:rPr>
+    </w:lvl>
+    <w:lvl w:ilvl="3" w:tplc="04150001" w:tentative="1">
+      <w:start w:val="1"/>
+      <w:numFmt w:val="bullet"/>
+      <w:lvlText w:val=""/>
+      <w:lvlJc w:val="left"/>
+      <w:pPr>
+        <w:ind w:left="2880" w:hanging="360"/>
+      </w:pPr>
+      <w:rPr>
+        <w:rFonts w:ascii="Symbol" w:hAnsi="Symbol" w:hint="default"/>
+      </w:rPr>
+    </w:lvl>
+    <w:lvl w:ilvl="4" w:tplc="04150003" w:tentative="1">
+      <w:start w:val="1"/>
+      <w:numFmt w:val="bullet"/>
+      <w:lvlText w:val="o"/>
+      <w:lvlJc w:val="left"/>
+      <w:pPr>
+        <w:ind w:left="3600" w:hanging="360"/>
+      </w:pPr>
+      <w:rPr>
+        <w:rFonts w:ascii="Courier New" w:hAnsi="Courier New" w:cs="Courier New" w:hint="default"/>
+      </w:rPr>
+    </w:lvl>
+    <w:lvl w:ilvl="5" w:tplc="04150005" w:tentative="1">
+      <w:start w:val="1"/>
+      <w:numFmt w:val="bullet"/>
+      <w:lvlText w:val=""/>
+      <w:lvlJc w:val="left"/>
+      <w:pPr>
+        <w:ind w:left="4320" w:hanging="360"/>
+      </w:pPr>
+      <w:rPr>
+        <w:rFonts w:ascii="Wingdings" w:hAnsi="Wingdings" w:hint="default"/>
+      </w:rPr>
+    </w:lvl>
+    <w:lvl w:ilvl="6" w:tplc="04150001" w:tentative="1">
+      <w:start w:val="1"/>
+      <w:numFmt w:val="bullet"/>
+      <w:lvlText w:val=""/>
+      <w:lvlJc w:val="left"/>
+      <w:pPr>
+        <w:ind w:left="5040" w:hanging="360"/>
+      </w:pPr>
+      <w:rPr>
+        <w:rFonts w:ascii="Symbol" w:hAnsi="Symbol" w:hint="default"/>
+      </w:rPr>
+    </w:lvl>
+    <w:lvl w:ilvl="7" w:tplc="04150003" w:tentative="1">
+      <w:start w:val="1"/>
+      <w:numFmt w:val="bullet"/>
+      <w:lvlText w:val="o"/>
+      <w:lvlJc w:val="left"/>
+      <w:pPr>
+        <w:ind w:left="5760" w:hanging="360"/>
+      </w:pPr>
+      <w:rPr>
+        <w:rFonts w:ascii="Courier New" w:hAnsi="Courier New" w:cs="Courier New" w:hint="default"/>
+      </w:rPr>
+    </w:lvl>
+    <w:lvl w:ilvl="8" w:tplc="04150005" w:tentative="1">
+      <w:start w:val="1"/>
+      <w:numFmt w:val="bullet"/>
+      <w:lvlText w:val=""/>
+      <w:lvlJc w:val="left"/>
+      <w:pPr>
+        <w:ind w:left="6480" w:hanging="360"/>
+      </w:pPr>
+      <w:rPr>
+        <w:rFonts w:ascii="Wingdings" w:hAnsi="Wingdings" w:hint="default"/>
+      </w:rPr>
+    </w:lvl>
+  </w:abstractNum>
+  <w:abstractNum w:abstractNumId="25" w15:restartNumberingAfterBreak="0">
+    <w:nsid w:val="634346CD"/>
+    <w:multiLevelType w:val="multilevel"/>
+    <w:tmpl w:val="F0E4E80C"/>
+    <w:lvl w:ilvl="0">
+      <w:start w:val="1"/>
+      <w:numFmt w:val="bullet"/>
+      <w:lvlText w:val=""/>
+      <w:lvlJc w:val="left"/>
+      <w:pPr>
+        <w:tabs>
+          <w:tab w:val="num" w:pos="720"/>
+        </w:tabs>
+        <w:ind w:left="720" w:hanging="360"/>
+      </w:pPr>
+      <w:rPr>
+        <w:rFonts w:ascii="Symbol" w:hAnsi="Symbol" w:hint="default"/>
+        <w:sz w:val="20"/>
+      </w:rPr>
+    </w:lvl>
+    <w:lvl w:ilvl="1" w:tentative="1">
+      <w:start w:val="1"/>
+      <w:numFmt w:val="bullet"/>
+      <w:lvlText w:val="o"/>
+      <w:lvlJc w:val="left"/>
+      <w:pPr>
+        <w:tabs>
+          <w:tab w:val="num" w:pos="1440"/>
+        </w:tabs>
+        <w:ind w:left="1440" w:hanging="360"/>
+      </w:pPr>
+      <w:rPr>
+        <w:rFonts w:ascii="Courier New" w:hAnsi="Courier New" w:hint="default"/>
+        <w:sz w:val="20"/>
+      </w:rPr>
+    </w:lvl>
+    <w:lvl w:ilvl="2" w:tentative="1">
+      <w:start w:val="1"/>
+      <w:numFmt w:val="bullet"/>
+      <w:lvlText w:val=""/>
+      <w:lvlJc w:val="left"/>
+      <w:pPr>
+        <w:tabs>
+          <w:tab w:val="num" w:pos="2160"/>
+        </w:tabs>
+        <w:ind w:left="2160" w:hanging="360"/>
+      </w:pPr>
+      <w:rPr>
+        <w:rFonts w:ascii="Wingdings" w:hAnsi="Wingdings" w:hint="default"/>
+        <w:sz w:val="20"/>
+      </w:rPr>
+    </w:lvl>
+    <w:lvl w:ilvl="3" w:tentative="1">
+      <w:start w:val="1"/>
+      <w:numFmt w:val="bullet"/>
+      <w:lvlText w:val=""/>
+      <w:lvlJc w:val="left"/>
+      <w:pPr>
+        <w:tabs>
+          <w:tab w:val="num" w:pos="2880"/>
+        </w:tabs>
+        <w:ind w:left="2880" w:hanging="360"/>
+      </w:pPr>
+      <w:rPr>
+        <w:rFonts w:ascii="Wingdings" w:hAnsi="Wingdings" w:hint="default"/>
+        <w:sz w:val="20"/>
+      </w:rPr>
+    </w:lvl>
+    <w:lvl w:ilvl="4" w:tentative="1">
+      <w:start w:val="1"/>
+      <w:numFmt w:val="bullet"/>
+      <w:lvlText w:val=""/>
+      <w:lvlJc w:val="left"/>
+      <w:pPr>
+        <w:tabs>
+          <w:tab w:val="num" w:pos="3600"/>
+        </w:tabs>
+        <w:ind w:left="3600" w:hanging="360"/>
+      </w:pPr>
+      <w:rPr>
+        <w:rFonts w:ascii="Wingdings" w:hAnsi="Wingdings" w:hint="default"/>
+        <w:sz w:val="20"/>
+      </w:rPr>
+    </w:lvl>
+    <w:lvl w:ilvl="5" w:tentative="1">
+      <w:start w:val="1"/>
+      <w:numFmt w:val="bullet"/>
+      <w:lvlText w:val=""/>
+      <w:lvlJc w:val="left"/>
+      <w:pPr>
+        <w:tabs>
+          <w:tab w:val="num" w:pos="4320"/>
+        </w:tabs>
+        <w:ind w:left="4320" w:hanging="360"/>
+      </w:pPr>
+      <w:rPr>
+        <w:rFonts w:ascii="Wingdings" w:hAnsi="Wingdings" w:hint="default"/>
+        <w:sz w:val="20"/>
+      </w:rPr>
+    </w:lvl>
+    <w:lvl w:ilvl="6" w:tentative="1">
+      <w:start w:val="1"/>
+      <w:numFmt w:val="bullet"/>
+      <w:lvlText w:val=""/>
+      <w:lvlJc w:val="left"/>
+      <w:pPr>
+        <w:tabs>
+          <w:tab w:val="num" w:pos="5040"/>
+        </w:tabs>
+        <w:ind w:left="5040" w:hanging="360"/>
+      </w:pPr>
+      <w:rPr>
+        <w:rFonts w:ascii="Wingdings" w:hAnsi="Wingdings" w:hint="default"/>
+        <w:sz w:val="20"/>
+      </w:rPr>
+    </w:lvl>
+    <w:lvl w:ilvl="7" w:tentative="1">
+      <w:start w:val="1"/>
+      <w:numFmt w:val="bullet"/>
+      <w:lvlText w:val=""/>
+      <w:lvlJc w:val="left"/>
+      <w:pPr>
+        <w:tabs>
+          <w:tab w:val="num" w:pos="5760"/>
+        </w:tabs>
+        <w:ind w:left="5760" w:hanging="360"/>
+      </w:pPr>
+      <w:rPr>
+        <w:rFonts w:ascii="Wingdings" w:hAnsi="Wingdings" w:hint="default"/>
+        <w:sz w:val="20"/>
+      </w:rPr>
+    </w:lvl>
+    <w:lvl w:ilvl="8" w:tentative="1">
+      <w:start w:val="1"/>
+      <w:numFmt w:val="bullet"/>
+      <w:lvlText w:val=""/>
+      <w:lvlJc w:val="left"/>
+      <w:pPr>
+        <w:tabs>
+          <w:tab w:val="num" w:pos="6480"/>
+        </w:tabs>
+        <w:ind w:left="6480" w:hanging="360"/>
+      </w:pPr>
+      <w:rPr>
+        <w:rFonts w:ascii="Wingdings" w:hAnsi="Wingdings" w:hint="default"/>
+        <w:sz w:val="20"/>
+      </w:rPr>
+    </w:lvl>
+  </w:abstractNum>
+  <w:abstractNum w:abstractNumId="26" w15:restartNumberingAfterBreak="0">
     <w:nsid w:val="636B4351"/>
     <w:multiLevelType w:val="multilevel"/>
     <w:tmpl w:val="8FDA4392"/>
@@ -2717,7 +8825,7 @@
       </w:rPr>
     </w:lvl>
   </w:abstractNum>
-  <w:abstractNum w:abstractNumId="11" w15:restartNumberingAfterBreak="0">
+  <w:abstractNum w:abstractNumId="27" w15:restartNumberingAfterBreak="0">
     <w:nsid w:val="63FA4C8F"/>
     <w:multiLevelType w:val="hybridMultilevel"/>
     <w:tmpl w:val="BDC605E4"/>
@@ -2806,7 +8914,7 @@
       </w:pPr>
     </w:lvl>
   </w:abstractNum>
-  <w:abstractNum w:abstractNumId="12" w15:restartNumberingAfterBreak="0">
+  <w:abstractNum w:abstractNumId="28" w15:restartNumberingAfterBreak="0">
     <w:nsid w:val="687C18EF"/>
     <w:multiLevelType w:val="multilevel"/>
     <w:tmpl w:val="766447D0"/>
@@ -2919,7 +9027,120 @@
       </w:pPr>
     </w:lvl>
   </w:abstractNum>
-  <w:abstractNum w:abstractNumId="13" w15:restartNumberingAfterBreak="0">
+  <w:abstractNum w:abstractNumId="29" w15:restartNumberingAfterBreak="0">
+    <w:nsid w:val="6EBC009F"/>
+    <w:multiLevelType w:val="hybridMultilevel"/>
+    <w:tmpl w:val="043CDA02"/>
+    <w:lvl w:ilvl="0" w:tplc="04150001">
+      <w:start w:val="1"/>
+      <w:numFmt w:val="bullet"/>
+      <w:lvlText w:val=""/>
+      <w:lvlJc w:val="left"/>
+      <w:pPr>
+        <w:ind w:left="720" w:hanging="360"/>
+      </w:pPr>
+      <w:rPr>
+        <w:rFonts w:ascii="Symbol" w:hAnsi="Symbol" w:hint="default"/>
+      </w:rPr>
+    </w:lvl>
+    <w:lvl w:ilvl="1" w:tplc="04150003" w:tentative="1">
+      <w:start w:val="1"/>
+      <w:numFmt w:val="bullet"/>
+      <w:lvlText w:val="o"/>
+      <w:lvlJc w:val="left"/>
+      <w:pPr>
+        <w:ind w:left="1440" w:hanging="360"/>
+      </w:pPr>
+      <w:rPr>
+        <w:rFonts w:ascii="Courier New" w:hAnsi="Courier New" w:cs="Courier New" w:hint="default"/>
+      </w:rPr>
+    </w:lvl>
+    <w:lvl w:ilvl="2" w:tplc="04150005" w:tentative="1">
+      <w:start w:val="1"/>
+      <w:numFmt w:val="bullet"/>
+      <w:lvlText w:val=""/>
+      <w:lvlJc w:val="left"/>
+      <w:pPr>
+        <w:ind w:left="2160" w:hanging="360"/>
+      </w:pPr>
+      <w:rPr>
+        <w:rFonts w:ascii="Wingdings" w:hAnsi="Wingdings" w:hint="default"/>
+      </w:rPr>
+    </w:lvl>
+    <w:lvl w:ilvl="3" w:tplc="04150001" w:tentative="1">
+      <w:start w:val="1"/>
+      <w:numFmt w:val="bullet"/>
+      <w:lvlText w:val=""/>
+      <w:lvlJc w:val="left"/>
+      <w:pPr>
+        <w:ind w:left="2880" w:hanging="360"/>
+      </w:pPr>
+      <w:rPr>
+        <w:rFonts w:ascii="Symbol" w:hAnsi="Symbol" w:hint="default"/>
+      </w:rPr>
+    </w:lvl>
+    <w:lvl w:ilvl="4" w:tplc="04150003" w:tentative="1">
+      <w:start w:val="1"/>
+      <w:numFmt w:val="bullet"/>
+      <w:lvlText w:val="o"/>
+      <w:lvlJc w:val="left"/>
+      <w:pPr>
+        <w:ind w:left="3600" w:hanging="360"/>
+      </w:pPr>
+      <w:rPr>
+        <w:rFonts w:ascii="Courier New" w:hAnsi="Courier New" w:cs="Courier New" w:hint="default"/>
+      </w:rPr>
+    </w:lvl>
+    <w:lvl w:ilvl="5" w:tplc="04150005" w:tentative="1">
+      <w:start w:val="1"/>
+      <w:numFmt w:val="bullet"/>
+      <w:lvlText w:val=""/>
+      <w:lvlJc w:val="left"/>
+      <w:pPr>
+        <w:ind w:left="4320" w:hanging="360"/>
+      </w:pPr>
+      <w:rPr>
+        <w:rFonts w:ascii="Wingdings" w:hAnsi="Wingdings" w:hint="default"/>
+      </w:rPr>
+    </w:lvl>
+    <w:lvl w:ilvl="6" w:tplc="04150001" w:tentative="1">
+      <w:start w:val="1"/>
+      <w:numFmt w:val="bullet"/>
+      <w:lvlText w:val=""/>
+      <w:lvlJc w:val="left"/>
+      <w:pPr>
+        <w:ind w:left="5040" w:hanging="360"/>
+      </w:pPr>
+      <w:rPr>
+        <w:rFonts w:ascii="Symbol" w:hAnsi="Symbol" w:hint="default"/>
+      </w:rPr>
+    </w:lvl>
+    <w:lvl w:ilvl="7" w:tplc="04150003" w:tentative="1">
+      <w:start w:val="1"/>
+      <w:numFmt w:val="bullet"/>
+      <w:lvlText w:val="o"/>
+      <w:lvlJc w:val="left"/>
+      <w:pPr>
+        <w:ind w:left="5760" w:hanging="360"/>
+      </w:pPr>
+      <w:rPr>
+        <w:rFonts w:ascii="Courier New" w:hAnsi="Courier New" w:cs="Courier New" w:hint="default"/>
+      </w:rPr>
+    </w:lvl>
+    <w:lvl w:ilvl="8" w:tplc="04150005" w:tentative="1">
+      <w:start w:val="1"/>
+      <w:numFmt w:val="bullet"/>
+      <w:lvlText w:val=""/>
+      <w:lvlJc w:val="left"/>
+      <w:pPr>
+        <w:ind w:left="6480" w:hanging="360"/>
+      </w:pPr>
+      <w:rPr>
+        <w:rFonts w:ascii="Wingdings" w:hAnsi="Wingdings" w:hint="default"/>
+      </w:rPr>
+    </w:lvl>
+  </w:abstractNum>
+  <w:abstractNum w:abstractNumId="30" w15:restartNumberingAfterBreak="0">
     <w:nsid w:val="6EEF0378"/>
     <w:multiLevelType w:val="hybridMultilevel"/>
     <w:tmpl w:val="34DE8E4C"/>
@@ -3008,7 +9229,7 @@
       </w:pPr>
     </w:lvl>
   </w:abstractNum>
-  <w:abstractNum w:abstractNumId="14" w15:restartNumberingAfterBreak="0">
+  <w:abstractNum w:abstractNumId="31" w15:restartNumberingAfterBreak="0">
     <w:nsid w:val="77751FA5"/>
     <w:multiLevelType w:val="hybridMultilevel"/>
     <w:tmpl w:val="92F09E88"/>
@@ -3097,7 +9318,120 @@
       </w:pPr>
     </w:lvl>
   </w:abstractNum>
-  <w:abstractNum w:abstractNumId="15" w15:restartNumberingAfterBreak="0">
+  <w:abstractNum w:abstractNumId="32" w15:restartNumberingAfterBreak="0">
+    <w:nsid w:val="7C2F7C2C"/>
+    <w:multiLevelType w:val="hybridMultilevel"/>
+    <w:tmpl w:val="31A28460"/>
+    <w:lvl w:ilvl="0" w:tplc="04150001">
+      <w:start w:val="1"/>
+      <w:numFmt w:val="bullet"/>
+      <w:lvlText w:val=""/>
+      <w:lvlJc w:val="left"/>
+      <w:pPr>
+        <w:ind w:left="720" w:hanging="360"/>
+      </w:pPr>
+      <w:rPr>
+        <w:rFonts w:ascii="Symbol" w:hAnsi="Symbol" w:hint="default"/>
+      </w:rPr>
+    </w:lvl>
+    <w:lvl w:ilvl="1" w:tplc="04150003" w:tentative="1">
+      <w:start w:val="1"/>
+      <w:numFmt w:val="bullet"/>
+      <w:lvlText w:val="o"/>
+      <w:lvlJc w:val="left"/>
+      <w:pPr>
+        <w:ind w:left="1440" w:hanging="360"/>
+      </w:pPr>
+      <w:rPr>
+        <w:rFonts w:ascii="Courier New" w:hAnsi="Courier New" w:cs="Courier New" w:hint="default"/>
+      </w:rPr>
+    </w:lvl>
+    <w:lvl w:ilvl="2" w:tplc="04150005" w:tentative="1">
+      <w:start w:val="1"/>
+      <w:numFmt w:val="bullet"/>
+      <w:lvlText w:val=""/>
+      <w:lvlJc w:val="left"/>
+      <w:pPr>
+        <w:ind w:left="2160" w:hanging="360"/>
+      </w:pPr>
+      <w:rPr>
+        <w:rFonts w:ascii="Wingdings" w:hAnsi="Wingdings" w:hint="default"/>
+      </w:rPr>
+    </w:lvl>
+    <w:lvl w:ilvl="3" w:tplc="04150001" w:tentative="1">
+      <w:start w:val="1"/>
+      <w:numFmt w:val="bullet"/>
+      <w:lvlText w:val=""/>
+      <w:lvlJc w:val="left"/>
+      <w:pPr>
+        <w:ind w:left="2880" w:hanging="360"/>
+      </w:pPr>
+      <w:rPr>
+        <w:rFonts w:ascii="Symbol" w:hAnsi="Symbol" w:hint="default"/>
+      </w:rPr>
+    </w:lvl>
+    <w:lvl w:ilvl="4" w:tplc="04150003" w:tentative="1">
+      <w:start w:val="1"/>
+      <w:numFmt w:val="bullet"/>
+      <w:lvlText w:val="o"/>
+      <w:lvlJc w:val="left"/>
+      <w:pPr>
+        <w:ind w:left="3600" w:hanging="360"/>
+      </w:pPr>
+      <w:rPr>
+        <w:rFonts w:ascii="Courier New" w:hAnsi="Courier New" w:cs="Courier New" w:hint="default"/>
+      </w:rPr>
+    </w:lvl>
+    <w:lvl w:ilvl="5" w:tplc="04150005" w:tentative="1">
+      <w:start w:val="1"/>
+      <w:numFmt w:val="bullet"/>
+      <w:lvlText w:val=""/>
+      <w:lvlJc w:val="left"/>
+      <w:pPr>
+        <w:ind w:left="4320" w:hanging="360"/>
+      </w:pPr>
+      <w:rPr>
+        <w:rFonts w:ascii="Wingdings" w:hAnsi="Wingdings" w:hint="default"/>
+      </w:rPr>
+    </w:lvl>
+    <w:lvl w:ilvl="6" w:tplc="04150001" w:tentative="1">
+      <w:start w:val="1"/>
+      <w:numFmt w:val="bullet"/>
+      <w:lvlText w:val=""/>
+      <w:lvlJc w:val="left"/>
+      <w:pPr>
+        <w:ind w:left="5040" w:hanging="360"/>
+      </w:pPr>
+      <w:rPr>
+        <w:rFonts w:ascii="Symbol" w:hAnsi="Symbol" w:hint="default"/>
+      </w:rPr>
+    </w:lvl>
+    <w:lvl w:ilvl="7" w:tplc="04150003" w:tentative="1">
+      <w:start w:val="1"/>
+      <w:numFmt w:val="bullet"/>
+      <w:lvlText w:val="o"/>
+      <w:lvlJc w:val="left"/>
+      <w:pPr>
+        <w:ind w:left="5760" w:hanging="360"/>
+      </w:pPr>
+      <w:rPr>
+        <w:rFonts w:ascii="Courier New" w:hAnsi="Courier New" w:cs="Courier New" w:hint="default"/>
+      </w:rPr>
+    </w:lvl>
+    <w:lvl w:ilvl="8" w:tplc="04150005" w:tentative="1">
+      <w:start w:val="1"/>
+      <w:numFmt w:val="bullet"/>
+      <w:lvlText w:val=""/>
+      <w:lvlJc w:val="left"/>
+      <w:pPr>
+        <w:ind w:left="6480" w:hanging="360"/>
+      </w:pPr>
+      <w:rPr>
+        <w:rFonts w:ascii="Wingdings" w:hAnsi="Wingdings" w:hint="default"/>
+      </w:rPr>
+    </w:lvl>
+  </w:abstractNum>
+  <w:abstractNum w:abstractNumId="33" w15:restartNumberingAfterBreak="0">
     <w:nsid w:val="7D4F130D"/>
     <w:multiLevelType w:val="multilevel"/>
     <w:tmpl w:val="0B68E444"/>
@@ -3247,52 +9581,106 @@
     </w:lvl>
   </w:abstractNum>
   <w:num w:numId="1" w16cid:durableId="113210579">
+    <w:abstractNumId w:val="10"/>
+  </w:num>
+  <w:num w:numId="2" w16cid:durableId="1802111559">
+    <w:abstractNumId w:val="12"/>
+  </w:num>
+  <w:num w:numId="3" w16cid:durableId="1005060148">
+    <w:abstractNumId w:val="6"/>
+  </w:num>
+  <w:num w:numId="4" w16cid:durableId="1329409442">
+    <w:abstractNumId w:val="26"/>
+  </w:num>
+  <w:num w:numId="5" w16cid:durableId="1347976950">
+    <w:abstractNumId w:val="33"/>
+  </w:num>
+  <w:num w:numId="6" w16cid:durableId="287703402">
+    <w:abstractNumId w:val="17"/>
+  </w:num>
+  <w:num w:numId="7" w16cid:durableId="1130779455">
+    <w:abstractNumId w:val="28"/>
+  </w:num>
+  <w:num w:numId="8" w16cid:durableId="1313170673">
+    <w:abstractNumId w:val="15"/>
+  </w:num>
+  <w:num w:numId="9" w16cid:durableId="1342317978">
+    <w:abstractNumId w:val="31"/>
+  </w:num>
+  <w:num w:numId="10" w16cid:durableId="1325815506">
+    <w:abstractNumId w:val="23"/>
+  </w:num>
+  <w:num w:numId="11" w16cid:durableId="177668701">
+    <w:abstractNumId w:val="27"/>
+  </w:num>
+  <w:num w:numId="12" w16cid:durableId="554395104">
+    <w:abstractNumId w:val="30"/>
+  </w:num>
+  <w:num w:numId="13" w16cid:durableId="667096413">
+    <w:abstractNumId w:val="14"/>
+  </w:num>
+  <w:num w:numId="14" w16cid:durableId="414205644">
     <w:abstractNumId w:val="4"/>
   </w:num>
-  <w:num w:numId="2" w16cid:durableId="1802111559">
-    <w:abstractNumId w:val="5"/>
+  <w:num w:numId="15" w16cid:durableId="1500343794">
+    <w:abstractNumId w:val="2"/>
   </w:num>
-  <w:num w:numId="3" w16cid:durableId="1005060148">
+  <w:num w:numId="16" w16cid:durableId="375549197">
+    <w:abstractNumId w:val="1"/>
+  </w:num>
+  <w:num w:numId="17" w16cid:durableId="1055932429">
+    <w:abstractNumId w:val="32"/>
+  </w:num>
+  <w:num w:numId="18" w16cid:durableId="1022052843">
+    <w:abstractNumId w:val="19"/>
+  </w:num>
+  <w:num w:numId="19" w16cid:durableId="828136587">
+    <w:abstractNumId w:val="22"/>
+  </w:num>
+  <w:num w:numId="20" w16cid:durableId="728042530">
+    <w:abstractNumId w:val="21"/>
+  </w:num>
+  <w:num w:numId="21" w16cid:durableId="1796635348">
+    <w:abstractNumId w:val="9"/>
+  </w:num>
+  <w:num w:numId="22" w16cid:durableId="518786567">
+    <w:abstractNumId w:val="18"/>
+  </w:num>
+  <w:num w:numId="23" w16cid:durableId="1531263486">
+    <w:abstractNumId w:val="25"/>
+  </w:num>
+  <w:num w:numId="24" w16cid:durableId="958873857">
+    <w:abstractNumId w:val="0"/>
+  </w:num>
+  <w:num w:numId="25" w16cid:durableId="1599677079">
     <w:abstractNumId w:val="3"/>
   </w:num>
-  <w:num w:numId="4" w16cid:durableId="1329409442">
-    <w:abstractNumId w:val="10"/>
-  </w:num>
-  <w:num w:numId="5" w16cid:durableId="1347976950">
-    <w:abstractNumId w:val="15"/>
-  </w:num>
-  <w:num w:numId="6" w16cid:durableId="287703402">
+  <w:num w:numId="26" w16cid:durableId="1769891372">
     <w:abstractNumId w:val="8"/>
   </w:num>
-  <w:num w:numId="7" w16cid:durableId="1130779455">
-    <w:abstractNumId w:val="12"/>
+  <w:num w:numId="27" w16cid:durableId="784228492">
+    <w:abstractNumId w:val="11"/>
   </w:num>
-  <w:num w:numId="8" w16cid:durableId="1313170673">
+  <w:num w:numId="28" w16cid:durableId="440808514">
     <w:abstractNumId w:val="7"/>
   </w:num>
-  <w:num w:numId="9" w16cid:durableId="1342317978">
-    <w:abstractNumId w:val="14"/>
+  <w:num w:numId="29" w16cid:durableId="786200529">
+    <w:abstractNumId w:val="24"/>
   </w:num>
-  <w:num w:numId="10" w16cid:durableId="1325815506">
-    <w:abstractNumId w:val="9"/>
+  <w:num w:numId="30" w16cid:durableId="1703284854">
+    <w:abstractNumId w:val="16"/>
   </w:num>
-  <w:num w:numId="11" w16cid:durableId="177668701">
-    <w:abstractNumId w:val="11"/>
+  <w:num w:numId="31" w16cid:durableId="598104008">
+    <w:abstractNumId w:val="20"/>
   </w:num>
-  <w:num w:numId="12" w16cid:durableId="554395104">
+  <w:num w:numId="32" w16cid:durableId="1020663426">
     <w:abstractNumId w:val="13"/>
   </w:num>
-  <w:num w:numId="13" w16cid:durableId="667096413">
-    <w:abstractNumId w:val="6"/>
+  <w:num w:numId="33" w16cid:durableId="740250942">
+    <w:abstractNumId w:val="29"/>
   </w:num>
-  <w:num w:numId="14" w16cid:durableId="414205644">
-    <w:abstractNumId w:val="2"/>
-  </w:num>
-  <w:num w:numId="15" w16cid:durableId="1500343794">
-    <w:abstractNumId w:val="1"/>
-  </w:num>
-  <w:num w:numId="16" w16cid:durableId="375549197">
-    <w:abstractNumId w:val="0"/>
+  <w:num w:numId="34" w16cid:durableId="1274509060">
+    <w:abstractNumId w:val="5"/>
   </w:num>
 </w:numbering>
 </file>
@@ -3899,6 +10287,7 @@
   <w:style w:type="character" w:default="1" w:styleId="Domylnaczcionkaakapitu">
     <w:name w:val="Default Paragraph Font"/>
     <w:uiPriority w:val="1"/>
+    <w:semiHidden/>
     <w:unhideWhenUsed/>
   </w:style>
   <w:style w:type="table" w:default="1" w:styleId="Standardowy">
@@ -4244,6 +10633,36 @@
       <w:color w:val="666666"/>
     </w:rPr>
   </w:style>
+  <w:style w:type="table" w:styleId="Tabela-Siatka">
+    <w:name w:val="Table Grid"/>
+    <w:basedOn w:val="Standardowy"/>
+    <w:uiPriority w:val="39"/>
+    <w:rsid w:val="00937AEE"/>
+    <w:pPr>
+      <w:spacing w:after="0" w:line="240" w:lineRule="auto"/>
+    </w:pPr>
+    <w:tblPr>
+      <w:tblBorders>
+        <w:top w:val="single" w:sz="4" w:space="0" w:color="auto"/>
+        <w:left w:val="single" w:sz="4" w:space="0" w:color="auto"/>
+        <w:bottom w:val="single" w:sz="4" w:space="0" w:color="auto"/>
+        <w:right w:val="single" w:sz="4" w:space="0" w:color="auto"/>
+        <w:insideH w:val="single" w:sz="4" w:space="0" w:color="auto"/>
+        <w:insideV w:val="single" w:sz="4" w:space="0" w:color="auto"/>
+      </w:tblBorders>
+    </w:tblPr>
+  </w:style>
+  <w:style w:type="paragraph" w:styleId="NormalnyWeb">
+    <w:name w:val="Normal (Web)"/>
+    <w:basedOn w:val="Normalny"/>
+    <w:uiPriority w:val="99"/>
+    <w:semiHidden/>
+    <w:unhideWhenUsed/>
+    <w:rsid w:val="00CA33DE"/>
+    <w:rPr>
+      <w:rFonts w:ascii="Times New Roman" w:hAnsi="Times New Roman" w:cs="Times New Roman"/>
+    </w:rPr>
+  </w:style>
 </w:styles>
 </file>
 
